--- a/internal_doc/03.开发设计/性能/Story_查询计划展示优化.docx
+++ b/internal_doc/03.开发设计/性能/Story_查询计划展示优化.docx
@@ -409,6 +409,20 @@
           <w:rFonts w:hint="eastAsia"/>
         </w:rPr>
         <w:t>接口描述</w:t>
+      </w:r>
+    </w:p>
+    <w:p>
+      <w:r>
+        <w:rPr>
+          <w:rFonts w:hint="eastAsia"/>
+        </w:rPr>
+        <w:t>sdbshell</w:t>
+      </w:r>
+      <w:r>
+        <w:rPr>
+          <w:rFonts w:hint="eastAsia"/>
+        </w:rPr>
+        <w:t>添加一下接口</w:t>
       </w:r>
     </w:p>
     <w:p>
@@ -469,6 +483,7 @@
         <w:rPr>
           <w:rFonts w:hint="eastAsia"/>
         </w:rPr>
+        <w:lastRenderedPageBreak/>
         <w:t>语法</w:t>
       </w:r>
     </w:p>
@@ -521,7 +536,6 @@
         <w:rPr>
           <w:rFonts w:hint="eastAsia"/>
         </w:rPr>
-        <w:lastRenderedPageBreak/>
         <w:t>输出</w:t>
       </w:r>
     </w:p>
@@ -1298,10 +1312,11 @@
             </w:pPr>
             <w:r>
               <w:rPr>
-                <w:sz w:val="13"/>
-                <w:szCs w:val="13"/>
-              </w:rPr>
-              <w:t>Selector</w:t>
+                <w:rFonts w:hint="eastAsia"/>
+                <w:sz w:val="13"/>
+                <w:szCs w:val="13"/>
+              </w:rPr>
+              <w:t>OrderBy</w:t>
             </w:r>
           </w:p>
         </w:tc>
@@ -1353,7 +1368,7 @@
                 <w:sz w:val="13"/>
                 <w:szCs w:val="13"/>
               </w:rPr>
-              <w:t>查询计划中的选择符</w:t>
+              <w:t>查询计划中的排序字段</w:t>
             </w:r>
           </w:p>
         </w:tc>
@@ -1377,7 +1392,7 @@
                 <w:sz w:val="13"/>
                 <w:szCs w:val="13"/>
               </w:rPr>
-              <w:t>OrderBy</w:t>
+              <w:t>Hint</w:t>
             </w:r>
           </w:p>
         </w:tc>
@@ -1429,82 +1444,6 @@
                 <w:sz w:val="13"/>
                 <w:szCs w:val="13"/>
               </w:rPr>
-              <w:t>查询计划中的排序字段</w:t>
-            </w:r>
-          </w:p>
-        </w:tc>
-      </w:tr>
-      <w:tr>
-        <w:tc>
-          <w:tcPr>
-            <w:tcW w:w="0" w:type="auto"/>
-          </w:tcPr>
-          <w:p>
-            <w:pPr>
-              <w:ind w:left="0"/>
-              <w:rPr>
-                <w:sz w:val="13"/>
-                <w:szCs w:val="13"/>
-              </w:rPr>
-            </w:pPr>
-            <w:r>
-              <w:rPr>
-                <w:rFonts w:hint="eastAsia"/>
-                <w:sz w:val="13"/>
-                <w:szCs w:val="13"/>
-              </w:rPr>
-              <w:t>Hint</w:t>
-            </w:r>
-          </w:p>
-        </w:tc>
-        <w:tc>
-          <w:tcPr>
-            <w:tcW w:w="0" w:type="auto"/>
-          </w:tcPr>
-          <w:p>
-            <w:pPr>
-              <w:ind w:left="0"/>
-              <w:rPr>
-                <w:sz w:val="13"/>
-                <w:szCs w:val="13"/>
-              </w:rPr>
-            </w:pPr>
-            <w:r>
-              <w:rPr>
-                <w:rFonts w:hint="eastAsia"/>
-                <w:sz w:val="13"/>
-                <w:szCs w:val="13"/>
-              </w:rPr>
-              <w:t>BSON</w:t>
-            </w:r>
-            <w:r>
-              <w:rPr>
-                <w:rFonts w:hint="eastAsia"/>
-                <w:sz w:val="13"/>
-                <w:szCs w:val="13"/>
-              </w:rPr>
-              <w:t>对象</w:t>
-            </w:r>
-          </w:p>
-        </w:tc>
-        <w:tc>
-          <w:tcPr>
-            <w:tcW w:w="0" w:type="auto"/>
-          </w:tcPr>
-          <w:p>
-            <w:pPr>
-              <w:ind w:left="0"/>
-              <w:rPr>
-                <w:sz w:val="13"/>
-                <w:szCs w:val="13"/>
-              </w:rPr>
-            </w:pPr>
-            <w:r>
-              <w:rPr>
-                <w:rFonts w:hint="eastAsia"/>
-                <w:sz w:val="13"/>
-                <w:szCs w:val="13"/>
-              </w:rPr>
               <w:t>查询计划中指定</w:t>
             </w:r>
             <w:r>
@@ -1514,190 +1453,6 @@
                 <w:szCs w:val="13"/>
               </w:rPr>
               <w:t>查询使用索引的情况</w:t>
-            </w:r>
-          </w:p>
-        </w:tc>
-      </w:tr>
-      <w:tr>
-        <w:tc>
-          <w:tcPr>
-            <w:tcW w:w="0" w:type="auto"/>
-          </w:tcPr>
-          <w:p>
-            <w:pPr>
-              <w:ind w:left="0"/>
-              <w:rPr>
-                <w:sz w:val="13"/>
-                <w:szCs w:val="13"/>
-              </w:rPr>
-            </w:pPr>
-            <w:r>
-              <w:rPr>
-                <w:rFonts w:hint="eastAsia"/>
-                <w:sz w:val="13"/>
-                <w:szCs w:val="13"/>
-              </w:rPr>
-              <w:t>Skip</w:t>
-            </w:r>
-          </w:p>
-        </w:tc>
-        <w:tc>
-          <w:tcPr>
-            <w:tcW w:w="0" w:type="auto"/>
-          </w:tcPr>
-          <w:p>
-            <w:pPr>
-              <w:ind w:left="0"/>
-              <w:rPr>
-                <w:sz w:val="13"/>
-                <w:szCs w:val="13"/>
-              </w:rPr>
-            </w:pPr>
-            <w:r>
-              <w:rPr>
-                <w:rFonts w:hint="eastAsia"/>
-                <w:sz w:val="13"/>
-                <w:szCs w:val="13"/>
-              </w:rPr>
-              <w:t>整型</w:t>
-            </w:r>
-          </w:p>
-        </w:tc>
-        <w:tc>
-          <w:tcPr>
-            <w:tcW w:w="0" w:type="auto"/>
-          </w:tcPr>
-          <w:p>
-            <w:pPr>
-              <w:ind w:left="0"/>
-              <w:rPr>
-                <w:sz w:val="13"/>
-                <w:szCs w:val="13"/>
-              </w:rPr>
-            </w:pPr>
-            <w:r>
-              <w:rPr>
-                <w:rFonts w:hint="eastAsia"/>
-                <w:sz w:val="13"/>
-                <w:szCs w:val="13"/>
-              </w:rPr>
-              <w:t>查询计划中指定</w:t>
-            </w:r>
-            <w:r>
-              <w:rPr>
-                <w:rFonts w:hint="eastAsia"/>
-                <w:sz w:val="13"/>
-                <w:szCs w:val="13"/>
-              </w:rPr>
-              <w:t>从结果集哪条记录开始返回，</w:t>
-            </w:r>
-            <w:r>
-              <w:rPr>
-                <w:rFonts w:hint="eastAsia"/>
-                <w:sz w:val="13"/>
-                <w:szCs w:val="13"/>
-              </w:rPr>
-              <w:t>默认值为</w:t>
-            </w:r>
-            <w:r>
-              <w:rPr>
-                <w:rFonts w:hint="eastAsia"/>
-                <w:sz w:val="13"/>
-                <w:szCs w:val="13"/>
-              </w:rPr>
-              <w:t>0</w:t>
-            </w:r>
-          </w:p>
-        </w:tc>
-      </w:tr>
-      <w:tr>
-        <w:tc>
-          <w:tcPr>
-            <w:tcW w:w="0" w:type="auto"/>
-          </w:tcPr>
-          <w:p>
-            <w:pPr>
-              <w:ind w:left="0"/>
-              <w:rPr>
-                <w:sz w:val="13"/>
-                <w:szCs w:val="13"/>
-              </w:rPr>
-            </w:pPr>
-            <w:r>
-              <w:rPr>
-                <w:rFonts w:hint="eastAsia"/>
-                <w:sz w:val="13"/>
-                <w:szCs w:val="13"/>
-              </w:rPr>
-              <w:t>Limit</w:t>
-            </w:r>
-          </w:p>
-        </w:tc>
-        <w:tc>
-          <w:tcPr>
-            <w:tcW w:w="0" w:type="auto"/>
-          </w:tcPr>
-          <w:p>
-            <w:pPr>
-              <w:ind w:left="0"/>
-              <w:rPr>
-                <w:sz w:val="13"/>
-                <w:szCs w:val="13"/>
-              </w:rPr>
-            </w:pPr>
-            <w:r>
-              <w:rPr>
-                <w:rFonts w:hint="eastAsia"/>
-                <w:sz w:val="13"/>
-                <w:szCs w:val="13"/>
-              </w:rPr>
-              <w:t>整型</w:t>
-            </w:r>
-          </w:p>
-        </w:tc>
-        <w:tc>
-          <w:tcPr>
-            <w:tcW w:w="0" w:type="auto"/>
-          </w:tcPr>
-          <w:p>
-            <w:pPr>
-              <w:ind w:left="0"/>
-              <w:rPr>
-                <w:sz w:val="13"/>
-                <w:szCs w:val="13"/>
-              </w:rPr>
-            </w:pPr>
-            <w:r>
-              <w:rPr>
-                <w:rFonts w:hint="eastAsia"/>
-                <w:sz w:val="13"/>
-                <w:szCs w:val="13"/>
-              </w:rPr>
-              <w:t>查询计划中指定</w:t>
-            </w:r>
-            <w:r>
-              <w:rPr>
-                <w:rFonts w:hint="eastAsia"/>
-                <w:sz w:val="13"/>
-                <w:szCs w:val="13"/>
-              </w:rPr>
-              <w:t>返回结果集的记录条数</w:t>
-            </w:r>
-            <w:r>
-              <w:rPr>
-                <w:rFonts w:hint="eastAsia"/>
-                <w:sz w:val="13"/>
-                <w:szCs w:val="13"/>
-              </w:rPr>
-              <w:t>，默认值为</w:t>
-            </w:r>
-            <w:r>
-              <w:rPr>
-                <w:rFonts w:hint="eastAsia"/>
-                <w:sz w:val="13"/>
-                <w:szCs w:val="13"/>
-              </w:rPr>
-              <w:t>-1</w:t>
             </w:r>
           </w:p>
         </w:tc>
@@ -2126,6 +1881,7 @@
               <w:ind w:left="0"/>
             </w:pPr>
             <w:r>
+              <w:lastRenderedPageBreak/>
               <w:t xml:space="preserve">        "Collection": {</w:t>
             </w:r>
           </w:p>
@@ -2142,7 +1898,6 @@
               <w:ind w:left="0"/>
             </w:pPr>
             <w:r>
-              <w:lastRenderedPageBreak/>
               <w:t xml:space="preserve">            "$param": 0,</w:t>
             </w:r>
           </w:p>
@@ -2337,9 +2092,6 @@
     <w:p>
       <w:pPr>
         <w:pStyle w:val="Heading4"/>
-        <w:rPr>
-          <w:rFonts w:hint="eastAsia"/>
-        </w:rPr>
       </w:pPr>
       <w:r>
         <w:rPr>
@@ -2349,11 +2101,6 @@
       </w:r>
     </w:p>
     <w:p>
-      <w:pPr>
-        <w:rPr>
-          <w:rFonts w:hint="eastAsia"/>
-        </w:rPr>
-      </w:pPr>
       <w:r>
         <w:rPr>
           <w:rFonts w:hint="eastAsia"/>
@@ -2490,7 +2237,6 @@
         <w:rPr>
           <w:rFonts w:hint="eastAsia"/>
         </w:rPr>
-        <w:lastRenderedPageBreak/>
         <w:t>输出</w:t>
       </w:r>
     </w:p>
@@ -3180,7 +2926,23 @@
                 <w:sz w:val="13"/>
                 <w:szCs w:val="13"/>
               </w:rPr>
-              <w:t>Detail.ParamValid</w:t>
+              <w:t>Detail.Param</w:t>
+            </w:r>
+            <w:r>
+              <w:rPr>
+                <w:rFonts w:hint="eastAsia"/>
+                <w:sz w:val="13"/>
+                <w:szCs w:val="13"/>
+              </w:rPr>
+              <w:t>Plan</w:t>
+            </w:r>
+            <w:r>
+              <w:rPr>
+                <w:rFonts w:hint="eastAsia"/>
+                <w:sz w:val="13"/>
+                <w:szCs w:val="13"/>
+              </w:rPr>
+              <w:t>Valid</w:t>
             </w:r>
           </w:p>
         </w:tc>
@@ -3271,69 +3033,80 @@
             <w:pPr>
               <w:ind w:left="0"/>
               <w:rPr>
-                <w:sz w:val="13"/>
-                <w:szCs w:val="13"/>
-              </w:rPr>
-            </w:pPr>
-            <w:r>
-              <w:rPr>
-                <w:rFonts w:hint="eastAsia"/>
-                <w:sz w:val="13"/>
-                <w:szCs w:val="13"/>
-              </w:rPr>
-              <w:t>Detail.Parameters</w:t>
-            </w:r>
-          </w:p>
-        </w:tc>
-        <w:tc>
-          <w:tcPr>
-            <w:tcW w:w="0" w:type="auto"/>
-          </w:tcPr>
-          <w:p>
-            <w:pPr>
-              <w:ind w:left="0"/>
-              <w:rPr>
-                <w:sz w:val="13"/>
-                <w:szCs w:val="13"/>
-              </w:rPr>
-            </w:pPr>
-            <w:r>
-              <w:rPr>
-                <w:rFonts w:hint="eastAsia"/>
-                <w:sz w:val="13"/>
-                <w:szCs w:val="13"/>
-              </w:rPr>
-              <w:t>数组类型</w:t>
-            </w:r>
-          </w:p>
-        </w:tc>
-        <w:tc>
-          <w:tcPr>
-            <w:tcW w:w="0" w:type="auto"/>
-          </w:tcPr>
-          <w:p>
-            <w:pPr>
-              <w:ind w:left="0"/>
-              <w:rPr>
-                <w:sz w:val="13"/>
-                <w:szCs w:val="13"/>
-              </w:rPr>
-            </w:pPr>
-            <w:r>
-              <w:rPr>
-                <w:rFonts w:hint="eastAsia"/>
-                <w:sz w:val="13"/>
-                <w:szCs w:val="13"/>
-              </w:rPr>
-              <w:t>参数化的查询计划使用的参数</w:t>
-            </w:r>
-            <w:r>
-              <w:rPr>
-                <w:rFonts w:hint="eastAsia"/>
-                <w:sz w:val="13"/>
-                <w:szCs w:val="13"/>
-              </w:rPr>
-              <w:t>列表</w:t>
+                <w:rFonts w:hint="eastAsia"/>
+                <w:sz w:val="13"/>
+                <w:szCs w:val="13"/>
+              </w:rPr>
+            </w:pPr>
+            <w:r>
+              <w:rPr>
+                <w:rFonts w:hint="eastAsia"/>
+                <w:sz w:val="13"/>
+                <w:szCs w:val="13"/>
+              </w:rPr>
+              <w:t>Detail.MainCL</w:t>
+            </w:r>
+            <w:r>
+              <w:rPr>
+                <w:rFonts w:hint="eastAsia"/>
+                <w:sz w:val="13"/>
+                <w:szCs w:val="13"/>
+              </w:rPr>
+              <w:t>Plan</w:t>
+            </w:r>
+            <w:r>
+              <w:rPr>
+                <w:rFonts w:hint="eastAsia"/>
+                <w:sz w:val="13"/>
+                <w:szCs w:val="13"/>
+              </w:rPr>
+              <w:t>Valid</w:t>
+            </w:r>
+          </w:p>
+        </w:tc>
+        <w:tc>
+          <w:tcPr>
+            <w:tcW w:w="0" w:type="auto"/>
+          </w:tcPr>
+          <w:p>
+            <w:pPr>
+              <w:ind w:left="0"/>
+              <w:rPr>
+                <w:rFonts w:hint="eastAsia"/>
+                <w:sz w:val="13"/>
+                <w:szCs w:val="13"/>
+              </w:rPr>
+            </w:pPr>
+            <w:r>
+              <w:rPr>
+                <w:rFonts w:hint="eastAsia"/>
+                <w:sz w:val="13"/>
+                <w:szCs w:val="13"/>
+              </w:rPr>
+              <w:t>布尔型</w:t>
+            </w:r>
+          </w:p>
+        </w:tc>
+        <w:tc>
+          <w:tcPr>
+            <w:tcW w:w="0" w:type="auto"/>
+          </w:tcPr>
+          <w:p>
+            <w:pPr>
+              <w:ind w:left="0"/>
+              <w:rPr>
+                <w:rFonts w:hint="eastAsia"/>
+                <w:sz w:val="13"/>
+                <w:szCs w:val="13"/>
+              </w:rPr>
+            </w:pPr>
+            <w:r>
+              <w:rPr>
+                <w:rFonts w:hint="eastAsia"/>
+                <w:sz w:val="13"/>
+                <w:szCs w:val="13"/>
+              </w:rPr>
+              <w:t>主表共享的查询计划是否已经可以有效使用</w:t>
             </w:r>
           </w:p>
         </w:tc>
@@ -3357,59 +3130,59 @@
                 <w:sz w:val="13"/>
                 <w:szCs w:val="13"/>
               </w:rPr>
-              <w:t>Detail.MatchConfig</w:t>
-            </w:r>
-          </w:p>
-        </w:tc>
-        <w:tc>
-          <w:tcPr>
-            <w:tcW w:w="0" w:type="auto"/>
-          </w:tcPr>
-          <w:p>
-            <w:pPr>
-              <w:ind w:left="0"/>
-              <w:rPr>
-                <w:sz w:val="13"/>
-                <w:szCs w:val="13"/>
-              </w:rPr>
-            </w:pPr>
-            <w:r>
-              <w:rPr>
-                <w:rFonts w:hint="eastAsia"/>
-                <w:sz w:val="13"/>
-                <w:szCs w:val="13"/>
-              </w:rPr>
-              <w:t>BSON</w:t>
-            </w:r>
-            <w:r>
-              <w:rPr>
-                <w:rFonts w:hint="eastAsia"/>
-                <w:sz w:val="13"/>
-                <w:szCs w:val="13"/>
-              </w:rPr>
-              <w:t>对象</w:t>
-            </w:r>
-          </w:p>
-        </w:tc>
-        <w:tc>
-          <w:tcPr>
-            <w:tcW w:w="0" w:type="auto"/>
-          </w:tcPr>
-          <w:p>
-            <w:pPr>
-              <w:ind w:left="0"/>
-              <w:rPr>
-                <w:sz w:val="13"/>
-                <w:szCs w:val="13"/>
-              </w:rPr>
-            </w:pPr>
-            <w:r>
-              <w:rPr>
-                <w:rFonts w:hint="eastAsia"/>
-                <w:sz w:val="13"/>
-                <w:szCs w:val="13"/>
-              </w:rPr>
-              <w:t>查询计划中的匹配符的配置</w:t>
+              <w:t>Detail.Parameters</w:t>
+            </w:r>
+          </w:p>
+        </w:tc>
+        <w:tc>
+          <w:tcPr>
+            <w:tcW w:w="0" w:type="auto"/>
+          </w:tcPr>
+          <w:p>
+            <w:pPr>
+              <w:ind w:left="0"/>
+              <w:rPr>
+                <w:sz w:val="13"/>
+                <w:szCs w:val="13"/>
+              </w:rPr>
+            </w:pPr>
+            <w:r>
+              <w:rPr>
+                <w:rFonts w:hint="eastAsia"/>
+                <w:sz w:val="13"/>
+                <w:szCs w:val="13"/>
+              </w:rPr>
+              <w:t>数组类型</w:t>
+            </w:r>
+          </w:p>
+        </w:tc>
+        <w:tc>
+          <w:tcPr>
+            <w:tcW w:w="0" w:type="auto"/>
+          </w:tcPr>
+          <w:p>
+            <w:pPr>
+              <w:ind w:left="0"/>
+              <w:rPr>
+                <w:sz w:val="13"/>
+                <w:szCs w:val="13"/>
+              </w:rPr>
+            </w:pPr>
+            <w:r>
+              <w:rPr>
+                <w:rFonts w:hint="eastAsia"/>
+                <w:sz w:val="13"/>
+                <w:szCs w:val="13"/>
+              </w:rPr>
+              <w:t>参数化的查询计划使用的参数</w:t>
+            </w:r>
+            <w:r>
+              <w:rPr>
+                <w:rFonts w:hint="eastAsia"/>
+                <w:sz w:val="13"/>
+                <w:szCs w:val="13"/>
+              </w:rPr>
+              <w:t>列表</w:t>
             </w:r>
           </w:p>
         </w:tc>
@@ -3433,51 +3206,59 @@
                 <w:sz w:val="13"/>
                 <w:szCs w:val="13"/>
               </w:rPr>
-              <w:t>Detail.MatchConfig.EnableMixCmp</w:t>
-            </w:r>
-          </w:p>
-        </w:tc>
-        <w:tc>
-          <w:tcPr>
-            <w:tcW w:w="0" w:type="auto"/>
-          </w:tcPr>
-          <w:p>
-            <w:pPr>
-              <w:ind w:left="0"/>
-              <w:rPr>
-                <w:sz w:val="13"/>
-                <w:szCs w:val="13"/>
-              </w:rPr>
-            </w:pPr>
-            <w:r>
-              <w:rPr>
-                <w:rFonts w:hint="eastAsia"/>
-                <w:sz w:val="13"/>
-                <w:szCs w:val="13"/>
-              </w:rPr>
-              <w:t>布尔型</w:t>
-            </w:r>
-          </w:p>
-        </w:tc>
-        <w:tc>
-          <w:tcPr>
-            <w:tcW w:w="0" w:type="auto"/>
-          </w:tcPr>
-          <w:p>
-            <w:pPr>
-              <w:ind w:left="0"/>
-              <w:rPr>
-                <w:sz w:val="13"/>
-                <w:szCs w:val="13"/>
-              </w:rPr>
-            </w:pPr>
-            <w:r>
-              <w:rPr>
-                <w:rFonts w:hint="eastAsia"/>
-                <w:sz w:val="13"/>
-                <w:szCs w:val="13"/>
-              </w:rPr>
-              <w:t>匹配符是否使用混合匹配模式</w:t>
+              <w:t>Detail.MatchConfig</w:t>
+            </w:r>
+          </w:p>
+        </w:tc>
+        <w:tc>
+          <w:tcPr>
+            <w:tcW w:w="0" w:type="auto"/>
+          </w:tcPr>
+          <w:p>
+            <w:pPr>
+              <w:ind w:left="0"/>
+              <w:rPr>
+                <w:sz w:val="13"/>
+                <w:szCs w:val="13"/>
+              </w:rPr>
+            </w:pPr>
+            <w:r>
+              <w:rPr>
+                <w:rFonts w:hint="eastAsia"/>
+                <w:sz w:val="13"/>
+                <w:szCs w:val="13"/>
+              </w:rPr>
+              <w:t>BSON</w:t>
+            </w:r>
+            <w:r>
+              <w:rPr>
+                <w:rFonts w:hint="eastAsia"/>
+                <w:sz w:val="13"/>
+                <w:szCs w:val="13"/>
+              </w:rPr>
+              <w:t>对象</w:t>
+            </w:r>
+          </w:p>
+        </w:tc>
+        <w:tc>
+          <w:tcPr>
+            <w:tcW w:w="0" w:type="auto"/>
+          </w:tcPr>
+          <w:p>
+            <w:pPr>
+              <w:ind w:left="0"/>
+              <w:rPr>
+                <w:sz w:val="13"/>
+                <w:szCs w:val="13"/>
+              </w:rPr>
+            </w:pPr>
+            <w:r>
+              <w:rPr>
+                <w:rFonts w:hint="eastAsia"/>
+                <w:sz w:val="13"/>
+                <w:szCs w:val="13"/>
+              </w:rPr>
+              <w:t>查询计划中的匹配符的配置</w:t>
             </w:r>
           </w:p>
         </w:tc>
@@ -3501,7 +3282,7 @@
                 <w:sz w:val="13"/>
                 <w:szCs w:val="13"/>
               </w:rPr>
-              <w:t>Detail.MatchConfig.Parameterized</w:t>
+              <w:t>Detail.MatchConfig.EnableMixCmp</w:t>
             </w:r>
           </w:p>
         </w:tc>
@@ -3545,7 +3326,7 @@
                 <w:sz w:val="13"/>
                 <w:szCs w:val="13"/>
               </w:rPr>
-              <w:t>匹配符是否支持参数化</w:t>
+              <w:t>匹配符是否使用混合匹配模式</w:t>
             </w:r>
           </w:p>
         </w:tc>
@@ -3569,7 +3350,7 @@
                 <w:sz w:val="13"/>
                 <w:szCs w:val="13"/>
               </w:rPr>
-              <w:t>Detail.MatchConfig.FuzzyOptr</w:t>
+              <w:t>Detail.MatchConfig.Parameterized</w:t>
             </w:r>
           </w:p>
         </w:tc>
@@ -3613,7 +3394,7 @@
                 <w:sz w:val="13"/>
                 <w:szCs w:val="13"/>
               </w:rPr>
-              <w:t>匹配符是否支持模糊匹配</w:t>
+              <w:t>匹配符是否支持参数化</w:t>
             </w:r>
           </w:p>
         </w:tc>
@@ -3637,6 +3418,74 @@
                 <w:sz w:val="13"/>
                 <w:szCs w:val="13"/>
               </w:rPr>
+              <w:t>Detail.MatchConfig.FuzzyOptr</w:t>
+            </w:r>
+          </w:p>
+        </w:tc>
+        <w:tc>
+          <w:tcPr>
+            <w:tcW w:w="0" w:type="auto"/>
+          </w:tcPr>
+          <w:p>
+            <w:pPr>
+              <w:ind w:left="0"/>
+              <w:rPr>
+                <w:sz w:val="13"/>
+                <w:szCs w:val="13"/>
+              </w:rPr>
+            </w:pPr>
+            <w:r>
+              <w:rPr>
+                <w:rFonts w:hint="eastAsia"/>
+                <w:sz w:val="13"/>
+                <w:szCs w:val="13"/>
+              </w:rPr>
+              <w:t>布尔型</w:t>
+            </w:r>
+          </w:p>
+        </w:tc>
+        <w:tc>
+          <w:tcPr>
+            <w:tcW w:w="0" w:type="auto"/>
+          </w:tcPr>
+          <w:p>
+            <w:pPr>
+              <w:ind w:left="0"/>
+              <w:rPr>
+                <w:sz w:val="13"/>
+                <w:szCs w:val="13"/>
+              </w:rPr>
+            </w:pPr>
+            <w:r>
+              <w:rPr>
+                <w:rFonts w:hint="eastAsia"/>
+                <w:sz w:val="13"/>
+                <w:szCs w:val="13"/>
+              </w:rPr>
+              <w:t>匹配符是否支持模糊匹配</w:t>
+            </w:r>
+          </w:p>
+        </w:tc>
+      </w:tr>
+      <w:tr>
+        <w:tc>
+          <w:tcPr>
+            <w:tcW w:w="0" w:type="auto"/>
+          </w:tcPr>
+          <w:p>
+            <w:pPr>
+              <w:ind w:left="0"/>
+              <w:rPr>
+                <w:sz w:val="13"/>
+                <w:szCs w:val="13"/>
+              </w:rPr>
+            </w:pPr>
+            <w:r>
+              <w:rPr>
+                <w:rFonts w:hint="eastAsia"/>
+                <w:sz w:val="13"/>
+                <w:szCs w:val="13"/>
+              </w:rPr>
               <w:t>Detail.PlanPath</w:t>
             </w:r>
           </w:p>
@@ -3690,6 +3539,286 @@
                 <w:szCs w:val="13"/>
               </w:rPr>
               <w:t>查询计划的具体执行操作</w:t>
+            </w:r>
+          </w:p>
+        </w:tc>
+      </w:tr>
+    </w:tbl>
+    <w:p>
+      <w:pPr>
+        <w:rPr>
+          <w:rFonts w:hint="eastAsia"/>
+        </w:rPr>
+      </w:pPr>
+    </w:p>
+    <w:p>
+      <w:pPr>
+        <w:rPr>
+          <w:rFonts w:hint="eastAsia"/>
+        </w:rPr>
+      </w:pPr>
+      <w:r>
+        <w:rPr>
+          <w:rFonts w:hint="eastAsia"/>
+        </w:rPr>
+        <w:t>PlanPath</w:t>
+      </w:r>
+      <w:r>
+        <w:rPr>
+          <w:rFonts w:hint="eastAsia"/>
+        </w:rPr>
+        <w:t>的子操作：</w:t>
+      </w:r>
+    </w:p>
+    <w:tbl>
+      <w:tblPr>
+        <w:tblStyle w:val="TableGrid"/>
+        <w:tblW w:w="0" w:type="auto"/>
+        <w:tblInd w:w="357" w:type="dxa"/>
+        <w:tblLook w:val="04A0"/>
+      </w:tblPr>
+      <w:tblGrid>
+        <w:gridCol w:w="8165"/>
+      </w:tblGrid>
+      <w:tr>
+        <w:tc>
+          <w:tcPr>
+            <w:tcW w:w="8522" w:type="dxa"/>
+          </w:tcPr>
+          <w:p>
+            <w:pPr>
+              <w:ind w:left="0"/>
+              <w:rPr>
+                <w:rFonts w:hint="eastAsia"/>
+              </w:rPr>
+            </w:pPr>
+            <w:r>
+              <w:rPr>
+                <w:rFonts w:hint="eastAsia"/>
+              </w:rPr>
+              <w:t>Detail :</w:t>
+            </w:r>
+          </w:p>
+          <w:p>
+            <w:pPr>
+              <w:ind w:left="0"/>
+              <w:rPr>
+                <w:rFonts w:hint="eastAsia"/>
+              </w:rPr>
+            </w:pPr>
+            <w:r>
+              <w:rPr>
+                <w:rFonts w:hint="eastAsia"/>
+              </w:rPr>
+              <w:t>{</w:t>
+            </w:r>
+          </w:p>
+          <w:p>
+            <w:pPr>
+              <w:ind w:left="0"/>
+              <w:rPr>
+                <w:rFonts w:hint="eastAsia"/>
+              </w:rPr>
+            </w:pPr>
+            <w:r>
+              <w:rPr>
+                <w:rFonts w:hint="eastAsia"/>
+              </w:rPr>
+              <w:t xml:space="preserve">   ...,</w:t>
+            </w:r>
+          </w:p>
+          <w:p>
+            <w:pPr>
+              <w:ind w:left="0"/>
+              <w:rPr>
+                <w:rFonts w:hint="eastAsia"/>
+              </w:rPr>
+            </w:pPr>
+            <w:r>
+              <w:rPr>
+                <w:rFonts w:hint="eastAsia"/>
+              </w:rPr>
+              <w:t xml:space="preserve">   PlanPath :</w:t>
+            </w:r>
+          </w:p>
+          <w:p>
+            <w:pPr>
+              <w:ind w:left="0"/>
+              <w:rPr>
+                <w:rFonts w:hint="eastAsia"/>
+              </w:rPr>
+            </w:pPr>
+            <w:r>
+              <w:rPr>
+                <w:rFonts w:hint="eastAsia"/>
+              </w:rPr>
+              <w:t xml:space="preserve">   {</w:t>
+            </w:r>
+          </w:p>
+          <w:p>
+            <w:pPr>
+              <w:ind w:left="0"/>
+              <w:rPr>
+                <w:rFonts w:hint="eastAsia"/>
+              </w:rPr>
+            </w:pPr>
+            <w:r>
+              <w:rPr>
+                <w:rFonts w:hint="eastAsia"/>
+              </w:rPr>
+              <w:t xml:space="preserve">      Operator : 'xxx',</w:t>
+            </w:r>
+          </w:p>
+          <w:p>
+            <w:pPr>
+              <w:ind w:left="0"/>
+              <w:rPr>
+                <w:rFonts w:hint="eastAsia"/>
+              </w:rPr>
+            </w:pPr>
+            <w:r>
+              <w:rPr>
+                <w:rFonts w:hint="eastAsia"/>
+              </w:rPr>
+              <w:t xml:space="preserve">      ...,</w:t>
+            </w:r>
+          </w:p>
+          <w:p>
+            <w:pPr>
+              <w:ind w:left="0"/>
+              <w:rPr>
+                <w:rFonts w:hint="eastAsia"/>
+              </w:rPr>
+            </w:pPr>
+            <w:r>
+              <w:rPr>
+                <w:rFonts w:hint="eastAsia"/>
+              </w:rPr>
+              <w:t xml:space="preserve">      ChildOperators :</w:t>
+            </w:r>
+          </w:p>
+          <w:p>
+            <w:pPr>
+              <w:ind w:left="0"/>
+              <w:rPr>
+                <w:rFonts w:hint="eastAsia"/>
+              </w:rPr>
+            </w:pPr>
+            <w:r>
+              <w:rPr>
+                <w:rFonts w:hint="eastAsia"/>
+              </w:rPr>
+              <w:t xml:space="preserve">      [</w:t>
+            </w:r>
+          </w:p>
+          <w:p>
+            <w:pPr>
+              <w:ind w:left="0"/>
+              <w:rPr>
+                <w:rFonts w:hint="eastAsia"/>
+              </w:rPr>
+            </w:pPr>
+            <w:r>
+              <w:rPr>
+                <w:rFonts w:hint="eastAsia"/>
+              </w:rPr>
+              <w:t xml:space="preserve">         {</w:t>
+            </w:r>
+          </w:p>
+          <w:p>
+            <w:pPr>
+              <w:ind w:left="0"/>
+              <w:rPr>
+                <w:rFonts w:hint="eastAsia"/>
+              </w:rPr>
+            </w:pPr>
+            <w:r>
+              <w:rPr>
+                <w:rFonts w:hint="eastAsia"/>
+              </w:rPr>
+              <w:t xml:space="preserve">            Operator: 'xxx',</w:t>
+            </w:r>
+          </w:p>
+          <w:p>
+            <w:pPr>
+              <w:ind w:left="0"/>
+              <w:rPr>
+                <w:rFonts w:hint="eastAsia"/>
+              </w:rPr>
+            </w:pPr>
+            <w:r>
+              <w:rPr>
+                <w:rFonts w:hint="eastAsia"/>
+              </w:rPr>
+              <w:t xml:space="preserve">            ...</w:t>
+            </w:r>
+          </w:p>
+          <w:p>
+            <w:pPr>
+              <w:ind w:left="0"/>
+              <w:rPr>
+                <w:rFonts w:hint="eastAsia"/>
+              </w:rPr>
+            </w:pPr>
+            <w:r>
+              <w:rPr>
+                <w:rFonts w:hint="eastAsia"/>
+              </w:rPr>
+              <w:t xml:space="preserve">         },</w:t>
+            </w:r>
+          </w:p>
+          <w:p>
+            <w:pPr>
+              <w:ind w:left="0"/>
+              <w:rPr>
+                <w:rFonts w:hint="eastAsia"/>
+              </w:rPr>
+            </w:pPr>
+            <w:r>
+              <w:rPr>
+                <w:rFonts w:hint="eastAsia"/>
+              </w:rPr>
+              <w:t xml:space="preserve">         ...</w:t>
+            </w:r>
+          </w:p>
+          <w:p>
+            <w:pPr>
+              <w:ind w:left="0"/>
+              <w:rPr>
+                <w:rFonts w:hint="eastAsia"/>
+              </w:rPr>
+            </w:pPr>
+            <w:r>
+              <w:rPr>
+                <w:rFonts w:hint="eastAsia"/>
+              </w:rPr>
+              <w:t xml:space="preserve">      ]</w:t>
+            </w:r>
+          </w:p>
+          <w:p>
+            <w:pPr>
+              <w:ind w:left="0"/>
+              <w:rPr>
+                <w:rFonts w:hint="eastAsia"/>
+              </w:rPr>
+            </w:pPr>
+            <w:r>
+              <w:rPr>
+                <w:rFonts w:hint="eastAsia"/>
+              </w:rPr>
+              <w:t xml:space="preserve">   }</w:t>
+            </w:r>
+          </w:p>
+          <w:p>
+            <w:pPr>
+              <w:ind w:left="0"/>
+            </w:pPr>
+            <w:r>
+              <w:rPr>
+                <w:rFonts w:hint="eastAsia"/>
+              </w:rPr>
+              <w:lastRenderedPageBreak/>
+              <w:t>}</w:t>
             </w:r>
           </w:p>
         </w:tc>
@@ -4859,6 +4988,14 @@
               </w:rPr>
               <w:t>的启动时间</w:t>
             </w:r>
+            <w:r>
+              <w:rPr>
+                <w:rFonts w:hint="eastAsia"/>
+                <w:sz w:val="13"/>
+                <w:szCs w:val="13"/>
+              </w:rPr>
+              <w:t>（单位：秒）</w:t>
+            </w:r>
           </w:p>
         </w:tc>
       </w:tr>
@@ -4943,6 +5080,14 @@
               </w:rPr>
               <w:t>的运行时间</w:t>
             </w:r>
+            <w:r>
+              <w:rPr>
+                <w:rFonts w:hint="eastAsia"/>
+                <w:sz w:val="13"/>
+                <w:szCs w:val="13"/>
+              </w:rPr>
+              <w:t>（单位：秒）</w:t>
+            </w:r>
           </w:p>
         </w:tc>
       </w:tr>
@@ -5027,6 +5172,14 @@
               </w:rPr>
               <w:t>的结束时间</w:t>
             </w:r>
+            <w:r>
+              <w:rPr>
+                <w:rFonts w:hint="eastAsia"/>
+                <w:sz w:val="13"/>
+                <w:szCs w:val="13"/>
+              </w:rPr>
+              <w:t>（单位：秒）</w:t>
+            </w:r>
           </w:p>
         </w:tc>
       </w:tr>
@@ -5049,7 +5202,6 @@
                 <w:sz w:val="13"/>
                 <w:szCs w:val="13"/>
               </w:rPr>
-              <w:lastRenderedPageBreak/>
               <w:t>Estimate.MthSelectivity</w:t>
             </w:r>
           </w:p>
@@ -6650,6 +6802,7 @@
                 <w:sz w:val="13"/>
                 <w:szCs w:val="13"/>
               </w:rPr>
+              <w:lastRenderedPageBreak/>
               <w:t>Output.Sorted</w:t>
             </w:r>
           </w:p>
@@ -6912,6 +7065,14 @@
               </w:rPr>
               <w:t>的启动时间</w:t>
             </w:r>
+            <w:r>
+              <w:rPr>
+                <w:rFonts w:hint="eastAsia"/>
+                <w:sz w:val="13"/>
+                <w:szCs w:val="13"/>
+              </w:rPr>
+              <w:t>（单位：秒）</w:t>
+            </w:r>
           </w:p>
         </w:tc>
       </w:tr>
@@ -7004,6 +7165,14 @@
               </w:rPr>
               <w:t>的运行时间</w:t>
             </w:r>
+            <w:r>
+              <w:rPr>
+                <w:rFonts w:hint="eastAsia"/>
+                <w:sz w:val="13"/>
+                <w:szCs w:val="13"/>
+              </w:rPr>
+              <w:t>（单位：秒）</w:t>
+            </w:r>
           </w:p>
         </w:tc>
       </w:tr>
@@ -7096,6 +7265,14 @@
               </w:rPr>
               <w:t>的结束时间</w:t>
             </w:r>
+            <w:r>
+              <w:rPr>
+                <w:rFonts w:hint="eastAsia"/>
+                <w:sz w:val="13"/>
+                <w:szCs w:val="13"/>
+              </w:rPr>
+              <w:t>（单位：秒）</w:t>
+            </w:r>
           </w:p>
         </w:tc>
       </w:tr>
@@ -7684,7 +7861,7 @@
                 <w:sz w:val="13"/>
                 <w:szCs w:val="13"/>
               </w:rPr>
-              <w:t>是否视同</w:t>
+              <w:t>是否使用</w:t>
             </w:r>
             <w:r>
               <w:rPr>
@@ -7834,7 +8011,7 @@
       <w:tblGrid>
         <w:gridCol w:w="1197"/>
         <w:gridCol w:w="809"/>
-        <w:gridCol w:w="2250"/>
+        <w:gridCol w:w="2442"/>
       </w:tblGrid>
       <w:tr>
         <w:tc>
@@ -8093,7 +8270,6 @@
                 <w:sz w:val="13"/>
                 <w:szCs w:val="13"/>
               </w:rPr>
-              <w:lastRenderedPageBreak/>
               <w:t>"</w:t>
             </w:r>
             <w:r>
@@ -8157,7 +8333,6 @@
                 <w:sz w:val="13"/>
                 <w:szCs w:val="13"/>
               </w:rPr>
-              <w:lastRenderedPageBreak/>
               <w:t>Output</w:t>
             </w:r>
           </w:p>
@@ -8672,6 +8847,14 @@
               </w:rPr>
               <w:t>的启动时间</w:t>
             </w:r>
+            <w:r>
+              <w:rPr>
+                <w:rFonts w:hint="eastAsia"/>
+                <w:sz w:val="13"/>
+                <w:szCs w:val="13"/>
+              </w:rPr>
+              <w:t>（单位：秒）</w:t>
+            </w:r>
           </w:p>
         </w:tc>
       </w:tr>
@@ -8756,6 +8939,14 @@
               </w:rPr>
               <w:t>的运行时间</w:t>
             </w:r>
+            <w:r>
+              <w:rPr>
+                <w:rFonts w:hint="eastAsia"/>
+                <w:sz w:val="13"/>
+                <w:szCs w:val="13"/>
+              </w:rPr>
+              <w:t>（单位：秒）</w:t>
+            </w:r>
           </w:p>
         </w:tc>
       </w:tr>
@@ -8840,6 +9031,14 @@
               </w:rPr>
               <w:t>的结束时间</w:t>
             </w:r>
+            <w:r>
+              <w:rPr>
+                <w:rFonts w:hint="eastAsia"/>
+                <w:sz w:val="13"/>
+                <w:szCs w:val="13"/>
+              </w:rPr>
+              <w:t>（单位：秒）</w:t>
+            </w:r>
           </w:p>
         </w:tc>
       </w:tr>
@@ -8915,6 +9114,46 @@
                 <w:szCs w:val="13"/>
               </w:rPr>
               <w:t>的子操作</w:t>
+            </w:r>
+            <w:r>
+              <w:rPr>
+                <w:rFonts w:hint="eastAsia"/>
+                <w:sz w:val="13"/>
+                <w:szCs w:val="13"/>
+              </w:rPr>
+              <w:t>（</w:t>
+            </w:r>
+            <w:r>
+              <w:rPr>
+                <w:rFonts w:hint="eastAsia"/>
+                <w:sz w:val="13"/>
+                <w:szCs w:val="13"/>
+              </w:rPr>
+              <w:t>TBSCAN</w:t>
+            </w:r>
+            <w:r>
+              <w:rPr>
+                <w:rFonts w:hint="eastAsia"/>
+                <w:sz w:val="13"/>
+                <w:szCs w:val="13"/>
+              </w:rPr>
+              <w:t>或者</w:t>
+            </w:r>
+            <w:r>
+              <w:rPr>
+                <w:rFonts w:hint="eastAsia"/>
+                <w:sz w:val="13"/>
+                <w:szCs w:val="13"/>
+              </w:rPr>
+              <w:t>IXSCAN</w:t>
+            </w:r>
+            <w:r>
+              <w:rPr>
+                <w:rFonts w:hint="eastAsia"/>
+                <w:sz w:val="13"/>
+                <w:szCs w:val="13"/>
+              </w:rPr>
+              <w:t>）</w:t>
             </w:r>
           </w:p>
         </w:tc>
@@ -9016,6 +9255,7 @@
               <w:ind w:left="0"/>
             </w:pPr>
             <w:r>
+              <w:lastRenderedPageBreak/>
               <w:t xml:space="preserve">      {</w:t>
             </w:r>
           </w:p>
@@ -9184,16 +9424,312 @@
               <w:ind w:left="0"/>
             </w:pPr>
             <w:r>
+              <w:t xml:space="preserve">          }</w:t>
+            </w:r>
+          </w:p>
+          <w:p>
+            <w:pPr>
+              <w:ind w:left="0"/>
+            </w:pPr>
+            <w:r>
+              <w:t xml:space="preserve">        }</w:t>
+            </w:r>
+          </w:p>
+          <w:p>
+            <w:pPr>
+              <w:ind w:left="0"/>
+            </w:pPr>
+            <w:r>
+              <w:t xml:space="preserve">      ]</w:t>
+            </w:r>
+          </w:p>
+          <w:p>
+            <w:pPr>
+              <w:ind w:left="0"/>
+            </w:pPr>
+            <w:r>
+              <w:t xml:space="preserve">    },</w:t>
+            </w:r>
+          </w:p>
+          <w:p>
+            <w:pPr>
+              <w:ind w:left="0"/>
+            </w:pPr>
+            <w:r>
+              <w:t xml:space="preserve">    "OrderBy": {},</w:t>
+            </w:r>
+          </w:p>
+          <w:p>
+            <w:pPr>
+              <w:ind w:left="0"/>
+            </w:pPr>
+            <w:r>
+              <w:t xml:space="preserve">    "Hint": {},</w:t>
+            </w:r>
+          </w:p>
+          <w:p>
+            <w:pPr>
+              <w:ind w:left="0"/>
+            </w:pPr>
+            <w:r>
+              <w:t xml:space="preserve">    "Flags": 0,</w:t>
+            </w:r>
+          </w:p>
+          <w:p>
+            <w:pPr>
+              <w:ind w:left="0"/>
+            </w:pPr>
+            <w:r>
+              <w:t xml:space="preserve">    "MatchConfig": {</w:t>
+            </w:r>
+          </w:p>
+          <w:p>
+            <w:pPr>
+              <w:ind w:left="0"/>
+            </w:pPr>
+            <w:r>
+              <w:t xml:space="preserve">      "EnableMixCmp": false,</w:t>
+            </w:r>
+          </w:p>
+          <w:p>
+            <w:pPr>
+              <w:ind w:left="0"/>
+            </w:pPr>
+            <w:r>
+              <w:t xml:space="preserve">      "Parameterized": true,</w:t>
+            </w:r>
+          </w:p>
+          <w:p>
+            <w:pPr>
+              <w:ind w:left="0"/>
+            </w:pPr>
+            <w:r>
+              <w:t xml:space="preserve">      "FuzzyOptr": false</w:t>
+            </w:r>
+          </w:p>
+          <w:p>
+            <w:pPr>
+              <w:ind w:left="0"/>
+            </w:pPr>
+            <w:r>
+              <w:t xml:space="preserve">    },</w:t>
+            </w:r>
+          </w:p>
+          <w:p>
+            <w:pPr>
+              <w:ind w:left="0"/>
+            </w:pPr>
+            <w:r>
+              <w:t xml:space="preserve">    "ParamValid": false,</w:t>
+            </w:r>
+          </w:p>
+          <w:p>
+            <w:pPr>
+              <w:ind w:left="0"/>
+            </w:pPr>
+            <w:r>
+              <w:t xml:space="preserve">    "PlanPath": {</w:t>
+            </w:r>
+          </w:p>
+          <w:p>
+            <w:pPr>
+              <w:ind w:left="0"/>
+            </w:pPr>
+            <w:r>
+              <w:t xml:space="preserve">      "Operator": "TBSCAN",</w:t>
+            </w:r>
+          </w:p>
+          <w:p>
+            <w:pPr>
+              <w:ind w:left="0"/>
+            </w:pPr>
+            <w:r>
+              <w:t xml:space="preserve">      "Collection": "newcs.newcl",</w:t>
+            </w:r>
+          </w:p>
+          <w:p>
+            <w:pPr>
+              <w:ind w:left="0"/>
+            </w:pPr>
+            <w:r>
+              <w:t xml:space="preserve">      "Input": {</w:t>
+            </w:r>
+          </w:p>
+          <w:p>
+            <w:pPr>
+              <w:ind w:left="0"/>
+            </w:pPr>
+            <w:r>
+              <w:t xml:space="preserve">        "Pages": 1,</w:t>
+            </w:r>
+          </w:p>
+          <w:p>
+            <w:pPr>
+              <w:ind w:left="0"/>
+            </w:pPr>
+            <w:r>
+              <w:t xml:space="preserve">        "Records": 10,</w:t>
+            </w:r>
+          </w:p>
+          <w:p>
+            <w:pPr>
+              <w:ind w:left="0"/>
+            </w:pPr>
+            <w:r>
+              <w:t xml:space="preserve">        "RecordSize": 1</w:t>
+            </w:r>
+          </w:p>
+          <w:p>
+            <w:pPr>
+              <w:ind w:left="0"/>
+            </w:pPr>
+            <w:r>
+              <w:t xml:space="preserve">      },</w:t>
+            </w:r>
+          </w:p>
+          <w:p>
+            <w:pPr>
+              <w:ind w:left="0"/>
+            </w:pPr>
+            <w:r>
+              <w:t xml:space="preserve">      "Output": {</w:t>
+            </w:r>
+          </w:p>
+          <w:p>
+            <w:pPr>
+              <w:ind w:left="0"/>
+            </w:pPr>
+            <w:r>
+              <w:t xml:space="preserve">        "Records": 1,</w:t>
+            </w:r>
+          </w:p>
+          <w:p>
+            <w:pPr>
+              <w:ind w:left="0"/>
+            </w:pPr>
+            <w:r>
               <w:lastRenderedPageBreak/>
-              <w:t xml:space="preserve">          }</w:t>
-            </w:r>
-          </w:p>
-          <w:p>
-            <w:pPr>
-              <w:ind w:left="0"/>
-            </w:pPr>
-            <w:r>
-              <w:t xml:space="preserve">        }</w:t>
+              <w:t xml:space="preserve">        "RecordSize": 1,</w:t>
+            </w:r>
+          </w:p>
+          <w:p>
+            <w:pPr>
+              <w:ind w:left="0"/>
+            </w:pPr>
+            <w:r>
+              <w:t xml:space="preserve">        "Sorted": 0</w:t>
+            </w:r>
+          </w:p>
+          <w:p>
+            <w:pPr>
+              <w:ind w:left="0"/>
+            </w:pPr>
+            <w:r>
+              <w:t xml:space="preserve">      },</w:t>
+            </w:r>
+          </w:p>
+          <w:p>
+            <w:pPr>
+              <w:ind w:left="0"/>
+            </w:pPr>
+            <w:r>
+              <w:t xml:space="preserve">      "Estimate": {</w:t>
+            </w:r>
+          </w:p>
+          <w:p>
+            <w:pPr>
+              <w:ind w:left="0"/>
+            </w:pPr>
+            <w:r>
+              <w:t xml:space="preserve">        "StartCost": 0,</w:t>
+            </w:r>
+          </w:p>
+          <w:p>
+            <w:pPr>
+              <w:ind w:left="0"/>
+            </w:pPr>
+            <w:r>
+              <w:t xml:space="preserve">        "RunCost": 0.03,</w:t>
+            </w:r>
+          </w:p>
+          <w:p>
+            <w:pPr>
+              <w:ind w:left="0"/>
+            </w:pPr>
+            <w:r>
+              <w:t xml:space="preserve">        "TotalCost": 0.03</w:t>
+            </w:r>
+          </w:p>
+          <w:p>
+            <w:pPr>
+              <w:ind w:left="0"/>
+            </w:pPr>
+            <w:r>
+              <w:t xml:space="preserve">      },</w:t>
+            </w:r>
+          </w:p>
+          <w:p>
+            <w:pPr>
+              <w:ind w:left="0"/>
+            </w:pPr>
+            <w:r>
+              <w:t xml:space="preserve">      "CLEstFromStat": false,</w:t>
+            </w:r>
+          </w:p>
+          <w:p>
+            <w:pPr>
+              <w:ind w:left="0"/>
+            </w:pPr>
+            <w:r>
+              <w:t xml:space="preserve">      "CLStatTime": {</w:t>
+            </w:r>
+          </w:p>
+          <w:p>
+            <w:pPr>
+              <w:ind w:left="0"/>
+            </w:pPr>
+            <w:r>
+              <w:t xml:space="preserve">        "$timestamp": "1970-01-01-08.00.00.000000"</w:t>
+            </w:r>
+          </w:p>
+          <w:p>
+            <w:pPr>
+              <w:ind w:left="0"/>
+            </w:pPr>
+            <w:r>
+              <w:t xml:space="preserve">      }</w:t>
+            </w:r>
+          </w:p>
+          <w:p>
+            <w:pPr>
+              <w:ind w:left="0"/>
+            </w:pPr>
+            <w:r>
+              <w:t xml:space="preserve">    },</w:t>
+            </w:r>
+          </w:p>
+          <w:p>
+            <w:pPr>
+              <w:ind w:left="0"/>
+            </w:pPr>
+            <w:r>
+              <w:t xml:space="preserve">    "Parameters": {</w:t>
+            </w:r>
+          </w:p>
+          <w:p>
+            <w:pPr>
+              <w:ind w:left="0"/>
+            </w:pPr>
+            <w:r>
+              <w:t xml:space="preserve">      "$param": [</w:t>
+            </w:r>
+          </w:p>
+          <w:p>
+            <w:pPr>
+              <w:ind w:left="0"/>
+            </w:pPr>
+            <w:r>
+              <w:t xml:space="preserve">        1</w:t>
             </w:r>
           </w:p>
           <w:p>
@@ -9209,302 +9745,6 @@
               <w:ind w:left="0"/>
             </w:pPr>
             <w:r>
-              <w:t xml:space="preserve">    },</w:t>
-            </w:r>
-          </w:p>
-          <w:p>
-            <w:pPr>
-              <w:ind w:left="0"/>
-            </w:pPr>
-            <w:r>
-              <w:t xml:space="preserve">    "OrderBy": {},</w:t>
-            </w:r>
-          </w:p>
-          <w:p>
-            <w:pPr>
-              <w:ind w:left="0"/>
-            </w:pPr>
-            <w:r>
-              <w:t xml:space="preserve">    "Hint": {},</w:t>
-            </w:r>
-          </w:p>
-          <w:p>
-            <w:pPr>
-              <w:ind w:left="0"/>
-            </w:pPr>
-            <w:r>
-              <w:t xml:space="preserve">    "Flags": 0,</w:t>
-            </w:r>
-          </w:p>
-          <w:p>
-            <w:pPr>
-              <w:ind w:left="0"/>
-            </w:pPr>
-            <w:r>
-              <w:t xml:space="preserve">    "MatchConfig": {</w:t>
-            </w:r>
-          </w:p>
-          <w:p>
-            <w:pPr>
-              <w:ind w:left="0"/>
-            </w:pPr>
-            <w:r>
-              <w:t xml:space="preserve">      "EnableMixCmp": false,</w:t>
-            </w:r>
-          </w:p>
-          <w:p>
-            <w:pPr>
-              <w:ind w:left="0"/>
-            </w:pPr>
-            <w:r>
-              <w:t xml:space="preserve">      "Parameterized": true,</w:t>
-            </w:r>
-          </w:p>
-          <w:p>
-            <w:pPr>
-              <w:ind w:left="0"/>
-            </w:pPr>
-            <w:r>
-              <w:t xml:space="preserve">      "FuzzyOptr": false</w:t>
-            </w:r>
-          </w:p>
-          <w:p>
-            <w:pPr>
-              <w:ind w:left="0"/>
-            </w:pPr>
-            <w:r>
-              <w:t xml:space="preserve">    },</w:t>
-            </w:r>
-          </w:p>
-          <w:p>
-            <w:pPr>
-              <w:ind w:left="0"/>
-            </w:pPr>
-            <w:r>
-              <w:t xml:space="preserve">    "ParamValid": false,</w:t>
-            </w:r>
-          </w:p>
-          <w:p>
-            <w:pPr>
-              <w:ind w:left="0"/>
-            </w:pPr>
-            <w:r>
-              <w:t xml:space="preserve">    "PlanPath": {</w:t>
-            </w:r>
-          </w:p>
-          <w:p>
-            <w:pPr>
-              <w:ind w:left="0"/>
-            </w:pPr>
-            <w:r>
-              <w:t xml:space="preserve">      "Operator": "TBSCAN",</w:t>
-            </w:r>
-          </w:p>
-          <w:p>
-            <w:pPr>
-              <w:ind w:left="0"/>
-            </w:pPr>
-            <w:r>
-              <w:t xml:space="preserve">      "Collection": "newcs.newcl",</w:t>
-            </w:r>
-          </w:p>
-          <w:p>
-            <w:pPr>
-              <w:ind w:left="0"/>
-            </w:pPr>
-            <w:r>
-              <w:t xml:space="preserve">      "Input": {</w:t>
-            </w:r>
-          </w:p>
-          <w:p>
-            <w:pPr>
-              <w:ind w:left="0"/>
-            </w:pPr>
-            <w:r>
-              <w:t xml:space="preserve">        "Pages": 1,</w:t>
-            </w:r>
-          </w:p>
-          <w:p>
-            <w:pPr>
-              <w:ind w:left="0"/>
-            </w:pPr>
-            <w:r>
-              <w:t xml:space="preserve">        "Records": 10,</w:t>
-            </w:r>
-          </w:p>
-          <w:p>
-            <w:pPr>
-              <w:ind w:left="0"/>
-            </w:pPr>
-            <w:r>
-              <w:t xml:space="preserve">        "RecordSize": 1</w:t>
-            </w:r>
-          </w:p>
-          <w:p>
-            <w:pPr>
-              <w:ind w:left="0"/>
-            </w:pPr>
-            <w:r>
-              <w:t xml:space="preserve">      },</w:t>
-            </w:r>
-          </w:p>
-          <w:p>
-            <w:pPr>
-              <w:ind w:left="0"/>
-            </w:pPr>
-            <w:r>
-              <w:t xml:space="preserve">      "Output": {</w:t>
-            </w:r>
-          </w:p>
-          <w:p>
-            <w:pPr>
-              <w:ind w:left="0"/>
-            </w:pPr>
-            <w:r>
-              <w:t xml:space="preserve">        "Records": 1,</w:t>
-            </w:r>
-          </w:p>
-          <w:p>
-            <w:pPr>
-              <w:ind w:left="0"/>
-            </w:pPr>
-            <w:r>
-              <w:t xml:space="preserve">        "RecordSize": 1,</w:t>
-            </w:r>
-          </w:p>
-          <w:p>
-            <w:pPr>
-              <w:ind w:left="0"/>
-            </w:pPr>
-            <w:r>
-              <w:t xml:space="preserve">        "Sorted": 0</w:t>
-            </w:r>
-          </w:p>
-          <w:p>
-            <w:pPr>
-              <w:ind w:left="0"/>
-            </w:pPr>
-            <w:r>
-              <w:t xml:space="preserve">      },</w:t>
-            </w:r>
-          </w:p>
-          <w:p>
-            <w:pPr>
-              <w:ind w:left="0"/>
-            </w:pPr>
-            <w:r>
-              <w:t xml:space="preserve">      "Estimate": {</w:t>
-            </w:r>
-          </w:p>
-          <w:p>
-            <w:pPr>
-              <w:ind w:left="0"/>
-            </w:pPr>
-            <w:r>
-              <w:t xml:space="preserve">        "StartCost": 0,</w:t>
-            </w:r>
-          </w:p>
-          <w:p>
-            <w:pPr>
-              <w:ind w:left="0"/>
-            </w:pPr>
-            <w:r>
-              <w:t xml:space="preserve">        "RunCost": 0.03,</w:t>
-            </w:r>
-          </w:p>
-          <w:p>
-            <w:pPr>
-              <w:ind w:left="0"/>
-            </w:pPr>
-            <w:r>
-              <w:t xml:space="preserve">        "TotalCost": 0.03</w:t>
-            </w:r>
-          </w:p>
-          <w:p>
-            <w:pPr>
-              <w:ind w:left="0"/>
-            </w:pPr>
-            <w:r>
-              <w:t xml:space="preserve">      },</w:t>
-            </w:r>
-          </w:p>
-          <w:p>
-            <w:pPr>
-              <w:ind w:left="0"/>
-            </w:pPr>
-            <w:r>
-              <w:t xml:space="preserve">      "CLEstFromStat": false,</w:t>
-            </w:r>
-          </w:p>
-          <w:p>
-            <w:pPr>
-              <w:ind w:left="0"/>
-            </w:pPr>
-            <w:r>
-              <w:t xml:space="preserve">      "CLStatTime": {</w:t>
-            </w:r>
-          </w:p>
-          <w:p>
-            <w:pPr>
-              <w:ind w:left="0"/>
-            </w:pPr>
-            <w:r>
-              <w:t xml:space="preserve">        "$timestamp": "1970-01-01-08.00.00.000000"</w:t>
-            </w:r>
-          </w:p>
-          <w:p>
-            <w:pPr>
-              <w:ind w:left="0"/>
-            </w:pPr>
-            <w:r>
-              <w:t xml:space="preserve">      }</w:t>
-            </w:r>
-          </w:p>
-          <w:p>
-            <w:pPr>
-              <w:ind w:left="0"/>
-            </w:pPr>
-            <w:r>
-              <w:t xml:space="preserve">    },</w:t>
-            </w:r>
-          </w:p>
-          <w:p>
-            <w:pPr>
-              <w:ind w:left="0"/>
-            </w:pPr>
-            <w:r>
-              <w:t xml:space="preserve">    "Parameters": {</w:t>
-            </w:r>
-          </w:p>
-          <w:p>
-            <w:pPr>
-              <w:ind w:left="0"/>
-            </w:pPr>
-            <w:r>
-              <w:t xml:space="preserve">      "$param": [</w:t>
-            </w:r>
-          </w:p>
-          <w:p>
-            <w:pPr>
-              <w:ind w:left="0"/>
-            </w:pPr>
-            <w:r>
-              <w:t xml:space="preserve">        1</w:t>
-            </w:r>
-          </w:p>
-          <w:p>
-            <w:pPr>
-              <w:ind w:left="0"/>
-            </w:pPr>
-            <w:r>
-              <w:t xml:space="preserve">      ]</w:t>
-            </w:r>
-          </w:p>
-          <w:p>
-            <w:pPr>
-              <w:ind w:left="0"/>
-            </w:pPr>
-            <w:r>
               <w:t xml:space="preserve">    }</w:t>
             </w:r>
           </w:p>
@@ -9537,7 +9777,6 @@
               <w:ind w:left="0"/>
             </w:pPr>
             <w:r>
-              <w:lastRenderedPageBreak/>
               <w:t xml:space="preserve">  "IndexRead": 0,</w:t>
             </w:r>
           </w:p>
@@ -9737,6 +9976,14 @@
                 <w:szCs w:val="18"/>
               </w:rPr>
             </w:pPr>
+            <w:r>
+              <w:rPr>
+                <w:rFonts w:hint="eastAsia"/>
+                <w:sz w:val="18"/>
+                <w:szCs w:val="18"/>
+              </w:rPr>
+              <w:t>1.0</w:t>
+            </w:r>
           </w:p>
         </w:tc>
         <w:tc>
@@ -9775,6 +10022,14 @@
                 <w:szCs w:val="18"/>
               </w:rPr>
             </w:pPr>
+            <w:r>
+              <w:rPr>
+                <w:rFonts w:hint="eastAsia"/>
+                <w:sz w:val="18"/>
+                <w:szCs w:val="18"/>
+              </w:rPr>
+              <w:t>5</w:t>
+            </w:r>
           </w:p>
         </w:tc>
       </w:tr>
@@ -9815,6 +10070,14 @@
                 <w:szCs w:val="18"/>
               </w:rPr>
             </w:pPr>
+            <w:r>
+              <w:rPr>
+                <w:rFonts w:hint="eastAsia"/>
+                <w:sz w:val="18"/>
+                <w:szCs w:val="18"/>
+              </w:rPr>
+              <w:t>2017-10-10</w:t>
+            </w:r>
           </w:p>
         </w:tc>
         <w:tc>
@@ -9853,6 +10116,14 @@
                 <w:szCs w:val="18"/>
               </w:rPr>
             </w:pPr>
+            <w:r>
+              <w:rPr>
+                <w:rFonts w:hint="eastAsia"/>
+                <w:sz w:val="18"/>
+                <w:szCs w:val="18"/>
+              </w:rPr>
+              <w:t>2017-10-15</w:t>
+            </w:r>
           </w:p>
         </w:tc>
       </w:tr>
@@ -9988,6 +10259,14 @@
                 <w:szCs w:val="18"/>
               </w:rPr>
             </w:pPr>
+            <w:r>
+              <w:rPr>
+                <w:rFonts w:hint="eastAsia"/>
+                <w:sz w:val="18"/>
+                <w:szCs w:val="18"/>
+              </w:rPr>
+              <w:t>1</w:t>
+            </w:r>
           </w:p>
         </w:tc>
         <w:tc>
@@ -10003,6 +10282,14 @@
                 <w:szCs w:val="18"/>
               </w:rPr>
             </w:pPr>
+            <w:r>
+              <w:rPr>
+                <w:rFonts w:hint="eastAsia"/>
+                <w:sz w:val="18"/>
+                <w:szCs w:val="18"/>
+              </w:rPr>
+              <w:t>设计及代码修改</w:t>
+            </w:r>
           </w:p>
         </w:tc>
         <w:tc>
@@ -10018,6 +10305,47 @@
                 <w:szCs w:val="18"/>
               </w:rPr>
             </w:pPr>
+            <w:r>
+              <w:rPr>
+                <w:rFonts w:hint="eastAsia"/>
+                <w:sz w:val="18"/>
+                <w:szCs w:val="18"/>
+              </w:rPr>
+              <w:t>部分</w:t>
+            </w:r>
+            <w:r>
+              <w:rPr>
+                <w:rFonts w:hint="eastAsia"/>
+                <w:sz w:val="18"/>
+                <w:szCs w:val="18"/>
+              </w:rPr>
+              <w:t>explain</w:t>
+            </w:r>
+            <w:r>
+              <w:rPr>
+                <w:rFonts w:hint="eastAsia"/>
+                <w:sz w:val="18"/>
+                <w:szCs w:val="18"/>
+              </w:rPr>
+              <w:t>代码修改已在前面的</w:t>
+            </w:r>
+            <w:r>
+              <w:rPr>
+                <w:rFonts w:hint="eastAsia"/>
+                <w:sz w:val="18"/>
+                <w:szCs w:val="18"/>
+              </w:rPr>
+              <w:lastRenderedPageBreak/>
+              <w:t>story</w:t>
+            </w:r>
+            <w:r>
+              <w:rPr>
+                <w:rFonts w:hint="eastAsia"/>
+                <w:sz w:val="18"/>
+                <w:szCs w:val="18"/>
+              </w:rPr>
+              <w:t>中实现</w:t>
+            </w:r>
           </w:p>
         </w:tc>
       </w:tr>
@@ -10034,6 +10362,15 @@
                 <w:szCs w:val="18"/>
               </w:rPr>
             </w:pPr>
+            <w:r>
+              <w:rPr>
+                <w:rFonts w:hint="eastAsia"/>
+                <w:sz w:val="18"/>
+                <w:szCs w:val="18"/>
+              </w:rPr>
+              <w:lastRenderedPageBreak/>
+              <w:t>2</w:t>
+            </w:r>
           </w:p>
         </w:tc>
         <w:tc>
@@ -10049,6 +10386,22 @@
                 <w:szCs w:val="18"/>
               </w:rPr>
             </w:pPr>
+            <w:r>
+              <w:rPr>
+                <w:rFonts w:hint="eastAsia"/>
+                <w:sz w:val="18"/>
+                <w:szCs w:val="18"/>
+              </w:rPr>
+              <w:t>自测</w:t>
+            </w:r>
+            <w:r>
+              <w:rPr>
+                <w:rFonts w:hint="eastAsia"/>
+                <w:sz w:val="18"/>
+                <w:szCs w:val="18"/>
+              </w:rPr>
+              <w:t>及代码提交</w:t>
+            </w:r>
           </w:p>
         </w:tc>
         <w:tc>
@@ -10665,7 +11018,6 @@
                 <w:sz w:val="13"/>
                 <w:szCs w:val="13"/>
               </w:rPr>
-              <w:lastRenderedPageBreak/>
               <w:t>001</w:t>
             </w:r>
           </w:p>
@@ -11604,6 +11956,7 @@
               <w:rPr>
                 <w:rFonts w:hint="eastAsia"/>
               </w:rPr>
+              <w:lastRenderedPageBreak/>
               <w:t>周边关联产品或模块是否通知</w:t>
             </w:r>
           </w:p>

--- a/internal_doc/03.开发设计/性能/Story_查询计划展示优化.docx
+++ b/internal_doc/03.开发设计/性能/Story_查询计划展示优化.docx
@@ -3515,11 +3515,6 @@
       </w:r>
     </w:p>
     <w:p>
-      <w:pPr>
-        <w:rPr>
-          <w:rFonts w:hint="eastAsia"/>
-        </w:rPr>
-      </w:pPr>
       <w:r>
         <w:rPr>
           <w:rFonts w:hint="eastAsia"/>
@@ -3607,19 +3602,10 @@
         <w:t>false</w:t>
       </w:r>
     </w:p>
-    <w:p>
-      <w:pPr>
-        <w:rPr>
-          <w:rFonts w:hint="eastAsia"/>
-        </w:rPr>
-      </w:pPr>
-    </w:p>
+    <w:p/>
     <w:p>
       <w:pPr>
         <w:pStyle w:val="Heading4"/>
-        <w:rPr>
-          <w:rFonts w:hint="eastAsia"/>
-        </w:rPr>
       </w:pPr>
       <w:r>
         <w:rPr>
@@ -3641,11 +3627,6 @@
       </w:r>
     </w:p>
     <w:p>
-      <w:pPr>
-        <w:rPr>
-          <w:rFonts w:hint="eastAsia"/>
-        </w:rPr>
-      </w:pPr>
       <w:r>
         <w:rPr>
           <w:rFonts w:hint="eastAsia"/>
@@ -3658,12 +3639,9 @@
         <w:pStyle w:val="ListParagraph"/>
         <w:numPr>
           <w:ilvl w:val="0"/>
-          <w:numId w:val="50"/>
+          <w:numId w:val="8"/>
         </w:numPr>
         <w:ind w:firstLineChars="0"/>
-        <w:rPr>
-          <w:rFonts w:hint="eastAsia"/>
-        </w:rPr>
       </w:pPr>
       <w:r>
         <w:rPr>
@@ -3713,12 +3691,9 @@
         <w:pStyle w:val="ListParagraph"/>
         <w:numPr>
           <w:ilvl w:val="0"/>
-          <w:numId w:val="50"/>
+          <w:numId w:val="8"/>
         </w:numPr>
         <w:ind w:firstLineChars="0"/>
-        <w:rPr>
-          <w:rFonts w:hint="eastAsia"/>
-        </w:rPr>
       </w:pPr>
       <w:r>
         <w:rPr>
@@ -3763,13 +3738,7 @@
         <w:t>一致</w:t>
       </w:r>
     </w:p>
-    <w:p>
-      <w:pPr>
-        <w:rPr>
-          <w:rFonts w:hint="eastAsia"/>
-        </w:rPr>
-      </w:pPr>
-    </w:p>
+    <w:p/>
     <w:tbl>
       <w:tblPr>
         <w:tblStyle w:val="TableGrid"/>
@@ -4032,7 +4001,6 @@
             <w:pPr>
               <w:ind w:left="0"/>
               <w:rPr>
-                <w:rFonts w:hint="eastAsia"/>
                 <w:sz w:val="13"/>
                 <w:szCs w:val="13"/>
               </w:rPr>
@@ -4055,7 +4023,6 @@
             <w:pPr>
               <w:ind w:left="0"/>
               <w:rPr>
-                <w:rFonts w:hint="eastAsia"/>
                 <w:sz w:val="13"/>
                 <w:szCs w:val="13"/>
               </w:rPr>
@@ -4343,7 +4310,6 @@
             <w:pPr>
               <w:ind w:left="0"/>
               <w:rPr>
-                <w:rFonts w:hint="eastAsia"/>
                 <w:sz w:val="13"/>
                 <w:szCs w:val="13"/>
               </w:rPr>
@@ -4366,7 +4332,6 @@
             <w:pPr>
               <w:ind w:left="0"/>
               <w:rPr>
-                <w:rFonts w:hint="eastAsia"/>
                 <w:sz w:val="13"/>
                 <w:szCs w:val="13"/>
               </w:rPr>
@@ -4415,7 +4380,6 @@
             <w:pPr>
               <w:ind w:left="0"/>
               <w:rPr>
-                <w:rFonts w:hint="eastAsia"/>
                 <w:sz w:val="13"/>
                 <w:szCs w:val="13"/>
               </w:rPr>
@@ -4439,7 +4403,6 @@
             <w:pPr>
               <w:ind w:left="0"/>
               <w:rPr>
-                <w:rFonts w:hint="eastAsia"/>
                 <w:sz w:val="13"/>
                 <w:szCs w:val="13"/>
               </w:rPr>
@@ -4486,7 +4449,6 @@
             <w:pPr>
               <w:ind w:left="0"/>
               <w:rPr>
-                <w:rFonts w:hint="eastAsia"/>
                 <w:sz w:val="13"/>
                 <w:szCs w:val="13"/>
               </w:rPr>
@@ -4509,7 +4471,6 @@
             <w:pPr>
               <w:ind w:left="0"/>
               <w:rPr>
-                <w:rFonts w:hint="eastAsia"/>
                 <w:sz w:val="13"/>
                 <w:szCs w:val="13"/>
               </w:rPr>
@@ -4556,7 +4517,6 @@
             <w:pPr>
               <w:ind w:left="0"/>
               <w:rPr>
-                <w:rFonts w:hint="eastAsia"/>
                 <w:sz w:val="13"/>
                 <w:szCs w:val="13"/>
               </w:rPr>
@@ -4579,7 +4539,6 @@
             <w:pPr>
               <w:ind w:left="0"/>
               <w:rPr>
-                <w:rFonts w:hint="eastAsia"/>
                 <w:sz w:val="13"/>
                 <w:szCs w:val="13"/>
               </w:rPr>
@@ -4613,7 +4572,6 @@
             <w:pPr>
               <w:ind w:left="0"/>
               <w:rPr>
-                <w:rFonts w:hint="eastAsia"/>
                 <w:sz w:val="13"/>
                 <w:szCs w:val="13"/>
               </w:rPr>
@@ -4663,7 +4621,6 @@
             <w:pPr>
               <w:ind w:left="0"/>
               <w:rPr>
-                <w:rFonts w:hint="eastAsia"/>
                 <w:sz w:val="13"/>
                 <w:szCs w:val="13"/>
               </w:rPr>
@@ -4689,7 +4646,6 @@
             <w:pPr>
               <w:ind w:left="0"/>
               <w:rPr>
-                <w:rFonts w:hint="eastAsia"/>
                 <w:sz w:val="13"/>
                 <w:szCs w:val="13"/>
               </w:rPr>
@@ -4722,7 +4678,6 @@
             <w:pPr>
               <w:ind w:left="0"/>
               <w:rPr>
-                <w:rFonts w:hint="eastAsia"/>
                 <w:sz w:val="13"/>
                 <w:szCs w:val="13"/>
               </w:rPr>
@@ -4745,7 +4700,6 @@
             <w:pPr>
               <w:ind w:left="0"/>
               <w:rPr>
-                <w:rFonts w:hint="eastAsia"/>
                 <w:sz w:val="13"/>
                 <w:szCs w:val="13"/>
               </w:rPr>
@@ -4768,7 +4722,6 @@
             <w:pPr>
               <w:ind w:left="0"/>
               <w:rPr>
-                <w:rFonts w:hint="eastAsia"/>
                 <w:sz w:val="13"/>
                 <w:szCs w:val="13"/>
               </w:rPr>
@@ -4793,7 +4746,6 @@
             <w:pPr>
               <w:ind w:left="0"/>
               <w:rPr>
-                <w:rFonts w:hint="eastAsia"/>
                 <w:sz w:val="13"/>
                 <w:szCs w:val="13"/>
               </w:rPr>
@@ -4816,7 +4768,6 @@
             <w:pPr>
               <w:ind w:left="0"/>
               <w:rPr>
-                <w:rFonts w:hint="eastAsia"/>
                 <w:sz w:val="13"/>
                 <w:szCs w:val="13"/>
               </w:rPr>
@@ -4839,7 +4790,6 @@
             <w:pPr>
               <w:ind w:left="0"/>
               <w:rPr>
-                <w:rFonts w:hint="eastAsia"/>
                 <w:sz w:val="13"/>
                 <w:szCs w:val="13"/>
               </w:rPr>
@@ -4864,7 +4814,6 @@
             <w:pPr>
               <w:ind w:left="0"/>
               <w:rPr>
-                <w:rFonts w:hint="eastAsia"/>
                 <w:sz w:val="13"/>
                 <w:szCs w:val="13"/>
               </w:rPr>
@@ -4887,7 +4836,6 @@
             <w:pPr>
               <w:ind w:left="0"/>
               <w:rPr>
-                <w:rFonts w:hint="eastAsia"/>
                 <w:sz w:val="13"/>
                 <w:szCs w:val="13"/>
               </w:rPr>
@@ -4910,7 +4858,6 @@
             <w:pPr>
               <w:ind w:left="0"/>
               <w:rPr>
-                <w:rFonts w:hint="eastAsia"/>
                 <w:sz w:val="13"/>
                 <w:szCs w:val="13"/>
               </w:rPr>
@@ -4935,7 +4882,6 @@
             <w:pPr>
               <w:ind w:left="0"/>
               <w:rPr>
-                <w:rFonts w:hint="eastAsia"/>
                 <w:sz w:val="13"/>
                 <w:szCs w:val="13"/>
               </w:rPr>
@@ -4958,7 +4904,6 @@
             <w:pPr>
               <w:ind w:left="0"/>
               <w:rPr>
-                <w:rFonts w:hint="eastAsia"/>
                 <w:sz w:val="13"/>
                 <w:szCs w:val="13"/>
               </w:rPr>
@@ -4981,7 +4926,6 @@
             <w:pPr>
               <w:ind w:left="0"/>
               <w:rPr>
-                <w:rFonts w:hint="eastAsia"/>
                 <w:sz w:val="13"/>
                 <w:szCs w:val="13"/>
               </w:rPr>
@@ -5006,7 +4950,6 @@
             <w:pPr>
               <w:ind w:left="0"/>
               <w:rPr>
-                <w:rFonts w:hint="eastAsia"/>
                 <w:sz w:val="13"/>
                 <w:szCs w:val="13"/>
               </w:rPr>
@@ -5030,7 +4973,6 @@
             <w:pPr>
               <w:ind w:left="0"/>
               <w:rPr>
-                <w:rFonts w:hint="eastAsia"/>
                 <w:sz w:val="13"/>
                 <w:szCs w:val="13"/>
               </w:rPr>
@@ -5053,7 +4995,6 @@
             <w:pPr>
               <w:ind w:left="0"/>
               <w:rPr>
-                <w:rFonts w:hint="eastAsia"/>
                 <w:sz w:val="13"/>
                 <w:szCs w:val="13"/>
               </w:rPr>
@@ -5094,7 +5035,6 @@
             <w:pPr>
               <w:ind w:left="0"/>
               <w:rPr>
-                <w:rFonts w:hint="eastAsia"/>
                 <w:sz w:val="13"/>
                 <w:szCs w:val="13"/>
               </w:rPr>
@@ -5117,7 +5057,6 @@
             <w:pPr>
               <w:ind w:left="0"/>
               <w:rPr>
-                <w:rFonts w:hint="eastAsia"/>
                 <w:sz w:val="13"/>
                 <w:szCs w:val="13"/>
               </w:rPr>
@@ -5140,7 +5079,6 @@
             <w:pPr>
               <w:ind w:left="0"/>
               <w:rPr>
-                <w:rFonts w:hint="eastAsia"/>
                 <w:sz w:val="13"/>
                 <w:szCs w:val="13"/>
               </w:rPr>
@@ -5181,7 +5119,6 @@
             <w:pPr>
               <w:ind w:left="0"/>
               <w:rPr>
-                <w:rFonts w:hint="eastAsia"/>
                 <w:sz w:val="13"/>
                 <w:szCs w:val="13"/>
               </w:rPr>
@@ -5204,7 +5141,6 @@
             <w:pPr>
               <w:ind w:left="0"/>
               <w:rPr>
-                <w:rFonts w:hint="eastAsia"/>
                 <w:sz w:val="13"/>
                 <w:szCs w:val="13"/>
               </w:rPr>
@@ -5227,7 +5163,6 @@
             <w:pPr>
               <w:ind w:left="0"/>
               <w:rPr>
-                <w:rFonts w:hint="eastAsia"/>
                 <w:sz w:val="13"/>
                 <w:szCs w:val="13"/>
               </w:rPr>
@@ -5248,9 +5183,6 @@
     <w:p>
       <w:pPr>
         <w:pStyle w:val="Heading4"/>
-        <w:rPr>
-          <w:rFonts w:hint="eastAsia"/>
-        </w:rPr>
       </w:pPr>
       <w:r>
         <w:rPr>
@@ -5268,9 +5200,6 @@
     <w:p>
       <w:pPr>
         <w:pStyle w:val="Heading4"/>
-        <w:rPr>
-          <w:rFonts w:hint="eastAsia"/>
-        </w:rPr>
       </w:pPr>
       <w:r>
         <w:rPr>
@@ -5286,11 +5215,6 @@
       </w:r>
     </w:p>
     <w:p>
-      <w:pPr>
-        <w:rPr>
-          <w:rFonts w:hint="eastAsia"/>
-        </w:rPr>
-      </w:pPr>
       <w:r>
         <w:rPr>
           <w:rFonts w:hint="eastAsia"/>
@@ -5303,12 +5227,9 @@
         <w:pStyle w:val="ListParagraph"/>
         <w:numPr>
           <w:ilvl w:val="0"/>
-          <w:numId w:val="49"/>
+          <w:numId w:val="7"/>
         </w:numPr>
         <w:ind w:firstLineChars="0"/>
-        <w:rPr>
-          <w:rFonts w:hint="eastAsia"/>
-        </w:rPr>
       </w:pPr>
       <w:r>
         <w:rPr>
@@ -5365,13 +5286,7 @@
         <w:t>操作符</w:t>
       </w:r>
     </w:p>
-    <w:p>
-      <w:pPr>
-        <w:rPr>
-          <w:rFonts w:hint="eastAsia"/>
-        </w:rPr>
-      </w:pPr>
-    </w:p>
+    <w:p/>
     <w:tbl>
       <w:tblPr>
         <w:tblStyle w:val="TableGrid"/>
@@ -5634,7 +5549,6 @@
             <w:pPr>
               <w:ind w:left="0"/>
               <w:rPr>
-                <w:rFonts w:hint="eastAsia"/>
                 <w:sz w:val="13"/>
                 <w:szCs w:val="13"/>
               </w:rPr>
@@ -5657,7 +5571,6 @@
             <w:pPr>
               <w:ind w:left="0"/>
               <w:rPr>
-                <w:rFonts w:hint="eastAsia"/>
                 <w:sz w:val="13"/>
                 <w:szCs w:val="13"/>
               </w:rPr>
@@ -5977,7 +5890,6 @@
             <w:pPr>
               <w:ind w:left="0"/>
               <w:rPr>
-                <w:rFonts w:hint="eastAsia"/>
                 <w:sz w:val="13"/>
                 <w:szCs w:val="13"/>
               </w:rPr>
@@ -6000,7 +5912,6 @@
             <w:pPr>
               <w:ind w:left="0"/>
               <w:rPr>
-                <w:rFonts w:hint="eastAsia"/>
                 <w:sz w:val="13"/>
                 <w:szCs w:val="13"/>
               </w:rPr>
@@ -6023,7 +5934,6 @@
             <w:pPr>
               <w:ind w:left="0"/>
               <w:rPr>
-                <w:rFonts w:hint="eastAsia"/>
                 <w:sz w:val="13"/>
                 <w:szCs w:val="13"/>
               </w:rPr>
@@ -6041,7 +5951,6 @@
             <w:pPr>
               <w:ind w:left="0"/>
               <w:rPr>
-                <w:rFonts w:hint="eastAsia"/>
                 <w:sz w:val="13"/>
                 <w:szCs w:val="13"/>
               </w:rPr>
@@ -6091,7 +6000,6 @@
             <w:pPr>
               <w:ind w:left="0"/>
               <w:rPr>
-                <w:rFonts w:hint="eastAsia"/>
                 <w:sz w:val="13"/>
                 <w:szCs w:val="13"/>
               </w:rPr>
@@ -6125,7 +6033,6 @@
             <w:pPr>
               <w:ind w:left="0"/>
               <w:rPr>
-                <w:rFonts w:hint="eastAsia"/>
                 <w:sz w:val="13"/>
                 <w:szCs w:val="13"/>
               </w:rPr>
@@ -7301,13 +7208,7 @@
         </w:tc>
       </w:tr>
     </w:tbl>
-    <w:p>
-      <w:pPr>
-        <w:rPr>
-          <w:rFonts w:hint="eastAsia"/>
-        </w:rPr>
-      </w:pPr>
-    </w:p>
+    <w:p/>
     <w:p>
       <w:r>
         <w:rPr>
@@ -7608,7 +7509,6 @@
             <w:pPr>
               <w:ind w:left="0"/>
               <w:rPr>
-                <w:rFonts w:hint="eastAsia"/>
                 <w:sz w:val="13"/>
                 <w:szCs w:val="13"/>
               </w:rPr>
@@ -7631,7 +7531,6 @@
             <w:pPr>
               <w:ind w:left="0"/>
               <w:rPr>
-                <w:rFonts w:hint="eastAsia"/>
                 <w:sz w:val="13"/>
                 <w:szCs w:val="13"/>
               </w:rPr>
@@ -7654,7 +7553,6 @@
             <w:pPr>
               <w:ind w:left="0"/>
               <w:rPr>
-                <w:rFonts w:hint="eastAsia"/>
                 <w:sz w:val="13"/>
                 <w:szCs w:val="13"/>
               </w:rPr>
@@ -9440,7 +9338,6 @@
             <w:pPr>
               <w:ind w:left="0"/>
               <w:rPr>
-                <w:rFonts w:hint="eastAsia"/>
                 <w:sz w:val="13"/>
                 <w:szCs w:val="13"/>
               </w:rPr>
@@ -9463,7 +9360,6 @@
             <w:pPr>
               <w:ind w:left="0"/>
               <w:rPr>
-                <w:rFonts w:hint="eastAsia"/>
                 <w:sz w:val="13"/>
                 <w:szCs w:val="13"/>
               </w:rPr>
@@ -9486,7 +9382,6 @@
             <w:pPr>
               <w:ind w:left="0"/>
               <w:rPr>
-                <w:rFonts w:hint="eastAsia"/>
                 <w:sz w:val="13"/>
                 <w:szCs w:val="13"/>
               </w:rPr>
@@ -9613,7 +9508,6 @@
             <w:pPr>
               <w:ind w:left="0"/>
               <w:rPr>
-                <w:rFonts w:hint="eastAsia"/>
                 <w:sz w:val="13"/>
                 <w:szCs w:val="13"/>
               </w:rPr>
@@ -9636,7 +9530,6 @@
             <w:pPr>
               <w:ind w:left="0"/>
               <w:rPr>
-                <w:rFonts w:hint="eastAsia"/>
                 <w:sz w:val="13"/>
                 <w:szCs w:val="13"/>
               </w:rPr>
@@ -11969,7 +11862,6 @@
             <w:pPr>
               <w:ind w:left="0"/>
               <w:rPr>
-                <w:rFonts w:hint="eastAsia"/>
                 <w:sz w:val="13"/>
                 <w:szCs w:val="13"/>
               </w:rPr>
@@ -11992,7 +11884,6 @@
             <w:pPr>
               <w:ind w:left="0"/>
               <w:rPr>
-                <w:rFonts w:hint="eastAsia"/>
                 <w:sz w:val="13"/>
                 <w:szCs w:val="13"/>
               </w:rPr>
@@ -12015,7 +11906,6 @@
             <w:pPr>
               <w:ind w:left="0"/>
               <w:rPr>
-                <w:rFonts w:hint="eastAsia"/>
                 <w:sz w:val="13"/>
                 <w:szCs w:val="13"/>
               </w:rPr>
@@ -12485,7 +12375,6 @@
             <w:pPr>
               <w:ind w:left="0"/>
               <w:rPr>
-                <w:rFonts w:hint="eastAsia"/>
                 <w:sz w:val="13"/>
                 <w:szCs w:val="13"/>
               </w:rPr>
@@ -13011,19 +12900,10 @@
         </w:tc>
       </w:tr>
     </w:tbl>
-    <w:p>
-      <w:pPr>
-        <w:rPr>
-          <w:rFonts w:hint="eastAsia"/>
-        </w:rPr>
-      </w:pPr>
-    </w:p>
+    <w:p/>
     <w:p>
       <w:pPr>
         <w:pStyle w:val="Heading5"/>
-        <w:rPr>
-          <w:rFonts w:hint="eastAsia"/>
-        </w:rPr>
       </w:pPr>
       <w:r>
         <w:rPr>
@@ -14138,9 +14018,6 @@
     <w:p>
       <w:pPr>
         <w:pStyle w:val="Heading4"/>
-        <w:rPr>
-          <w:rFonts w:hint="eastAsia"/>
-        </w:rPr>
       </w:pPr>
       <w:r>
         <w:rPr>
@@ -14374,7 +14251,6 @@
             <w:pPr>
               <w:ind w:left="0"/>
               <w:rPr>
-                <w:rFonts w:hint="eastAsia"/>
                 <w:sz w:val="13"/>
                 <w:szCs w:val="13"/>
               </w:rPr>
@@ -14397,7 +14273,6 @@
             <w:pPr>
               <w:ind w:left="0"/>
               <w:rPr>
-                <w:rFonts w:hint="eastAsia"/>
                 <w:sz w:val="13"/>
                 <w:szCs w:val="13"/>
               </w:rPr>
@@ -14420,7 +14295,6 @@
             <w:pPr>
               <w:ind w:left="0"/>
               <w:rPr>
-                <w:rFonts w:hint="eastAsia"/>
                 <w:sz w:val="13"/>
                 <w:szCs w:val="13"/>
               </w:rPr>
@@ -14445,7 +14319,6 @@
             <w:pPr>
               <w:ind w:left="0"/>
               <w:rPr>
-                <w:rFonts w:hint="eastAsia"/>
                 <w:sz w:val="13"/>
                 <w:szCs w:val="13"/>
               </w:rPr>
@@ -14468,7 +14341,6 @@
             <w:pPr>
               <w:ind w:left="0"/>
               <w:rPr>
-                <w:rFonts w:hint="eastAsia"/>
                 <w:sz w:val="13"/>
                 <w:szCs w:val="13"/>
               </w:rPr>
@@ -14491,7 +14363,6 @@
             <w:pPr>
               <w:ind w:left="0"/>
               <w:rPr>
-                <w:rFonts w:hint="eastAsia"/>
                 <w:sz w:val="13"/>
                 <w:szCs w:val="13"/>
               </w:rPr>
@@ -14516,7 +14387,6 @@
             <w:pPr>
               <w:ind w:left="0"/>
               <w:rPr>
-                <w:rFonts w:hint="eastAsia"/>
                 <w:sz w:val="13"/>
                 <w:szCs w:val="13"/>
               </w:rPr>
@@ -14547,7 +14417,6 @@
             <w:pPr>
               <w:ind w:left="0"/>
               <w:rPr>
-                <w:rFonts w:hint="eastAsia"/>
                 <w:sz w:val="13"/>
                 <w:szCs w:val="13"/>
               </w:rPr>
@@ -14570,7 +14439,6 @@
             <w:pPr>
               <w:ind w:left="0"/>
               <w:rPr>
-                <w:rFonts w:hint="eastAsia"/>
                 <w:sz w:val="13"/>
                 <w:szCs w:val="13"/>
               </w:rPr>
@@ -14587,19 +14455,10 @@
         </w:tc>
       </w:tr>
     </w:tbl>
-    <w:p>
-      <w:pPr>
-        <w:rPr>
-          <w:rFonts w:hint="eastAsia"/>
-        </w:rPr>
-      </w:pPr>
-    </w:p>
+    <w:p/>
     <w:p>
       <w:pPr>
         <w:pStyle w:val="Heading5"/>
-        <w:rPr>
-          <w:rFonts w:hint="eastAsia"/>
-        </w:rPr>
       </w:pPr>
       <w:r>
         <w:rPr>
@@ -14839,7 +14698,6 @@
             <w:pPr>
               <w:ind w:left="0"/>
               <w:rPr>
-                <w:rFonts w:hint="eastAsia"/>
                 <w:sz w:val="13"/>
                 <w:szCs w:val="13"/>
               </w:rPr>
@@ -14863,7 +14721,6 @@
             <w:pPr>
               <w:ind w:left="0"/>
               <w:rPr>
-                <w:rFonts w:hint="eastAsia"/>
                 <w:sz w:val="13"/>
                 <w:szCs w:val="13"/>
               </w:rPr>
@@ -14894,7 +14751,6 @@
             <w:pPr>
               <w:ind w:left="0"/>
               <w:rPr>
-                <w:rFonts w:hint="eastAsia"/>
                 <w:sz w:val="13"/>
                 <w:szCs w:val="13"/>
               </w:rPr>
@@ -14919,7 +14775,6 @@
             <w:pPr>
               <w:ind w:left="0"/>
               <w:rPr>
-                <w:rFonts w:hint="eastAsia"/>
                 <w:sz w:val="13"/>
                 <w:szCs w:val="13"/>
               </w:rPr>
@@ -14942,7 +14797,6 @@
             <w:pPr>
               <w:ind w:left="0"/>
               <w:rPr>
-                <w:rFonts w:hint="eastAsia"/>
                 <w:sz w:val="13"/>
                 <w:szCs w:val="13"/>
               </w:rPr>
@@ -14965,7 +14819,6 @@
             <w:pPr>
               <w:ind w:left="0"/>
               <w:rPr>
-                <w:rFonts w:hint="eastAsia"/>
                 <w:sz w:val="13"/>
                 <w:szCs w:val="13"/>
               </w:rPr>
@@ -15578,19 +15431,8 @@
         </w:tc>
       </w:tr>
     </w:tbl>
+    <w:p/>
     <w:p>
-      <w:pPr>
-        <w:rPr>
-          <w:rFonts w:hint="eastAsia"/>
-        </w:rPr>
-      </w:pPr>
-    </w:p>
-    <w:p>
-      <w:pPr>
-        <w:rPr>
-          <w:rFonts w:hint="eastAsia"/>
-        </w:rPr>
-      </w:pPr>
       <w:r>
         <w:rPr>
           <w:rFonts w:hint="eastAsia"/>
@@ -15650,7 +15492,6 @@
             <w:pPr>
               <w:ind w:left="0"/>
               <w:rPr>
-                <w:rFonts w:hint="eastAsia"/>
                 <w:sz w:val="13"/>
                 <w:szCs w:val="13"/>
               </w:rPr>
@@ -15726,7 +15567,6 @@
             <w:pPr>
               <w:ind w:left="0"/>
               <w:rPr>
-                <w:rFonts w:hint="eastAsia"/>
                 <w:sz w:val="13"/>
                 <w:szCs w:val="13"/>
               </w:rPr>
@@ -15835,7 +15675,6 @@
             <w:pPr>
               <w:ind w:left="0"/>
               <w:rPr>
-                <w:rFonts w:hint="eastAsia"/>
                 <w:sz w:val="13"/>
                 <w:szCs w:val="13"/>
               </w:rPr>
@@ -15853,7 +15692,6 @@
             <w:pPr>
               <w:ind w:left="0"/>
               <w:rPr>
-                <w:rFonts w:hint="eastAsia"/>
                 <w:sz w:val="13"/>
                 <w:szCs w:val="13"/>
               </w:rPr>
@@ -15954,17 +15792,9 @@
     <w:p>
       <w:pPr>
         <w:ind w:left="0"/>
-        <w:rPr>
-          <w:rFonts w:hint="eastAsia"/>
-        </w:rPr>
       </w:pPr>
     </w:p>
     <w:p>
-      <w:pPr>
-        <w:rPr>
-          <w:rFonts w:hint="eastAsia"/>
-        </w:rPr>
-      </w:pPr>
       <w:r>
         <w:rPr>
           <w:rFonts w:hint="eastAsia"/>
@@ -16024,7 +15854,6 @@
             <w:pPr>
               <w:ind w:left="0"/>
               <w:rPr>
-                <w:rFonts w:hint="eastAsia"/>
                 <w:sz w:val="13"/>
                 <w:szCs w:val="13"/>
               </w:rPr>
@@ -16100,7 +15929,6 @@
             <w:pPr>
               <w:ind w:left="0"/>
               <w:rPr>
-                <w:rFonts w:hint="eastAsia"/>
                 <w:sz w:val="13"/>
                 <w:szCs w:val="13"/>
               </w:rPr>
@@ -16176,7 +16004,6 @@
             <w:pPr>
               <w:ind w:left="0"/>
               <w:rPr>
-                <w:rFonts w:hint="eastAsia"/>
                 <w:sz w:val="13"/>
                 <w:szCs w:val="13"/>
               </w:rPr>
@@ -16210,7 +16037,6 @@
             <w:pPr>
               <w:ind w:left="0"/>
               <w:rPr>
-                <w:rFonts w:hint="eastAsia"/>
                 <w:sz w:val="13"/>
                 <w:szCs w:val="13"/>
               </w:rPr>
@@ -16228,7 +16054,6 @@
             <w:pPr>
               <w:ind w:left="0"/>
               <w:rPr>
-                <w:rFonts w:hint="eastAsia"/>
                 <w:sz w:val="13"/>
                 <w:szCs w:val="13"/>
               </w:rPr>
@@ -16246,7 +16071,6 @@
             <w:pPr>
               <w:ind w:left="0"/>
               <w:rPr>
-                <w:rFonts w:hint="eastAsia"/>
                 <w:sz w:val="13"/>
                 <w:szCs w:val="13"/>
               </w:rPr>
@@ -16281,7 +16105,6 @@
             <w:pPr>
               <w:ind w:left="0"/>
               <w:rPr>
-                <w:rFonts w:hint="eastAsia"/>
                 <w:sz w:val="13"/>
                 <w:szCs w:val="13"/>
               </w:rPr>
@@ -16299,7 +16122,6 @@
             <w:pPr>
               <w:ind w:left="0"/>
               <w:rPr>
-                <w:rFonts w:hint="eastAsia"/>
                 <w:sz w:val="13"/>
                 <w:szCs w:val="13"/>
               </w:rPr>
@@ -17134,7 +16956,7 @@
         <w:pStyle w:val="Heading3"/>
         <w:numPr>
           <w:ilvl w:val="0"/>
-          <w:numId w:val="46"/>
+          <w:numId w:val="4"/>
         </w:numPr>
       </w:pPr>
       <w:r>
@@ -17267,9 +17089,6 @@
     <w:p>
       <w:pPr>
         <w:pStyle w:val="Heading4"/>
-        <w:rPr>
-          <w:rFonts w:hint="eastAsia"/>
-        </w:rPr>
       </w:pPr>
       <w:r>
         <w:rPr>
@@ -17391,16 +17210,780 @@
         <w:rPr>
           <w:rFonts w:hint="eastAsia"/>
         </w:rPr>
-        <w:t>Context</w:t>
-      </w:r>
-      <w:r>
-        <w:rPr>
-          <w:rFonts w:hint="eastAsia"/>
-        </w:rPr>
-        <w:t>的监控</w:t>
+        <w:t>查询时间</w:t>
+      </w:r>
+      <w:r>
+        <w:rPr>
+          <w:rFonts w:hint="eastAsia"/>
+        </w:rPr>
+        <w:t>的获取</w:t>
       </w:r>
     </w:p>
-    <w:p/>
+    <w:p>
+      <w:pPr>
+        <w:pStyle w:val="ListParagraph"/>
+        <w:numPr>
+          <w:ilvl w:val="0"/>
+          <w:numId w:val="9"/>
+        </w:numPr>
+        <w:ind w:firstLineChars="0"/>
+        <w:rPr>
+          <w:rFonts w:hint="eastAsia"/>
+        </w:rPr>
+      </w:pPr>
+      <w:r>
+        <w:rPr>
+          <w:rFonts w:hint="eastAsia"/>
+        </w:rPr>
+        <w:t>context</w:t>
+      </w:r>
+      <w:r>
+        <w:rPr>
+          <w:rFonts w:hint="eastAsia"/>
+        </w:rPr>
+        <w:t>的查询时间</w:t>
+      </w:r>
+    </w:p>
+    <w:p>
+      <w:pPr>
+        <w:pStyle w:val="ListParagraph"/>
+        <w:numPr>
+          <w:ilvl w:val="1"/>
+          <w:numId w:val="9"/>
+        </w:numPr>
+        <w:ind w:firstLineChars="0"/>
+        <w:rPr>
+          <w:rFonts w:hint="eastAsia"/>
+        </w:rPr>
+      </w:pPr>
+      <w:r>
+        <w:rPr>
+          <w:rFonts w:hint="eastAsia"/>
+        </w:rPr>
+        <w:t>prepareData</w:t>
+      </w:r>
+      <w:r>
+        <w:rPr>
+          <w:rFonts w:hint="eastAsia"/>
+        </w:rPr>
+        <w:t>的累积时间作为</w:t>
+      </w:r>
+      <w:r>
+        <w:rPr>
+          <w:rFonts w:hint="eastAsia"/>
+        </w:rPr>
+        <w:t>context</w:t>
+      </w:r>
+      <w:r>
+        <w:rPr>
+          <w:rFonts w:hint="eastAsia"/>
+        </w:rPr>
+        <w:t>的查询时间</w:t>
+      </w:r>
+    </w:p>
+    <w:p>
+      <w:pPr>
+        <w:pStyle w:val="ListParagraph"/>
+        <w:numPr>
+          <w:ilvl w:val="1"/>
+          <w:numId w:val="9"/>
+        </w:numPr>
+        <w:ind w:firstLineChars="0"/>
+        <w:rPr>
+          <w:rFonts w:hint="eastAsia"/>
+        </w:rPr>
+      </w:pPr>
+      <w:r>
+        <w:rPr>
+          <w:rFonts w:hint="eastAsia"/>
+        </w:rPr>
+        <w:t>监控的</w:t>
+      </w:r>
+      <w:r>
+        <w:rPr>
+          <w:rFonts w:hint="eastAsia"/>
+        </w:rPr>
+        <w:t>context</w:t>
+      </w:r>
+      <w:r>
+        <w:rPr>
+          <w:rFonts w:hint="eastAsia"/>
+        </w:rPr>
+        <w:t>有</w:t>
+      </w:r>
+    </w:p>
+    <w:p>
+      <w:pPr>
+        <w:pStyle w:val="ListParagraph"/>
+        <w:numPr>
+          <w:ilvl w:val="2"/>
+          <w:numId w:val="9"/>
+        </w:numPr>
+        <w:ind w:firstLineChars="0"/>
+        <w:rPr>
+          <w:rFonts w:hint="eastAsia"/>
+        </w:rPr>
+      </w:pPr>
+      <w:r>
+        <w:rPr>
+          <w:rFonts w:hint="eastAsia"/>
+        </w:rPr>
+        <w:t>rtnContextData</w:t>
+      </w:r>
+    </w:p>
+    <w:p>
+      <w:pPr>
+        <w:pStyle w:val="ListParagraph"/>
+        <w:numPr>
+          <w:ilvl w:val="3"/>
+          <w:numId w:val="9"/>
+        </w:numPr>
+        <w:ind w:firstLineChars="0"/>
+        <w:rPr>
+          <w:rFonts w:hint="eastAsia"/>
+        </w:rPr>
+      </w:pPr>
+      <w:r>
+        <w:rPr>
+          <w:rFonts w:hint="eastAsia"/>
+        </w:rPr>
+        <w:t>rtnContextDataPara</w:t>
+      </w:r>
+    </w:p>
+    <w:p>
+      <w:pPr>
+        <w:pStyle w:val="ListParagraph"/>
+        <w:numPr>
+          <w:ilvl w:val="3"/>
+          <w:numId w:val="9"/>
+        </w:numPr>
+        <w:ind w:firstLineChars="0"/>
+        <w:rPr>
+          <w:rFonts w:hint="eastAsia"/>
+        </w:rPr>
+      </w:pPr>
+      <w:r>
+        <w:rPr>
+          <w:rFonts w:hint="eastAsia"/>
+        </w:rPr>
+        <w:lastRenderedPageBreak/>
+        <w:t>rtnContextTemp</w:t>
+      </w:r>
+    </w:p>
+    <w:p>
+      <w:pPr>
+        <w:pStyle w:val="ListParagraph"/>
+        <w:numPr>
+          <w:ilvl w:val="2"/>
+          <w:numId w:val="9"/>
+        </w:numPr>
+        <w:ind w:firstLineChars="0"/>
+        <w:rPr>
+          <w:rFonts w:hint="eastAsia"/>
+        </w:rPr>
+      </w:pPr>
+      <w:r>
+        <w:rPr>
+          <w:rFonts w:hint="eastAsia"/>
+        </w:rPr>
+        <w:t>rtnContextSort</w:t>
+      </w:r>
+    </w:p>
+    <w:p>
+      <w:pPr>
+        <w:pStyle w:val="ListParagraph"/>
+        <w:numPr>
+          <w:ilvl w:val="0"/>
+          <w:numId w:val="9"/>
+        </w:numPr>
+        <w:ind w:firstLineChars="0"/>
+        <w:rPr>
+          <w:rFonts w:hint="eastAsia"/>
+        </w:rPr>
+      </w:pPr>
+      <w:r>
+        <w:rPr>
+          <w:rFonts w:hint="eastAsia"/>
+        </w:rPr>
+        <w:t>需要获取查询时间的操作</w:t>
+      </w:r>
+    </w:p>
+    <w:p>
+      <w:pPr>
+        <w:pStyle w:val="ListParagraph"/>
+        <w:numPr>
+          <w:ilvl w:val="1"/>
+          <w:numId w:val="9"/>
+        </w:numPr>
+        <w:ind w:firstLineChars="0"/>
+        <w:rPr>
+          <w:rFonts w:hint="eastAsia"/>
+        </w:rPr>
+      </w:pPr>
+      <w:r>
+        <w:rPr>
+          <w:rFonts w:hint="eastAsia"/>
+        </w:rPr>
+        <w:t>update</w:t>
+      </w:r>
+    </w:p>
+    <w:p>
+      <w:pPr>
+        <w:pStyle w:val="ListParagraph"/>
+        <w:numPr>
+          <w:ilvl w:val="1"/>
+          <w:numId w:val="9"/>
+        </w:numPr>
+        <w:ind w:firstLineChars="0"/>
+        <w:rPr>
+          <w:rFonts w:hint="eastAsia"/>
+        </w:rPr>
+      </w:pPr>
+      <w:r>
+        <w:rPr>
+          <w:rFonts w:hint="eastAsia"/>
+        </w:rPr>
+        <w:t>delete</w:t>
+      </w:r>
+    </w:p>
+    <w:p>
+      <w:pPr>
+        <w:pStyle w:val="ListParagraph"/>
+        <w:numPr>
+          <w:ilvl w:val="1"/>
+          <w:numId w:val="9"/>
+        </w:numPr>
+        <w:ind w:firstLineChars="0"/>
+        <w:rPr>
+          <w:rFonts w:hint="eastAsia"/>
+        </w:rPr>
+      </w:pPr>
+      <w:r>
+        <w:rPr>
+          <w:rFonts w:hint="eastAsia"/>
+        </w:rPr>
+        <w:t>取</w:t>
+      </w:r>
+      <w:r>
+        <w:rPr>
+          <w:rFonts w:hint="eastAsia"/>
+        </w:rPr>
+        <w:t>Scanner</w:t>
+      </w:r>
+      <w:r>
+        <w:rPr>
+          <w:rFonts w:hint="eastAsia"/>
+        </w:rPr>
+        <w:t>的扫描</w:t>
+      </w:r>
+      <w:r>
+        <w:rPr>
+          <w:rFonts w:hint="eastAsia"/>
+        </w:rPr>
+        <w:t>及更新或者删除记录的总</w:t>
+      </w:r>
+      <w:r>
+        <w:rPr>
+          <w:rFonts w:hint="eastAsia"/>
+        </w:rPr>
+        <w:t>时间</w:t>
+      </w:r>
+    </w:p>
+    <w:p>
+      <w:pPr>
+        <w:pStyle w:val="Heading3"/>
+        <w:rPr>
+          <w:rFonts w:hint="eastAsia"/>
+        </w:rPr>
+      </w:pPr>
+      <w:r>
+        <w:rPr>
+          <w:rFonts w:hint="eastAsia"/>
+        </w:rPr>
+        <w:t>explain</w:t>
+      </w:r>
+      <w:r>
+        <w:rPr>
+          <w:rFonts w:hint="eastAsia"/>
+        </w:rPr>
+        <w:t>扩展</w:t>
+      </w:r>
+    </w:p>
+    <w:p>
+      <w:pPr>
+        <w:pStyle w:val="Heading4"/>
+        <w:rPr>
+          <w:rFonts w:hint="eastAsia"/>
+        </w:rPr>
+      </w:pPr>
+      <w:r>
+        <w:rPr>
+          <w:rFonts w:hint="eastAsia"/>
+        </w:rPr>
+        <w:t>协调节点</w:t>
+      </w:r>
+    </w:p>
+    <w:p>
+      <w:pPr>
+        <w:rPr>
+          <w:rFonts w:hint="eastAsia"/>
+        </w:rPr>
+      </w:pPr>
+      <w:r>
+        <w:rPr>
+          <w:rFonts w:hint="eastAsia"/>
+        </w:rPr>
+        <w:t>协调节点添加</w:t>
+      </w:r>
+      <w:r>
+        <w:rPr>
+          <w:rFonts w:hint="eastAsia"/>
+        </w:rPr>
+        <w:t>rtnContextCoordExplain</w:t>
+      </w:r>
+      <w:r>
+        <w:rPr>
+          <w:rFonts w:hint="eastAsia"/>
+        </w:rPr>
+        <w:t>的</w:t>
+      </w:r>
+      <w:r>
+        <w:rPr>
+          <w:rFonts w:hint="eastAsia"/>
+        </w:rPr>
+        <w:t>context</w:t>
+      </w:r>
+      <w:r>
+        <w:rPr>
+          <w:rFonts w:hint="eastAsia"/>
+        </w:rPr>
+        <w:t>类型</w:t>
+      </w:r>
+    </w:p>
+    <w:p>
+      <w:pPr>
+        <w:rPr>
+          <w:rFonts w:hint="eastAsia"/>
+        </w:rPr>
+      </w:pPr>
+      <w:r>
+        <w:rPr>
+          <w:rFonts w:hint="eastAsia"/>
+          <w:noProof/>
+        </w:rPr>
+        <w:drawing>
+          <wp:inline distT="0" distB="0" distL="0" distR="0">
+            <wp:extent cx="4219448" cy="1168400"/>
+            <wp:effectExtent l="19050" t="0" r="0" b="0"/>
+            <wp:docPr id="5" name="Picture 3"/>
+            <wp:cNvGraphicFramePr>
+              <a:graphicFrameLocks xmlns:a="http://schemas.openxmlformats.org/drawingml/2006/main" noChangeAspect="1"/>
+            </wp:cNvGraphicFramePr>
+            <a:graphic xmlns:a="http://schemas.openxmlformats.org/drawingml/2006/main">
+              <a:graphicData uri="http://schemas.openxmlformats.org/drawingml/2006/picture">
+                <pic:pic xmlns:pic="http://schemas.openxmlformats.org/drawingml/2006/picture">
+                  <pic:nvPicPr>
+                    <pic:cNvPr id="0" name="Picture 3"/>
+                    <pic:cNvPicPr preferRelativeResize="0">
+                      <a:picLocks noChangeAspect="1" noChangeArrowheads="1"/>
+                    </pic:cNvPicPr>
+                  </pic:nvPicPr>
+                  <pic:blipFill>
+                    <a:blip r:embed="rId11"/>
+                    <a:srcRect/>
+                    <a:stretch>
+                      <a:fillRect/>
+                    </a:stretch>
+                  </pic:blipFill>
+                  <pic:spPr bwMode="auto">
+                    <a:xfrm>
+                      <a:off x="0" y="0"/>
+                      <a:ext cx="4219448" cy="1168400"/>
+                    </a:xfrm>
+                    <a:prstGeom prst="rect">
+                      <a:avLst/>
+                    </a:prstGeom>
+                    <a:noFill/>
+                    <a:ln w="9525">
+                      <a:noFill/>
+                      <a:miter lim="800000"/>
+                      <a:headEnd/>
+                      <a:tailEnd/>
+                    </a:ln>
+                  </pic:spPr>
+                </pic:pic>
+              </a:graphicData>
+            </a:graphic>
+          </wp:inline>
+        </w:drawing>
+      </w:r>
+    </w:p>
+    <w:p>
+      <w:pPr>
+        <w:rPr>
+          <w:rFonts w:hint="eastAsia"/>
+        </w:rPr>
+      </w:pPr>
+      <w:r>
+        <w:rPr>
+          <w:rFonts w:hint="eastAsia"/>
+        </w:rPr>
+        <w:t>rtnContextCoordExplain</w:t>
+      </w:r>
+      <w:r>
+        <w:rPr>
+          <w:rFonts w:hint="eastAsia"/>
+        </w:rPr>
+        <w:t>收集所有</w:t>
+      </w:r>
+      <w:r>
+        <w:rPr>
+          <w:rFonts w:hint="eastAsia"/>
+        </w:rPr>
+        <w:t>coordSubContext</w:t>
+      </w:r>
+      <w:r>
+        <w:rPr>
+          <w:rFonts w:hint="eastAsia"/>
+        </w:rPr>
+        <w:t>的结果后再构建输出结果</w:t>
+      </w:r>
+    </w:p>
+    <w:p>
+      <w:r>
+        <w:rPr>
+          <w:noProof/>
+        </w:rPr>
+        <w:drawing>
+          <wp:inline distT="0" distB="0" distL="0" distR="0">
+            <wp:extent cx="5274310" cy="3400341"/>
+            <wp:effectExtent l="19050" t="0" r="2540" b="0"/>
+            <wp:docPr id="6" name="Picture 4"/>
+            <wp:cNvGraphicFramePr>
+              <a:graphicFrameLocks xmlns:a="http://schemas.openxmlformats.org/drawingml/2006/main" noChangeAspect="1"/>
+            </wp:cNvGraphicFramePr>
+            <a:graphic xmlns:a="http://schemas.openxmlformats.org/drawingml/2006/main">
+              <a:graphicData uri="http://schemas.openxmlformats.org/drawingml/2006/picture">
+                <pic:pic xmlns:pic="http://schemas.openxmlformats.org/drawingml/2006/picture">
+                  <pic:nvPicPr>
+                    <pic:cNvPr id="0" name="Picture 4"/>
+                    <pic:cNvPicPr>
+                      <a:picLocks noChangeAspect="1" noChangeArrowheads="1"/>
+                    </pic:cNvPicPr>
+                  </pic:nvPicPr>
+                  <pic:blipFill>
+                    <a:blip r:embed="rId12"/>
+                    <a:srcRect/>
+                    <a:stretch>
+                      <a:fillRect/>
+                    </a:stretch>
+                  </pic:blipFill>
+                  <pic:spPr bwMode="auto">
+                    <a:xfrm>
+                      <a:off x="0" y="0"/>
+                      <a:ext cx="5274310" cy="3400341"/>
+                    </a:xfrm>
+                    <a:prstGeom prst="rect">
+                      <a:avLst/>
+                    </a:prstGeom>
+                    <a:noFill/>
+                    <a:ln w="9525">
+                      <a:noFill/>
+                      <a:miter lim="800000"/>
+                      <a:headEnd/>
+                      <a:tailEnd/>
+                    </a:ln>
+                  </pic:spPr>
+                </pic:pic>
+              </a:graphicData>
+            </a:graphic>
+          </wp:inline>
+        </w:drawing>
+      </w:r>
+    </w:p>
+    <w:p>
+      <w:pPr>
+        <w:pStyle w:val="Heading4"/>
+        <w:rPr>
+          <w:rFonts w:hint="eastAsia"/>
+        </w:rPr>
+      </w:pPr>
+      <w:r>
+        <w:rPr>
+          <w:rFonts w:hint="eastAsia"/>
+        </w:rPr>
+        <w:lastRenderedPageBreak/>
+        <w:t>GetMore</w:t>
+      </w:r>
+      <w:r>
+        <w:rPr>
+          <w:rFonts w:hint="eastAsia"/>
+        </w:rPr>
+        <w:t>次数的估算</w:t>
+      </w:r>
+    </w:p>
+    <w:p>
+      <w:pPr>
+        <w:pStyle w:val="Heading5"/>
+        <w:rPr>
+          <w:rFonts w:hint="eastAsia"/>
+        </w:rPr>
+      </w:pPr>
+      <w:r>
+        <w:rPr>
+          <w:rFonts w:hint="eastAsia"/>
+        </w:rPr>
+        <w:t>IX</w:t>
+      </w:r>
+      <w:r>
+        <w:rPr>
+          <w:rFonts w:hint="eastAsia"/>
+        </w:rPr>
+        <w:t>Scan</w:t>
+      </w:r>
+    </w:p>
+    <w:p>
+      <w:pPr>
+        <w:rPr>
+          <w:rFonts w:hint="eastAsia"/>
+        </w:rPr>
+      </w:pPr>
+      <w:r>
+        <w:rPr>
+          <w:rFonts w:hint="eastAsia"/>
+        </w:rPr>
+        <w:t>每</w:t>
+      </w:r>
+      <w:r>
+        <w:rPr>
+          <w:rFonts w:hint="eastAsia"/>
+        </w:rPr>
+        <w:t>100</w:t>
+      </w:r>
+      <w:r>
+        <w:rPr>
+          <w:rFonts w:hint="eastAsia"/>
+        </w:rPr>
+        <w:t>条数据作为一次</w:t>
+      </w:r>
+      <w:r>
+        <w:rPr>
+          <w:rFonts w:hint="eastAsia"/>
+        </w:rPr>
+        <w:t>GetMore</w:t>
+      </w:r>
+      <w:r>
+        <w:rPr>
+          <w:rFonts w:hint="eastAsia"/>
+        </w:rPr>
+        <w:t>返回</w:t>
+      </w:r>
+    </w:p>
+    <w:p>
+      <w:pPr>
+        <w:pStyle w:val="Heading5"/>
+        <w:rPr>
+          <w:rFonts w:hint="eastAsia"/>
+        </w:rPr>
+      </w:pPr>
+      <w:r>
+        <w:rPr>
+          <w:rFonts w:hint="eastAsia"/>
+        </w:rPr>
+        <w:t>TBScan</w:t>
+      </w:r>
+    </w:p>
+    <w:p>
+      <w:pPr>
+        <w:rPr>
+          <w:rFonts w:hint="eastAsia"/>
+        </w:rPr>
+      </w:pPr>
+      <w:r>
+        <w:rPr>
+          <w:rFonts w:hint="eastAsia"/>
+        </w:rPr>
+        <w:t>每一个</w:t>
+      </w:r>
+      <w:r>
+        <w:rPr>
+          <w:rFonts w:hint="eastAsia"/>
+        </w:rPr>
+        <w:t>extent</w:t>
+      </w:r>
+      <w:r>
+        <w:rPr>
+          <w:rFonts w:hint="eastAsia"/>
+        </w:rPr>
+        <w:t>(page</w:t>
+      </w:r>
+      <w:r>
+        <w:rPr>
+          <w:rFonts w:hint="eastAsia"/>
+        </w:rPr>
+        <w:t>，</w:t>
+      </w:r>
+      <w:r>
+        <w:rPr>
+          <w:rFonts w:hint="eastAsia"/>
+        </w:rPr>
+        <w:t>4KB</w:t>
+      </w:r>
+      <w:r>
+        <w:rPr>
+          <w:rFonts w:hint="eastAsia"/>
+        </w:rPr>
+        <w:t>、</w:t>
+      </w:r>
+      <w:r>
+        <w:rPr>
+          <w:rFonts w:hint="eastAsia"/>
+        </w:rPr>
+        <w:t>8KB</w:t>
+      </w:r>
+      <w:r>
+        <w:rPr>
+          <w:rFonts w:hint="eastAsia"/>
+        </w:rPr>
+        <w:t>、</w:t>
+      </w:r>
+      <w:r>
+        <w:rPr>
+          <w:rFonts w:hint="eastAsia"/>
+        </w:rPr>
+        <w:t>16KB</w:t>
+      </w:r>
+      <w:r>
+        <w:rPr>
+          <w:rFonts w:hint="eastAsia"/>
+        </w:rPr>
+        <w:t>、</w:t>
+      </w:r>
+      <w:r>
+        <w:rPr>
+          <w:rFonts w:hint="eastAsia"/>
+        </w:rPr>
+        <w:t>32KB</w:t>
+      </w:r>
+      <w:r>
+        <w:rPr>
+          <w:rFonts w:hint="eastAsia"/>
+        </w:rPr>
+        <w:t>、</w:t>
+      </w:r>
+      <w:r>
+        <w:rPr>
+          <w:rFonts w:hint="eastAsia"/>
+        </w:rPr>
+        <w:t>64KB</w:t>
+      </w:r>
+      <w:r>
+        <w:rPr>
+          <w:rFonts w:hint="eastAsia"/>
+        </w:rPr>
+        <w:t>)</w:t>
+      </w:r>
+      <w:r>
+        <w:rPr>
+          <w:rFonts w:hint="eastAsia"/>
+        </w:rPr>
+        <w:t>的数据</w:t>
+      </w:r>
+      <w:r>
+        <w:rPr>
+          <w:rFonts w:hint="eastAsia"/>
+        </w:rPr>
+        <w:t>作为一次</w:t>
+      </w:r>
+      <w:r>
+        <w:rPr>
+          <w:rFonts w:hint="eastAsia"/>
+        </w:rPr>
+        <w:t>GetMore</w:t>
+      </w:r>
+      <w:r>
+        <w:rPr>
+          <w:rFonts w:hint="eastAsia"/>
+        </w:rPr>
+        <w:t>返回</w:t>
+      </w:r>
+    </w:p>
+    <w:p>
+      <w:pPr>
+        <w:pStyle w:val="Heading5"/>
+        <w:rPr>
+          <w:rFonts w:hint="eastAsia"/>
+        </w:rPr>
+      </w:pPr>
+      <w:r>
+        <w:rPr>
+          <w:rFonts w:hint="eastAsia"/>
+        </w:rPr>
+        <w:t>Sort</w:t>
+      </w:r>
+    </w:p>
+    <w:p>
+      <w:pPr>
+        <w:pStyle w:val="ListParagraph"/>
+        <w:numPr>
+          <w:ilvl w:val="0"/>
+          <w:numId w:val="10"/>
+        </w:numPr>
+        <w:ind w:firstLineChars="0"/>
+        <w:rPr>
+          <w:rFonts w:hint="eastAsia"/>
+        </w:rPr>
+      </w:pPr>
+      <w:r>
+        <w:rPr>
+          <w:rFonts w:hint="eastAsia"/>
+        </w:rPr>
+        <w:t>每</w:t>
+      </w:r>
+      <w:r>
+        <w:rPr>
+          <w:rFonts w:hint="eastAsia"/>
+        </w:rPr>
+        <w:t>1000000</w:t>
+      </w:r>
+      <w:r>
+        <w:rPr>
+          <w:rFonts w:hint="eastAsia"/>
+        </w:rPr>
+        <w:t>条数据</w:t>
+      </w:r>
+    </w:p>
+    <w:p>
+      <w:pPr>
+        <w:pStyle w:val="ListParagraph"/>
+        <w:numPr>
+          <w:ilvl w:val="0"/>
+          <w:numId w:val="10"/>
+        </w:numPr>
+        <w:ind w:firstLineChars="0"/>
+        <w:rPr>
+          <w:rFonts w:hint="eastAsia"/>
+        </w:rPr>
+      </w:pPr>
+      <w:r>
+        <w:rPr>
+          <w:rFonts w:hint="eastAsia"/>
+        </w:rPr>
+        <w:t>每</w:t>
+      </w:r>
+      <w:r>
+        <w:rPr>
+          <w:rFonts w:hint="eastAsia"/>
+        </w:rPr>
+        <w:t>2MB</w:t>
+      </w:r>
+      <w:r>
+        <w:rPr>
+          <w:rFonts w:hint="eastAsia"/>
+        </w:rPr>
+        <w:t>数据</w:t>
+      </w:r>
+    </w:p>
     <w:p>
       <w:pPr>
         <w:pStyle w:val="Heading2"/>
@@ -17475,7 +18058,6 @@
                 <w:sz w:val="18"/>
                 <w:szCs w:val="18"/>
               </w:rPr>
-              <w:lastRenderedPageBreak/>
               <w:t>总工作量（</w:t>
             </w:r>
             <w:r>
@@ -18290,6 +18872,7 @@
         <w:rPr>
           <w:rFonts w:hint="eastAsia"/>
         </w:rPr>
+        <w:lastRenderedPageBreak/>
         <w:t>验收</w:t>
       </w:r>
       <w:r>
@@ -19323,7 +19906,6 @@
               <w:rPr>
                 <w:rFonts w:hint="eastAsia"/>
               </w:rPr>
-              <w:lastRenderedPageBreak/>
               <w:t>Story</w:t>
             </w:r>
             <w:r>
@@ -19631,7 +20213,7 @@
         <w:pStyle w:val="Heading3"/>
         <w:numPr>
           <w:ilvl w:val="0"/>
-          <w:numId w:val="47"/>
+          <w:numId w:val="5"/>
         </w:numPr>
       </w:pPr>
       <w:r>
@@ -19646,7 +20228,7 @@
         <w:pStyle w:val="ListParagraph"/>
         <w:numPr>
           <w:ilvl w:val="0"/>
-          <w:numId w:val="48"/>
+          <w:numId w:val="6"/>
         </w:numPr>
         <w:ind w:firstLineChars="0"/>
         <w:jc w:val="left"/>
@@ -19675,7 +20257,7 @@
         <w:pStyle w:val="ListParagraph"/>
         <w:numPr>
           <w:ilvl w:val="0"/>
-          <w:numId w:val="48"/>
+          <w:numId w:val="6"/>
         </w:numPr>
         <w:ind w:firstLineChars="0"/>
         <w:jc w:val="left"/>
@@ -19692,7 +20274,7 @@
         <w:pStyle w:val="ListParagraph"/>
         <w:numPr>
           <w:ilvl w:val="0"/>
-          <w:numId w:val="48"/>
+          <w:numId w:val="6"/>
         </w:numPr>
         <w:ind w:firstLineChars="0"/>
         <w:jc w:val="left"/>
@@ -19745,7 +20327,7 @@
         <w:pStyle w:val="ListParagraph"/>
         <w:numPr>
           <w:ilvl w:val="1"/>
-          <w:numId w:val="48"/>
+          <w:numId w:val="6"/>
         </w:numPr>
         <w:ind w:firstLineChars="0"/>
         <w:jc w:val="left"/>
@@ -19774,7 +20356,7 @@
         <w:pStyle w:val="ListParagraph"/>
         <w:numPr>
           <w:ilvl w:val="1"/>
-          <w:numId w:val="48"/>
+          <w:numId w:val="6"/>
         </w:numPr>
         <w:ind w:firstLineChars="0"/>
         <w:jc w:val="left"/>
@@ -19783,6 +20365,7 @@
         <w:rPr>
           <w:rFonts w:hint="eastAsia"/>
         </w:rPr>
+        <w:lastRenderedPageBreak/>
         <w:t>limit</w:t>
       </w:r>
       <w:r>
@@ -19809,7 +20392,7 @@
         <w:pStyle w:val="ListParagraph"/>
         <w:numPr>
           <w:ilvl w:val="1"/>
-          <w:numId w:val="48"/>
+          <w:numId w:val="6"/>
         </w:numPr>
         <w:ind w:firstLineChars="0"/>
         <w:jc w:val="left"/>
@@ -19844,7 +20427,7 @@
         <w:pStyle w:val="ListParagraph"/>
         <w:numPr>
           <w:ilvl w:val="0"/>
-          <w:numId w:val="48"/>
+          <w:numId w:val="6"/>
         </w:numPr>
         <w:ind w:firstLineChars="0"/>
         <w:jc w:val="left"/>
@@ -19861,7 +20444,7 @@
         <w:pStyle w:val="ListParagraph"/>
         <w:numPr>
           <w:ilvl w:val="1"/>
-          <w:numId w:val="48"/>
+          <w:numId w:val="6"/>
         </w:numPr>
         <w:ind w:firstLineChars="0"/>
         <w:jc w:val="left"/>
@@ -19890,7 +20473,7 @@
         <w:pStyle w:val="ListParagraph"/>
         <w:numPr>
           <w:ilvl w:val="1"/>
-          <w:numId w:val="48"/>
+          <w:numId w:val="6"/>
         </w:numPr>
         <w:ind w:firstLineChars="0"/>
         <w:jc w:val="left"/>
@@ -19944,15 +20527,7 @@
           <w:sz w:val="13"/>
           <w:szCs w:val="13"/>
         </w:rPr>
-        <w:t>考虑字符串形式，</w:t>
-      </w:r>
-      <w:r>
-        <w:rPr>
-          <w:rFonts w:hint="eastAsia"/>
-          <w:sz w:val="13"/>
-          <w:szCs w:val="13"/>
-        </w:rPr>
-        <w:t>展示开闭区间</w:t>
+        <w:t>考虑字符串形式，展示开闭区间</w:t>
       </w:r>
     </w:p>
   </w:comment>
@@ -20000,9 +20575,9 @@
 <file path=word/numbering.xml><?xml version="1.0" encoding="utf-8"?>
 <w:numbering xmlns:ve="http://schemas.openxmlformats.org/markup-compatibility/2006" xmlns:o="urn:schemas-microsoft-com:office:office" xmlns:r="http://schemas.openxmlformats.org/officeDocument/2006/relationships" xmlns:m="http://schemas.openxmlformats.org/officeDocument/2006/math" xmlns:v="urn:schemas-microsoft-com:vml" xmlns:wp="http://schemas.openxmlformats.org/drawingml/2006/wordprocessingDrawing" xmlns:w10="urn:schemas-microsoft-com:office:word" xmlns:w="http://schemas.openxmlformats.org/wordprocessingml/2006/main" xmlns:wne="http://schemas.microsoft.com/office/word/2006/wordml">
   <w:abstractNum w:abstractNumId="0">
-    <w:nsid w:val="06965EF0"/>
+    <w:nsid w:val="09DD13DD"/>
     <w:multiLevelType w:val="hybridMultilevel"/>
-    <w:tmpl w:val="CB005C76"/>
+    <w:tmpl w:val="F20E81CA"/>
     <w:lvl w:ilvl="0" w:tplc="0409000F">
       <w:start w:val="1"/>
       <w:numFmt w:val="decimal"/>
@@ -20030,7 +20605,7 @@
         <w:ind w:left="1617" w:hanging="420"/>
       </w:pPr>
     </w:lvl>
-    <w:lvl w:ilvl="3" w:tplc="0409000F" w:tentative="1">
+    <w:lvl w:ilvl="3" w:tplc="0409000F">
       <w:start w:val="1"/>
       <w:numFmt w:val="decimal"/>
       <w:lvlText w:val="%4."/>
@@ -20086,92 +20661,6 @@
     </w:lvl>
   </w:abstractNum>
   <w:abstractNum w:abstractNumId="1">
-    <w:nsid w:val="078E108F"/>
-    <w:multiLevelType w:val="hybridMultilevel"/>
-    <w:tmpl w:val="07FA4212"/>
-    <w:lvl w:ilvl="0" w:tplc="0409000F">
-      <w:start w:val="1"/>
-      <w:numFmt w:val="decimal"/>
-      <w:lvlText w:val="%1."/>
-      <w:lvlJc w:val="left"/>
-      <w:pPr>
-        <w:ind w:left="777" w:hanging="420"/>
-      </w:pPr>
-    </w:lvl>
-    <w:lvl w:ilvl="1" w:tplc="0409000F">
-      <w:start w:val="1"/>
-      <w:numFmt w:val="decimal"/>
-      <w:lvlText w:val="%2."/>
-      <w:lvlJc w:val="left"/>
-      <w:pPr>
-        <w:ind w:left="1197" w:hanging="420"/>
-      </w:pPr>
-    </w:lvl>
-    <w:lvl w:ilvl="2" w:tplc="0409001B" w:tentative="1">
-      <w:start w:val="1"/>
-      <w:numFmt w:val="lowerRoman"/>
-      <w:lvlText w:val="%3."/>
-      <w:lvlJc w:val="right"/>
-      <w:pPr>
-        <w:ind w:left="1617" w:hanging="420"/>
-      </w:pPr>
-    </w:lvl>
-    <w:lvl w:ilvl="3" w:tplc="0409000F" w:tentative="1">
-      <w:start w:val="1"/>
-      <w:numFmt w:val="decimal"/>
-      <w:lvlText w:val="%4."/>
-      <w:lvlJc w:val="left"/>
-      <w:pPr>
-        <w:ind w:left="2037" w:hanging="420"/>
-      </w:pPr>
-    </w:lvl>
-    <w:lvl w:ilvl="4" w:tplc="04090019" w:tentative="1">
-      <w:start w:val="1"/>
-      <w:numFmt w:val="lowerLetter"/>
-      <w:lvlText w:val="%5)"/>
-      <w:lvlJc w:val="left"/>
-      <w:pPr>
-        <w:ind w:left="2457" w:hanging="420"/>
-      </w:pPr>
-    </w:lvl>
-    <w:lvl w:ilvl="5" w:tplc="0409001B" w:tentative="1">
-      <w:start w:val="1"/>
-      <w:numFmt w:val="lowerRoman"/>
-      <w:lvlText w:val="%6."/>
-      <w:lvlJc w:val="right"/>
-      <w:pPr>
-        <w:ind w:left="2877" w:hanging="420"/>
-      </w:pPr>
-    </w:lvl>
-    <w:lvl w:ilvl="6" w:tplc="0409000F" w:tentative="1">
-      <w:start w:val="1"/>
-      <w:numFmt w:val="decimal"/>
-      <w:lvlText w:val="%7."/>
-      <w:lvlJc w:val="left"/>
-      <w:pPr>
-        <w:ind w:left="3297" w:hanging="420"/>
-      </w:pPr>
-    </w:lvl>
-    <w:lvl w:ilvl="7" w:tplc="04090019" w:tentative="1">
-      <w:start w:val="1"/>
-      <w:numFmt w:val="lowerLetter"/>
-      <w:lvlText w:val="%8)"/>
-      <w:lvlJc w:val="left"/>
-      <w:pPr>
-        <w:ind w:left="3717" w:hanging="420"/>
-      </w:pPr>
-    </w:lvl>
-    <w:lvl w:ilvl="8" w:tplc="0409001B" w:tentative="1">
-      <w:start w:val="1"/>
-      <w:numFmt w:val="lowerRoman"/>
-      <w:lvlText w:val="%9."/>
-      <w:lvlJc w:val="right"/>
-      <w:pPr>
-        <w:ind w:left="4137" w:hanging="420"/>
-      </w:pPr>
-    </w:lvl>
-  </w:abstractNum>
-  <w:abstractNum w:abstractNumId="2">
     <w:nsid w:val="09F23A04"/>
     <w:multiLevelType w:val="hybridMultilevel"/>
     <w:tmpl w:val="BC6622D2"/>
@@ -20257,953 +20746,7 @@
       </w:pPr>
     </w:lvl>
   </w:abstractNum>
-  <w:abstractNum w:abstractNumId="3">
-    <w:nsid w:val="0D8674B0"/>
-    <w:multiLevelType w:val="hybridMultilevel"/>
-    <w:tmpl w:val="B0146294"/>
-    <w:lvl w:ilvl="0" w:tplc="0409000F">
-      <w:start w:val="1"/>
-      <w:numFmt w:val="decimal"/>
-      <w:lvlText w:val="%1."/>
-      <w:lvlJc w:val="left"/>
-      <w:pPr>
-        <w:ind w:left="777" w:hanging="420"/>
-      </w:pPr>
-    </w:lvl>
-    <w:lvl w:ilvl="1" w:tplc="0409000F">
-      <w:start w:val="1"/>
-      <w:numFmt w:val="decimal"/>
-      <w:lvlText w:val="%2."/>
-      <w:lvlJc w:val="left"/>
-      <w:pPr>
-        <w:ind w:left="1197" w:hanging="420"/>
-      </w:pPr>
-    </w:lvl>
-    <w:lvl w:ilvl="2" w:tplc="0409000F">
-      <w:start w:val="1"/>
-      <w:numFmt w:val="decimal"/>
-      <w:lvlText w:val="%3."/>
-      <w:lvlJc w:val="left"/>
-      <w:pPr>
-        <w:ind w:left="1617" w:hanging="420"/>
-      </w:pPr>
-    </w:lvl>
-    <w:lvl w:ilvl="3" w:tplc="0409000F" w:tentative="1">
-      <w:start w:val="1"/>
-      <w:numFmt w:val="decimal"/>
-      <w:lvlText w:val="%4."/>
-      <w:lvlJc w:val="left"/>
-      <w:pPr>
-        <w:ind w:left="2037" w:hanging="420"/>
-      </w:pPr>
-    </w:lvl>
-    <w:lvl w:ilvl="4" w:tplc="04090019" w:tentative="1">
-      <w:start w:val="1"/>
-      <w:numFmt w:val="lowerLetter"/>
-      <w:lvlText w:val="%5)"/>
-      <w:lvlJc w:val="left"/>
-      <w:pPr>
-        <w:ind w:left="2457" w:hanging="420"/>
-      </w:pPr>
-    </w:lvl>
-    <w:lvl w:ilvl="5" w:tplc="0409001B" w:tentative="1">
-      <w:start w:val="1"/>
-      <w:numFmt w:val="lowerRoman"/>
-      <w:lvlText w:val="%6."/>
-      <w:lvlJc w:val="right"/>
-      <w:pPr>
-        <w:ind w:left="2877" w:hanging="420"/>
-      </w:pPr>
-    </w:lvl>
-    <w:lvl w:ilvl="6" w:tplc="0409000F" w:tentative="1">
-      <w:start w:val="1"/>
-      <w:numFmt w:val="decimal"/>
-      <w:lvlText w:val="%7."/>
-      <w:lvlJc w:val="left"/>
-      <w:pPr>
-        <w:ind w:left="3297" w:hanging="420"/>
-      </w:pPr>
-    </w:lvl>
-    <w:lvl w:ilvl="7" w:tplc="04090019" w:tentative="1">
-      <w:start w:val="1"/>
-      <w:numFmt w:val="lowerLetter"/>
-      <w:lvlText w:val="%8)"/>
-      <w:lvlJc w:val="left"/>
-      <w:pPr>
-        <w:ind w:left="3717" w:hanging="420"/>
-      </w:pPr>
-    </w:lvl>
-    <w:lvl w:ilvl="8" w:tplc="0409001B" w:tentative="1">
-      <w:start w:val="1"/>
-      <w:numFmt w:val="lowerRoman"/>
-      <w:lvlText w:val="%9."/>
-      <w:lvlJc w:val="right"/>
-      <w:pPr>
-        <w:ind w:left="4137" w:hanging="420"/>
-      </w:pPr>
-    </w:lvl>
-  </w:abstractNum>
-  <w:abstractNum w:abstractNumId="4">
-    <w:nsid w:val="0F0A2A6F"/>
-    <w:multiLevelType w:val="hybridMultilevel"/>
-    <w:tmpl w:val="B3BA7E42"/>
-    <w:lvl w:ilvl="0" w:tplc="0409000F">
-      <w:start w:val="1"/>
-      <w:numFmt w:val="decimal"/>
-      <w:lvlText w:val="%1."/>
-      <w:lvlJc w:val="left"/>
-      <w:pPr>
-        <w:ind w:left="777" w:hanging="420"/>
-      </w:pPr>
-    </w:lvl>
-    <w:lvl w:ilvl="1" w:tplc="0409000F">
-      <w:start w:val="1"/>
-      <w:numFmt w:val="decimal"/>
-      <w:lvlText w:val="%2."/>
-      <w:lvlJc w:val="left"/>
-      <w:pPr>
-        <w:ind w:left="1197" w:hanging="420"/>
-      </w:pPr>
-    </w:lvl>
-    <w:lvl w:ilvl="2" w:tplc="0409000F">
-      <w:start w:val="1"/>
-      <w:numFmt w:val="decimal"/>
-      <w:lvlText w:val="%3."/>
-      <w:lvlJc w:val="left"/>
-      <w:pPr>
-        <w:ind w:left="1617" w:hanging="420"/>
-      </w:pPr>
-    </w:lvl>
-    <w:lvl w:ilvl="3" w:tplc="0409000F" w:tentative="1">
-      <w:start w:val="1"/>
-      <w:numFmt w:val="decimal"/>
-      <w:lvlText w:val="%4."/>
-      <w:lvlJc w:val="left"/>
-      <w:pPr>
-        <w:ind w:left="2037" w:hanging="420"/>
-      </w:pPr>
-    </w:lvl>
-    <w:lvl w:ilvl="4" w:tplc="04090019" w:tentative="1">
-      <w:start w:val="1"/>
-      <w:numFmt w:val="lowerLetter"/>
-      <w:lvlText w:val="%5)"/>
-      <w:lvlJc w:val="left"/>
-      <w:pPr>
-        <w:ind w:left="2457" w:hanging="420"/>
-      </w:pPr>
-    </w:lvl>
-    <w:lvl w:ilvl="5" w:tplc="0409001B" w:tentative="1">
-      <w:start w:val="1"/>
-      <w:numFmt w:val="lowerRoman"/>
-      <w:lvlText w:val="%6."/>
-      <w:lvlJc w:val="right"/>
-      <w:pPr>
-        <w:ind w:left="2877" w:hanging="420"/>
-      </w:pPr>
-    </w:lvl>
-    <w:lvl w:ilvl="6" w:tplc="0409000F" w:tentative="1">
-      <w:start w:val="1"/>
-      <w:numFmt w:val="decimal"/>
-      <w:lvlText w:val="%7."/>
-      <w:lvlJc w:val="left"/>
-      <w:pPr>
-        <w:ind w:left="3297" w:hanging="420"/>
-      </w:pPr>
-    </w:lvl>
-    <w:lvl w:ilvl="7" w:tplc="04090019" w:tentative="1">
-      <w:start w:val="1"/>
-      <w:numFmt w:val="lowerLetter"/>
-      <w:lvlText w:val="%8)"/>
-      <w:lvlJc w:val="left"/>
-      <w:pPr>
-        <w:ind w:left="3717" w:hanging="420"/>
-      </w:pPr>
-    </w:lvl>
-    <w:lvl w:ilvl="8" w:tplc="0409001B" w:tentative="1">
-      <w:start w:val="1"/>
-      <w:numFmt w:val="lowerRoman"/>
-      <w:lvlText w:val="%9."/>
-      <w:lvlJc w:val="right"/>
-      <w:pPr>
-        <w:ind w:left="4137" w:hanging="420"/>
-      </w:pPr>
-    </w:lvl>
-  </w:abstractNum>
-  <w:abstractNum w:abstractNumId="5">
-    <w:nsid w:val="10AD6595"/>
-    <w:multiLevelType w:val="hybridMultilevel"/>
-    <w:tmpl w:val="ADF40F7C"/>
-    <w:lvl w:ilvl="0" w:tplc="0409000F">
-      <w:start w:val="1"/>
-      <w:numFmt w:val="decimal"/>
-      <w:lvlText w:val="%1."/>
-      <w:lvlJc w:val="left"/>
-      <w:pPr>
-        <w:ind w:left="777" w:hanging="420"/>
-      </w:pPr>
-    </w:lvl>
-    <w:lvl w:ilvl="1" w:tplc="0409000F">
-      <w:start w:val="1"/>
-      <w:numFmt w:val="decimal"/>
-      <w:lvlText w:val="%2."/>
-      <w:lvlJc w:val="left"/>
-      <w:pPr>
-        <w:ind w:left="1197" w:hanging="420"/>
-      </w:pPr>
-    </w:lvl>
-    <w:lvl w:ilvl="2" w:tplc="0409001B" w:tentative="1">
-      <w:start w:val="1"/>
-      <w:numFmt w:val="lowerRoman"/>
-      <w:lvlText w:val="%3."/>
-      <w:lvlJc w:val="right"/>
-      <w:pPr>
-        <w:ind w:left="1617" w:hanging="420"/>
-      </w:pPr>
-    </w:lvl>
-    <w:lvl w:ilvl="3" w:tplc="0409000F" w:tentative="1">
-      <w:start w:val="1"/>
-      <w:numFmt w:val="decimal"/>
-      <w:lvlText w:val="%4."/>
-      <w:lvlJc w:val="left"/>
-      <w:pPr>
-        <w:ind w:left="2037" w:hanging="420"/>
-      </w:pPr>
-    </w:lvl>
-    <w:lvl w:ilvl="4" w:tplc="04090019" w:tentative="1">
-      <w:start w:val="1"/>
-      <w:numFmt w:val="lowerLetter"/>
-      <w:lvlText w:val="%5)"/>
-      <w:lvlJc w:val="left"/>
-      <w:pPr>
-        <w:ind w:left="2457" w:hanging="420"/>
-      </w:pPr>
-    </w:lvl>
-    <w:lvl w:ilvl="5" w:tplc="0409001B" w:tentative="1">
-      <w:start w:val="1"/>
-      <w:numFmt w:val="lowerRoman"/>
-      <w:lvlText w:val="%6."/>
-      <w:lvlJc w:val="right"/>
-      <w:pPr>
-        <w:ind w:left="2877" w:hanging="420"/>
-      </w:pPr>
-    </w:lvl>
-    <w:lvl w:ilvl="6" w:tplc="0409000F" w:tentative="1">
-      <w:start w:val="1"/>
-      <w:numFmt w:val="decimal"/>
-      <w:lvlText w:val="%7."/>
-      <w:lvlJc w:val="left"/>
-      <w:pPr>
-        <w:ind w:left="3297" w:hanging="420"/>
-      </w:pPr>
-    </w:lvl>
-    <w:lvl w:ilvl="7" w:tplc="04090019" w:tentative="1">
-      <w:start w:val="1"/>
-      <w:numFmt w:val="lowerLetter"/>
-      <w:lvlText w:val="%8)"/>
-      <w:lvlJc w:val="left"/>
-      <w:pPr>
-        <w:ind w:left="3717" w:hanging="420"/>
-      </w:pPr>
-    </w:lvl>
-    <w:lvl w:ilvl="8" w:tplc="0409001B" w:tentative="1">
-      <w:start w:val="1"/>
-      <w:numFmt w:val="lowerRoman"/>
-      <w:lvlText w:val="%9."/>
-      <w:lvlJc w:val="right"/>
-      <w:pPr>
-        <w:ind w:left="4137" w:hanging="420"/>
-      </w:pPr>
-    </w:lvl>
-  </w:abstractNum>
-  <w:abstractNum w:abstractNumId="6">
-    <w:nsid w:val="13560F7F"/>
-    <w:multiLevelType w:val="hybridMultilevel"/>
-    <w:tmpl w:val="70168380"/>
-    <w:lvl w:ilvl="0" w:tplc="0409000F">
-      <w:start w:val="1"/>
-      <w:numFmt w:val="decimal"/>
-      <w:lvlText w:val="%1."/>
-      <w:lvlJc w:val="left"/>
-      <w:pPr>
-        <w:ind w:left="777" w:hanging="420"/>
-      </w:pPr>
-    </w:lvl>
-    <w:lvl w:ilvl="1" w:tplc="0409000F">
-      <w:start w:val="1"/>
-      <w:numFmt w:val="decimal"/>
-      <w:lvlText w:val="%2."/>
-      <w:lvlJc w:val="left"/>
-      <w:pPr>
-        <w:ind w:left="1197" w:hanging="420"/>
-      </w:pPr>
-    </w:lvl>
-    <w:lvl w:ilvl="2" w:tplc="0409000F">
-      <w:start w:val="1"/>
-      <w:numFmt w:val="decimal"/>
-      <w:lvlText w:val="%3."/>
-      <w:lvlJc w:val="left"/>
-      <w:pPr>
-        <w:ind w:left="1617" w:hanging="420"/>
-      </w:pPr>
-    </w:lvl>
-    <w:lvl w:ilvl="3" w:tplc="0409000F" w:tentative="1">
-      <w:start w:val="1"/>
-      <w:numFmt w:val="decimal"/>
-      <w:lvlText w:val="%4."/>
-      <w:lvlJc w:val="left"/>
-      <w:pPr>
-        <w:ind w:left="2037" w:hanging="420"/>
-      </w:pPr>
-    </w:lvl>
-    <w:lvl w:ilvl="4" w:tplc="04090019" w:tentative="1">
-      <w:start w:val="1"/>
-      <w:numFmt w:val="lowerLetter"/>
-      <w:lvlText w:val="%5)"/>
-      <w:lvlJc w:val="left"/>
-      <w:pPr>
-        <w:ind w:left="2457" w:hanging="420"/>
-      </w:pPr>
-    </w:lvl>
-    <w:lvl w:ilvl="5" w:tplc="0409001B" w:tentative="1">
-      <w:start w:val="1"/>
-      <w:numFmt w:val="lowerRoman"/>
-      <w:lvlText w:val="%6."/>
-      <w:lvlJc w:val="right"/>
-      <w:pPr>
-        <w:ind w:left="2877" w:hanging="420"/>
-      </w:pPr>
-    </w:lvl>
-    <w:lvl w:ilvl="6" w:tplc="0409000F" w:tentative="1">
-      <w:start w:val="1"/>
-      <w:numFmt w:val="decimal"/>
-      <w:lvlText w:val="%7."/>
-      <w:lvlJc w:val="left"/>
-      <w:pPr>
-        <w:ind w:left="3297" w:hanging="420"/>
-      </w:pPr>
-    </w:lvl>
-    <w:lvl w:ilvl="7" w:tplc="04090019" w:tentative="1">
-      <w:start w:val="1"/>
-      <w:numFmt w:val="lowerLetter"/>
-      <w:lvlText w:val="%8)"/>
-      <w:lvlJc w:val="left"/>
-      <w:pPr>
-        <w:ind w:left="3717" w:hanging="420"/>
-      </w:pPr>
-    </w:lvl>
-    <w:lvl w:ilvl="8" w:tplc="0409001B" w:tentative="1">
-      <w:start w:val="1"/>
-      <w:numFmt w:val="lowerRoman"/>
-      <w:lvlText w:val="%9."/>
-      <w:lvlJc w:val="right"/>
-      <w:pPr>
-        <w:ind w:left="4137" w:hanging="420"/>
-      </w:pPr>
-    </w:lvl>
-  </w:abstractNum>
-  <w:abstractNum w:abstractNumId="7">
-    <w:nsid w:val="17E277E1"/>
-    <w:multiLevelType w:val="hybridMultilevel"/>
-    <w:tmpl w:val="64546F1A"/>
-    <w:lvl w:ilvl="0" w:tplc="0409000F">
-      <w:start w:val="1"/>
-      <w:numFmt w:val="decimal"/>
-      <w:lvlText w:val="%1."/>
-      <w:lvlJc w:val="left"/>
-      <w:pPr>
-        <w:ind w:left="777" w:hanging="420"/>
-      </w:pPr>
-    </w:lvl>
-    <w:lvl w:ilvl="1" w:tplc="04090019" w:tentative="1">
-      <w:start w:val="1"/>
-      <w:numFmt w:val="lowerLetter"/>
-      <w:lvlText w:val="%2)"/>
-      <w:lvlJc w:val="left"/>
-      <w:pPr>
-        <w:ind w:left="1197" w:hanging="420"/>
-      </w:pPr>
-    </w:lvl>
-    <w:lvl w:ilvl="2" w:tplc="0409001B" w:tentative="1">
-      <w:start w:val="1"/>
-      <w:numFmt w:val="lowerRoman"/>
-      <w:lvlText w:val="%3."/>
-      <w:lvlJc w:val="right"/>
-      <w:pPr>
-        <w:ind w:left="1617" w:hanging="420"/>
-      </w:pPr>
-    </w:lvl>
-    <w:lvl w:ilvl="3" w:tplc="0409000F" w:tentative="1">
-      <w:start w:val="1"/>
-      <w:numFmt w:val="decimal"/>
-      <w:lvlText w:val="%4."/>
-      <w:lvlJc w:val="left"/>
-      <w:pPr>
-        <w:ind w:left="2037" w:hanging="420"/>
-      </w:pPr>
-    </w:lvl>
-    <w:lvl w:ilvl="4" w:tplc="04090019" w:tentative="1">
-      <w:start w:val="1"/>
-      <w:numFmt w:val="lowerLetter"/>
-      <w:lvlText w:val="%5)"/>
-      <w:lvlJc w:val="left"/>
-      <w:pPr>
-        <w:ind w:left="2457" w:hanging="420"/>
-      </w:pPr>
-    </w:lvl>
-    <w:lvl w:ilvl="5" w:tplc="0409001B" w:tentative="1">
-      <w:start w:val="1"/>
-      <w:numFmt w:val="lowerRoman"/>
-      <w:lvlText w:val="%6."/>
-      <w:lvlJc w:val="right"/>
-      <w:pPr>
-        <w:ind w:left="2877" w:hanging="420"/>
-      </w:pPr>
-    </w:lvl>
-    <w:lvl w:ilvl="6" w:tplc="0409000F" w:tentative="1">
-      <w:start w:val="1"/>
-      <w:numFmt w:val="decimal"/>
-      <w:lvlText w:val="%7."/>
-      <w:lvlJc w:val="left"/>
-      <w:pPr>
-        <w:ind w:left="3297" w:hanging="420"/>
-      </w:pPr>
-    </w:lvl>
-    <w:lvl w:ilvl="7" w:tplc="04090019" w:tentative="1">
-      <w:start w:val="1"/>
-      <w:numFmt w:val="lowerLetter"/>
-      <w:lvlText w:val="%8)"/>
-      <w:lvlJc w:val="left"/>
-      <w:pPr>
-        <w:ind w:left="3717" w:hanging="420"/>
-      </w:pPr>
-    </w:lvl>
-    <w:lvl w:ilvl="8" w:tplc="0409001B" w:tentative="1">
-      <w:start w:val="1"/>
-      <w:numFmt w:val="lowerRoman"/>
-      <w:lvlText w:val="%9."/>
-      <w:lvlJc w:val="right"/>
-      <w:pPr>
-        <w:ind w:left="4137" w:hanging="420"/>
-      </w:pPr>
-    </w:lvl>
-  </w:abstractNum>
-  <w:abstractNum w:abstractNumId="8">
-    <w:nsid w:val="19FC1E6A"/>
-    <w:multiLevelType w:val="hybridMultilevel"/>
-    <w:tmpl w:val="7BB2E1C8"/>
-    <w:lvl w:ilvl="0" w:tplc="0409000F">
-      <w:start w:val="1"/>
-      <w:numFmt w:val="decimal"/>
-      <w:lvlText w:val="%1."/>
-      <w:lvlJc w:val="left"/>
-      <w:pPr>
-        <w:ind w:left="777" w:hanging="420"/>
-      </w:pPr>
-    </w:lvl>
-    <w:lvl w:ilvl="1" w:tplc="0409000F">
-      <w:start w:val="1"/>
-      <w:numFmt w:val="decimal"/>
-      <w:lvlText w:val="%2."/>
-      <w:lvlJc w:val="left"/>
-      <w:pPr>
-        <w:ind w:left="1197" w:hanging="420"/>
-      </w:pPr>
-    </w:lvl>
-    <w:lvl w:ilvl="2" w:tplc="0409000F">
-      <w:start w:val="1"/>
-      <w:numFmt w:val="decimal"/>
-      <w:lvlText w:val="%3."/>
-      <w:lvlJc w:val="left"/>
-      <w:pPr>
-        <w:ind w:left="1617" w:hanging="420"/>
-      </w:pPr>
-    </w:lvl>
-    <w:lvl w:ilvl="3" w:tplc="0409000F">
-      <w:start w:val="1"/>
-      <w:numFmt w:val="decimal"/>
-      <w:lvlText w:val="%4."/>
-      <w:lvlJc w:val="left"/>
-      <w:pPr>
-        <w:ind w:left="2037" w:hanging="420"/>
-      </w:pPr>
-    </w:lvl>
-    <w:lvl w:ilvl="4" w:tplc="04090019" w:tentative="1">
-      <w:start w:val="1"/>
-      <w:numFmt w:val="lowerLetter"/>
-      <w:lvlText w:val="%5)"/>
-      <w:lvlJc w:val="left"/>
-      <w:pPr>
-        <w:ind w:left="2457" w:hanging="420"/>
-      </w:pPr>
-    </w:lvl>
-    <w:lvl w:ilvl="5" w:tplc="0409001B" w:tentative="1">
-      <w:start w:val="1"/>
-      <w:numFmt w:val="lowerRoman"/>
-      <w:lvlText w:val="%6."/>
-      <w:lvlJc w:val="right"/>
-      <w:pPr>
-        <w:ind w:left="2877" w:hanging="420"/>
-      </w:pPr>
-    </w:lvl>
-    <w:lvl w:ilvl="6" w:tplc="0409000F" w:tentative="1">
-      <w:start w:val="1"/>
-      <w:numFmt w:val="decimal"/>
-      <w:lvlText w:val="%7."/>
-      <w:lvlJc w:val="left"/>
-      <w:pPr>
-        <w:ind w:left="3297" w:hanging="420"/>
-      </w:pPr>
-    </w:lvl>
-    <w:lvl w:ilvl="7" w:tplc="04090019" w:tentative="1">
-      <w:start w:val="1"/>
-      <w:numFmt w:val="lowerLetter"/>
-      <w:lvlText w:val="%8)"/>
-      <w:lvlJc w:val="left"/>
-      <w:pPr>
-        <w:ind w:left="3717" w:hanging="420"/>
-      </w:pPr>
-    </w:lvl>
-    <w:lvl w:ilvl="8" w:tplc="0409001B" w:tentative="1">
-      <w:start w:val="1"/>
-      <w:numFmt w:val="lowerRoman"/>
-      <w:lvlText w:val="%9."/>
-      <w:lvlJc w:val="right"/>
-      <w:pPr>
-        <w:ind w:left="4137" w:hanging="420"/>
-      </w:pPr>
-    </w:lvl>
-  </w:abstractNum>
-  <w:abstractNum w:abstractNumId="9">
-    <w:nsid w:val="1A3F20FD"/>
-    <w:multiLevelType w:val="hybridMultilevel"/>
-    <w:tmpl w:val="B606826C"/>
-    <w:lvl w:ilvl="0" w:tplc="0409000F">
-      <w:start w:val="1"/>
-      <w:numFmt w:val="decimal"/>
-      <w:lvlText w:val="%1."/>
-      <w:lvlJc w:val="left"/>
-      <w:pPr>
-        <w:ind w:left="777" w:hanging="420"/>
-      </w:pPr>
-    </w:lvl>
-    <w:lvl w:ilvl="1" w:tplc="0409000F">
-      <w:start w:val="1"/>
-      <w:numFmt w:val="decimal"/>
-      <w:lvlText w:val="%2."/>
-      <w:lvlJc w:val="left"/>
-      <w:pPr>
-        <w:ind w:left="1197" w:hanging="420"/>
-      </w:pPr>
-    </w:lvl>
-    <w:lvl w:ilvl="2" w:tplc="0409000F">
-      <w:start w:val="1"/>
-      <w:numFmt w:val="decimal"/>
-      <w:lvlText w:val="%3."/>
-      <w:lvlJc w:val="left"/>
-      <w:pPr>
-        <w:ind w:left="1617" w:hanging="420"/>
-      </w:pPr>
-    </w:lvl>
-    <w:lvl w:ilvl="3" w:tplc="0409000F" w:tentative="1">
-      <w:start w:val="1"/>
-      <w:numFmt w:val="decimal"/>
-      <w:lvlText w:val="%4."/>
-      <w:lvlJc w:val="left"/>
-      <w:pPr>
-        <w:ind w:left="2037" w:hanging="420"/>
-      </w:pPr>
-    </w:lvl>
-    <w:lvl w:ilvl="4" w:tplc="04090019" w:tentative="1">
-      <w:start w:val="1"/>
-      <w:numFmt w:val="lowerLetter"/>
-      <w:lvlText w:val="%5)"/>
-      <w:lvlJc w:val="left"/>
-      <w:pPr>
-        <w:ind w:left="2457" w:hanging="420"/>
-      </w:pPr>
-    </w:lvl>
-    <w:lvl w:ilvl="5" w:tplc="0409001B" w:tentative="1">
-      <w:start w:val="1"/>
-      <w:numFmt w:val="lowerRoman"/>
-      <w:lvlText w:val="%6."/>
-      <w:lvlJc w:val="right"/>
-      <w:pPr>
-        <w:ind w:left="2877" w:hanging="420"/>
-      </w:pPr>
-    </w:lvl>
-    <w:lvl w:ilvl="6" w:tplc="0409000F" w:tentative="1">
-      <w:start w:val="1"/>
-      <w:numFmt w:val="decimal"/>
-      <w:lvlText w:val="%7."/>
-      <w:lvlJc w:val="left"/>
-      <w:pPr>
-        <w:ind w:left="3297" w:hanging="420"/>
-      </w:pPr>
-    </w:lvl>
-    <w:lvl w:ilvl="7" w:tplc="04090019" w:tentative="1">
-      <w:start w:val="1"/>
-      <w:numFmt w:val="lowerLetter"/>
-      <w:lvlText w:val="%8)"/>
-      <w:lvlJc w:val="left"/>
-      <w:pPr>
-        <w:ind w:left="3717" w:hanging="420"/>
-      </w:pPr>
-    </w:lvl>
-    <w:lvl w:ilvl="8" w:tplc="0409001B" w:tentative="1">
-      <w:start w:val="1"/>
-      <w:numFmt w:val="lowerRoman"/>
-      <w:lvlText w:val="%9."/>
-      <w:lvlJc w:val="right"/>
-      <w:pPr>
-        <w:ind w:left="4137" w:hanging="420"/>
-      </w:pPr>
-    </w:lvl>
-  </w:abstractNum>
-  <w:abstractNum w:abstractNumId="10">
-    <w:nsid w:val="1D35426E"/>
-    <w:multiLevelType w:val="hybridMultilevel"/>
-    <w:tmpl w:val="8474EF3E"/>
-    <w:lvl w:ilvl="0" w:tplc="0409000F">
-      <w:start w:val="1"/>
-      <w:numFmt w:val="decimal"/>
-      <w:lvlText w:val="%1."/>
-      <w:lvlJc w:val="left"/>
-      <w:pPr>
-        <w:ind w:left="777" w:hanging="420"/>
-      </w:pPr>
-    </w:lvl>
-    <w:lvl w:ilvl="1" w:tplc="0409000F">
-      <w:start w:val="1"/>
-      <w:numFmt w:val="decimal"/>
-      <w:lvlText w:val="%2."/>
-      <w:lvlJc w:val="left"/>
-      <w:pPr>
-        <w:ind w:left="1197" w:hanging="420"/>
-      </w:pPr>
-    </w:lvl>
-    <w:lvl w:ilvl="2" w:tplc="0409000F">
-      <w:start w:val="1"/>
-      <w:numFmt w:val="decimal"/>
-      <w:lvlText w:val="%3."/>
-      <w:lvlJc w:val="left"/>
-      <w:pPr>
-        <w:ind w:left="1617" w:hanging="420"/>
-      </w:pPr>
-    </w:lvl>
-    <w:lvl w:ilvl="3" w:tplc="0409000F">
-      <w:start w:val="1"/>
-      <w:numFmt w:val="decimal"/>
-      <w:lvlText w:val="%4."/>
-      <w:lvlJc w:val="left"/>
-      <w:pPr>
-        <w:ind w:left="2037" w:hanging="420"/>
-      </w:pPr>
-    </w:lvl>
-    <w:lvl w:ilvl="4" w:tplc="04090019" w:tentative="1">
-      <w:start w:val="1"/>
-      <w:numFmt w:val="lowerLetter"/>
-      <w:lvlText w:val="%5)"/>
-      <w:lvlJc w:val="left"/>
-      <w:pPr>
-        <w:ind w:left="2457" w:hanging="420"/>
-      </w:pPr>
-    </w:lvl>
-    <w:lvl w:ilvl="5" w:tplc="0409001B" w:tentative="1">
-      <w:start w:val="1"/>
-      <w:numFmt w:val="lowerRoman"/>
-      <w:lvlText w:val="%6."/>
-      <w:lvlJc w:val="right"/>
-      <w:pPr>
-        <w:ind w:left="2877" w:hanging="420"/>
-      </w:pPr>
-    </w:lvl>
-    <w:lvl w:ilvl="6" w:tplc="0409000F" w:tentative="1">
-      <w:start w:val="1"/>
-      <w:numFmt w:val="decimal"/>
-      <w:lvlText w:val="%7."/>
-      <w:lvlJc w:val="left"/>
-      <w:pPr>
-        <w:ind w:left="3297" w:hanging="420"/>
-      </w:pPr>
-    </w:lvl>
-    <w:lvl w:ilvl="7" w:tplc="04090019" w:tentative="1">
-      <w:start w:val="1"/>
-      <w:numFmt w:val="lowerLetter"/>
-      <w:lvlText w:val="%8)"/>
-      <w:lvlJc w:val="left"/>
-      <w:pPr>
-        <w:ind w:left="3717" w:hanging="420"/>
-      </w:pPr>
-    </w:lvl>
-    <w:lvl w:ilvl="8" w:tplc="0409001B" w:tentative="1">
-      <w:start w:val="1"/>
-      <w:numFmt w:val="lowerRoman"/>
-      <w:lvlText w:val="%9."/>
-      <w:lvlJc w:val="right"/>
-      <w:pPr>
-        <w:ind w:left="4137" w:hanging="420"/>
-      </w:pPr>
-    </w:lvl>
-  </w:abstractNum>
-  <w:abstractNum w:abstractNumId="11">
-    <w:nsid w:val="1DC12D7E"/>
-    <w:multiLevelType w:val="hybridMultilevel"/>
-    <w:tmpl w:val="3D043DC2"/>
-    <w:lvl w:ilvl="0" w:tplc="0409000F">
-      <w:start w:val="1"/>
-      <w:numFmt w:val="decimal"/>
-      <w:lvlText w:val="%1."/>
-      <w:lvlJc w:val="left"/>
-      <w:pPr>
-        <w:ind w:left="777" w:hanging="420"/>
-      </w:pPr>
-    </w:lvl>
-    <w:lvl w:ilvl="1" w:tplc="0409000F">
-      <w:start w:val="1"/>
-      <w:numFmt w:val="decimal"/>
-      <w:lvlText w:val="%2."/>
-      <w:lvlJc w:val="left"/>
-      <w:pPr>
-        <w:ind w:left="1197" w:hanging="420"/>
-      </w:pPr>
-    </w:lvl>
-    <w:lvl w:ilvl="2" w:tplc="0409000F">
-      <w:start w:val="1"/>
-      <w:numFmt w:val="decimal"/>
-      <w:lvlText w:val="%3."/>
-      <w:lvlJc w:val="left"/>
-      <w:pPr>
-        <w:ind w:left="1617" w:hanging="420"/>
-      </w:pPr>
-    </w:lvl>
-    <w:lvl w:ilvl="3" w:tplc="0409000F" w:tentative="1">
-      <w:start w:val="1"/>
-      <w:numFmt w:val="decimal"/>
-      <w:lvlText w:val="%4."/>
-      <w:lvlJc w:val="left"/>
-      <w:pPr>
-        <w:ind w:left="2037" w:hanging="420"/>
-      </w:pPr>
-    </w:lvl>
-    <w:lvl w:ilvl="4" w:tplc="04090019" w:tentative="1">
-      <w:start w:val="1"/>
-      <w:numFmt w:val="lowerLetter"/>
-      <w:lvlText w:val="%5)"/>
-      <w:lvlJc w:val="left"/>
-      <w:pPr>
-        <w:ind w:left="2457" w:hanging="420"/>
-      </w:pPr>
-    </w:lvl>
-    <w:lvl w:ilvl="5" w:tplc="0409001B" w:tentative="1">
-      <w:start w:val="1"/>
-      <w:numFmt w:val="lowerRoman"/>
-      <w:lvlText w:val="%6."/>
-      <w:lvlJc w:val="right"/>
-      <w:pPr>
-        <w:ind w:left="2877" w:hanging="420"/>
-      </w:pPr>
-    </w:lvl>
-    <w:lvl w:ilvl="6" w:tplc="0409000F" w:tentative="1">
-      <w:start w:val="1"/>
-      <w:numFmt w:val="decimal"/>
-      <w:lvlText w:val="%7."/>
-      <w:lvlJc w:val="left"/>
-      <w:pPr>
-        <w:ind w:left="3297" w:hanging="420"/>
-      </w:pPr>
-    </w:lvl>
-    <w:lvl w:ilvl="7" w:tplc="04090019" w:tentative="1">
-      <w:start w:val="1"/>
-      <w:numFmt w:val="lowerLetter"/>
-      <w:lvlText w:val="%8)"/>
-      <w:lvlJc w:val="left"/>
-      <w:pPr>
-        <w:ind w:left="3717" w:hanging="420"/>
-      </w:pPr>
-    </w:lvl>
-    <w:lvl w:ilvl="8" w:tplc="0409001B" w:tentative="1">
-      <w:start w:val="1"/>
-      <w:numFmt w:val="lowerRoman"/>
-      <w:lvlText w:val="%9."/>
-      <w:lvlJc w:val="right"/>
-      <w:pPr>
-        <w:ind w:left="4137" w:hanging="420"/>
-      </w:pPr>
-    </w:lvl>
-  </w:abstractNum>
-  <w:abstractNum w:abstractNumId="12">
-    <w:nsid w:val="1FCF03F5"/>
-    <w:multiLevelType w:val="hybridMultilevel"/>
-    <w:tmpl w:val="1EDA1CAA"/>
-    <w:lvl w:ilvl="0" w:tplc="0409000F">
-      <w:start w:val="1"/>
-      <w:numFmt w:val="decimal"/>
-      <w:lvlText w:val="%1."/>
-      <w:lvlJc w:val="left"/>
-      <w:pPr>
-        <w:ind w:left="777" w:hanging="420"/>
-      </w:pPr>
-    </w:lvl>
-    <w:lvl w:ilvl="1" w:tplc="0409000F">
-      <w:start w:val="1"/>
-      <w:numFmt w:val="decimal"/>
-      <w:lvlText w:val="%2."/>
-      <w:lvlJc w:val="left"/>
-      <w:pPr>
-        <w:ind w:left="1197" w:hanging="420"/>
-      </w:pPr>
-    </w:lvl>
-    <w:lvl w:ilvl="2" w:tplc="0409000F">
-      <w:start w:val="1"/>
-      <w:numFmt w:val="decimal"/>
-      <w:lvlText w:val="%3."/>
-      <w:lvlJc w:val="left"/>
-      <w:pPr>
-        <w:ind w:left="1617" w:hanging="420"/>
-      </w:pPr>
-    </w:lvl>
-    <w:lvl w:ilvl="3" w:tplc="0409000F" w:tentative="1">
-      <w:start w:val="1"/>
-      <w:numFmt w:val="decimal"/>
-      <w:lvlText w:val="%4."/>
-      <w:lvlJc w:val="left"/>
-      <w:pPr>
-        <w:ind w:left="2037" w:hanging="420"/>
-      </w:pPr>
-    </w:lvl>
-    <w:lvl w:ilvl="4" w:tplc="04090019" w:tentative="1">
-      <w:start w:val="1"/>
-      <w:numFmt w:val="lowerLetter"/>
-      <w:lvlText w:val="%5)"/>
-      <w:lvlJc w:val="left"/>
-      <w:pPr>
-        <w:ind w:left="2457" w:hanging="420"/>
-      </w:pPr>
-    </w:lvl>
-    <w:lvl w:ilvl="5" w:tplc="0409001B" w:tentative="1">
-      <w:start w:val="1"/>
-      <w:numFmt w:val="lowerRoman"/>
-      <w:lvlText w:val="%6."/>
-      <w:lvlJc w:val="right"/>
-      <w:pPr>
-        <w:ind w:left="2877" w:hanging="420"/>
-      </w:pPr>
-    </w:lvl>
-    <w:lvl w:ilvl="6" w:tplc="0409000F" w:tentative="1">
-      <w:start w:val="1"/>
-      <w:numFmt w:val="decimal"/>
-      <w:lvlText w:val="%7."/>
-      <w:lvlJc w:val="left"/>
-      <w:pPr>
-        <w:ind w:left="3297" w:hanging="420"/>
-      </w:pPr>
-    </w:lvl>
-    <w:lvl w:ilvl="7" w:tplc="04090019" w:tentative="1">
-      <w:start w:val="1"/>
-      <w:numFmt w:val="lowerLetter"/>
-      <w:lvlText w:val="%8)"/>
-      <w:lvlJc w:val="left"/>
-      <w:pPr>
-        <w:ind w:left="3717" w:hanging="420"/>
-      </w:pPr>
-    </w:lvl>
-    <w:lvl w:ilvl="8" w:tplc="0409001B" w:tentative="1">
-      <w:start w:val="1"/>
-      <w:numFmt w:val="lowerRoman"/>
-      <w:lvlText w:val="%9."/>
-      <w:lvlJc w:val="right"/>
-      <w:pPr>
-        <w:ind w:left="4137" w:hanging="420"/>
-      </w:pPr>
-    </w:lvl>
-  </w:abstractNum>
-  <w:abstractNum w:abstractNumId="13">
-    <w:nsid w:val="215C7A87"/>
-    <w:multiLevelType w:val="hybridMultilevel"/>
-    <w:tmpl w:val="CB0E61B6"/>
-    <w:lvl w:ilvl="0" w:tplc="0409000F">
-      <w:start w:val="1"/>
-      <w:numFmt w:val="decimal"/>
-      <w:lvlText w:val="%1."/>
-      <w:lvlJc w:val="left"/>
-      <w:pPr>
-        <w:ind w:left="777" w:hanging="420"/>
-      </w:pPr>
-    </w:lvl>
-    <w:lvl w:ilvl="1" w:tplc="0409000F">
-      <w:start w:val="1"/>
-      <w:numFmt w:val="decimal"/>
-      <w:lvlText w:val="%2."/>
-      <w:lvlJc w:val="left"/>
-      <w:pPr>
-        <w:ind w:left="1197" w:hanging="420"/>
-      </w:pPr>
-    </w:lvl>
-    <w:lvl w:ilvl="2" w:tplc="0409000F">
-      <w:start w:val="1"/>
-      <w:numFmt w:val="decimal"/>
-      <w:lvlText w:val="%3."/>
-      <w:lvlJc w:val="left"/>
-      <w:pPr>
-        <w:ind w:left="1617" w:hanging="420"/>
-      </w:pPr>
-    </w:lvl>
-    <w:lvl w:ilvl="3" w:tplc="0409000F">
-      <w:start w:val="1"/>
-      <w:numFmt w:val="decimal"/>
-      <w:lvlText w:val="%4."/>
-      <w:lvlJc w:val="left"/>
-      <w:pPr>
-        <w:ind w:left="2037" w:hanging="420"/>
-      </w:pPr>
-    </w:lvl>
-    <w:lvl w:ilvl="4" w:tplc="04090019" w:tentative="1">
-      <w:start w:val="1"/>
-      <w:numFmt w:val="lowerLetter"/>
-      <w:lvlText w:val="%5)"/>
-      <w:lvlJc w:val="left"/>
-      <w:pPr>
-        <w:ind w:left="2457" w:hanging="420"/>
-      </w:pPr>
-    </w:lvl>
-    <w:lvl w:ilvl="5" w:tplc="0409001B" w:tentative="1">
-      <w:start w:val="1"/>
-      <w:numFmt w:val="lowerRoman"/>
-      <w:lvlText w:val="%6."/>
-      <w:lvlJc w:val="right"/>
-      <w:pPr>
-        <w:ind w:left="2877" w:hanging="420"/>
-      </w:pPr>
-    </w:lvl>
-    <w:lvl w:ilvl="6" w:tplc="0409000F" w:tentative="1">
-      <w:start w:val="1"/>
-      <w:numFmt w:val="decimal"/>
-      <w:lvlText w:val="%7."/>
-      <w:lvlJc w:val="left"/>
-      <w:pPr>
-        <w:ind w:left="3297" w:hanging="420"/>
-      </w:pPr>
-    </w:lvl>
-    <w:lvl w:ilvl="7" w:tplc="04090019" w:tentative="1">
-      <w:start w:val="1"/>
-      <w:numFmt w:val="lowerLetter"/>
-      <w:lvlText w:val="%8)"/>
-      <w:lvlJc w:val="left"/>
-      <w:pPr>
-        <w:ind w:left="3717" w:hanging="420"/>
-      </w:pPr>
-    </w:lvl>
-    <w:lvl w:ilvl="8" w:tplc="0409001B" w:tentative="1">
-      <w:start w:val="1"/>
-      <w:numFmt w:val="lowerRoman"/>
-      <w:lvlText w:val="%9."/>
-      <w:lvlJc w:val="right"/>
-      <w:pPr>
-        <w:ind w:left="4137" w:hanging="420"/>
-      </w:pPr>
-    </w:lvl>
-  </w:abstractNum>
-  <w:abstractNum w:abstractNumId="14">
+  <w:abstractNum w:abstractNumId="2">
     <w:nsid w:val="22501AA3"/>
     <w:multiLevelType w:val="hybridMultilevel"/>
     <w:tmpl w:val="B284E796"/>
@@ -21299,96 +20842,10 @@
       </w:pPr>
     </w:lvl>
   </w:abstractNum>
-  <w:abstractNum w:abstractNumId="15">
-    <w:nsid w:val="2511492D"/>
+  <w:abstractNum w:abstractNumId="3">
+    <w:nsid w:val="38001988"/>
     <w:multiLevelType w:val="hybridMultilevel"/>
-    <w:tmpl w:val="1FAA1E50"/>
-    <w:lvl w:ilvl="0" w:tplc="0409000F">
-      <w:start w:val="1"/>
-      <w:numFmt w:val="decimal"/>
-      <w:lvlText w:val="%1."/>
-      <w:lvlJc w:val="left"/>
-      <w:pPr>
-        <w:ind w:left="777" w:hanging="420"/>
-      </w:pPr>
-    </w:lvl>
-    <w:lvl w:ilvl="1" w:tplc="04090019">
-      <w:start w:val="1"/>
-      <w:numFmt w:val="lowerLetter"/>
-      <w:lvlText w:val="%2)"/>
-      <w:lvlJc w:val="left"/>
-      <w:pPr>
-        <w:ind w:left="1197" w:hanging="420"/>
-      </w:pPr>
-    </w:lvl>
-    <w:lvl w:ilvl="2" w:tplc="0409001B" w:tentative="1">
-      <w:start w:val="1"/>
-      <w:numFmt w:val="lowerRoman"/>
-      <w:lvlText w:val="%3."/>
-      <w:lvlJc w:val="right"/>
-      <w:pPr>
-        <w:ind w:left="1617" w:hanging="420"/>
-      </w:pPr>
-    </w:lvl>
-    <w:lvl w:ilvl="3" w:tplc="0409000F" w:tentative="1">
-      <w:start w:val="1"/>
-      <w:numFmt w:val="decimal"/>
-      <w:lvlText w:val="%4."/>
-      <w:lvlJc w:val="left"/>
-      <w:pPr>
-        <w:ind w:left="2037" w:hanging="420"/>
-      </w:pPr>
-    </w:lvl>
-    <w:lvl w:ilvl="4" w:tplc="04090019" w:tentative="1">
-      <w:start w:val="1"/>
-      <w:numFmt w:val="lowerLetter"/>
-      <w:lvlText w:val="%5)"/>
-      <w:lvlJc w:val="left"/>
-      <w:pPr>
-        <w:ind w:left="2457" w:hanging="420"/>
-      </w:pPr>
-    </w:lvl>
-    <w:lvl w:ilvl="5" w:tplc="0409001B" w:tentative="1">
-      <w:start w:val="1"/>
-      <w:numFmt w:val="lowerRoman"/>
-      <w:lvlText w:val="%6."/>
-      <w:lvlJc w:val="right"/>
-      <w:pPr>
-        <w:ind w:left="2877" w:hanging="420"/>
-      </w:pPr>
-    </w:lvl>
-    <w:lvl w:ilvl="6" w:tplc="0409000F" w:tentative="1">
-      <w:start w:val="1"/>
-      <w:numFmt w:val="decimal"/>
-      <w:lvlText w:val="%7."/>
-      <w:lvlJc w:val="left"/>
-      <w:pPr>
-        <w:ind w:left="3297" w:hanging="420"/>
-      </w:pPr>
-    </w:lvl>
-    <w:lvl w:ilvl="7" w:tplc="04090019" w:tentative="1">
-      <w:start w:val="1"/>
-      <w:numFmt w:val="lowerLetter"/>
-      <w:lvlText w:val="%8)"/>
-      <w:lvlJc w:val="left"/>
-      <w:pPr>
-        <w:ind w:left="3717" w:hanging="420"/>
-      </w:pPr>
-    </w:lvl>
-    <w:lvl w:ilvl="8" w:tplc="0409001B" w:tentative="1">
-      <w:start w:val="1"/>
-      <w:numFmt w:val="lowerRoman"/>
-      <w:lvlText w:val="%9."/>
-      <w:lvlJc w:val="right"/>
-      <w:pPr>
-        <w:ind w:left="4137" w:hanging="420"/>
-      </w:pPr>
-    </w:lvl>
-  </w:abstractNum>
-  <w:abstractNum w:abstractNumId="16">
-    <w:nsid w:val="25950F96"/>
-    <w:multiLevelType w:val="hybridMultilevel"/>
-    <w:tmpl w:val="2F04F686"/>
+    <w:tmpl w:val="0F964830"/>
     <w:lvl w:ilvl="0" w:tplc="0409000F">
       <w:start w:val="1"/>
       <w:numFmt w:val="decimal"/>
@@ -21471,437 +20928,7 @@
       </w:pPr>
     </w:lvl>
   </w:abstractNum>
-  <w:abstractNum w:abstractNumId="17">
-    <w:nsid w:val="29211EAF"/>
-    <w:multiLevelType w:val="hybridMultilevel"/>
-    <w:tmpl w:val="47A61A22"/>
-    <w:lvl w:ilvl="0" w:tplc="0409000F">
-      <w:start w:val="1"/>
-      <w:numFmt w:val="decimal"/>
-      <w:lvlText w:val="%1."/>
-      <w:lvlJc w:val="left"/>
-      <w:pPr>
-        <w:ind w:left="777" w:hanging="420"/>
-      </w:pPr>
-    </w:lvl>
-    <w:lvl w:ilvl="1" w:tplc="0409000F">
-      <w:start w:val="1"/>
-      <w:numFmt w:val="decimal"/>
-      <w:lvlText w:val="%2."/>
-      <w:lvlJc w:val="left"/>
-      <w:pPr>
-        <w:ind w:left="1197" w:hanging="420"/>
-      </w:pPr>
-    </w:lvl>
-    <w:lvl w:ilvl="2" w:tplc="0409001B" w:tentative="1">
-      <w:start w:val="1"/>
-      <w:numFmt w:val="lowerRoman"/>
-      <w:lvlText w:val="%3."/>
-      <w:lvlJc w:val="right"/>
-      <w:pPr>
-        <w:ind w:left="1617" w:hanging="420"/>
-      </w:pPr>
-    </w:lvl>
-    <w:lvl w:ilvl="3" w:tplc="0409000F" w:tentative="1">
-      <w:start w:val="1"/>
-      <w:numFmt w:val="decimal"/>
-      <w:lvlText w:val="%4."/>
-      <w:lvlJc w:val="left"/>
-      <w:pPr>
-        <w:ind w:left="2037" w:hanging="420"/>
-      </w:pPr>
-    </w:lvl>
-    <w:lvl w:ilvl="4" w:tplc="04090019" w:tentative="1">
-      <w:start w:val="1"/>
-      <w:numFmt w:val="lowerLetter"/>
-      <w:lvlText w:val="%5)"/>
-      <w:lvlJc w:val="left"/>
-      <w:pPr>
-        <w:ind w:left="2457" w:hanging="420"/>
-      </w:pPr>
-    </w:lvl>
-    <w:lvl w:ilvl="5" w:tplc="0409001B" w:tentative="1">
-      <w:start w:val="1"/>
-      <w:numFmt w:val="lowerRoman"/>
-      <w:lvlText w:val="%6."/>
-      <w:lvlJc w:val="right"/>
-      <w:pPr>
-        <w:ind w:left="2877" w:hanging="420"/>
-      </w:pPr>
-    </w:lvl>
-    <w:lvl w:ilvl="6" w:tplc="0409000F" w:tentative="1">
-      <w:start w:val="1"/>
-      <w:numFmt w:val="decimal"/>
-      <w:lvlText w:val="%7."/>
-      <w:lvlJc w:val="left"/>
-      <w:pPr>
-        <w:ind w:left="3297" w:hanging="420"/>
-      </w:pPr>
-    </w:lvl>
-    <w:lvl w:ilvl="7" w:tplc="04090019" w:tentative="1">
-      <w:start w:val="1"/>
-      <w:numFmt w:val="lowerLetter"/>
-      <w:lvlText w:val="%8)"/>
-      <w:lvlJc w:val="left"/>
-      <w:pPr>
-        <w:ind w:left="3717" w:hanging="420"/>
-      </w:pPr>
-    </w:lvl>
-    <w:lvl w:ilvl="8" w:tplc="0409001B" w:tentative="1">
-      <w:start w:val="1"/>
-      <w:numFmt w:val="lowerRoman"/>
-      <w:lvlText w:val="%9."/>
-      <w:lvlJc w:val="right"/>
-      <w:pPr>
-        <w:ind w:left="4137" w:hanging="420"/>
-      </w:pPr>
-    </w:lvl>
-  </w:abstractNum>
-  <w:abstractNum w:abstractNumId="18">
-    <w:nsid w:val="29B77B9A"/>
-    <w:multiLevelType w:val="hybridMultilevel"/>
-    <w:tmpl w:val="235861F4"/>
-    <w:lvl w:ilvl="0" w:tplc="0409000F">
-      <w:start w:val="1"/>
-      <w:numFmt w:val="decimal"/>
-      <w:lvlText w:val="%1."/>
-      <w:lvlJc w:val="left"/>
-      <w:pPr>
-        <w:ind w:left="777" w:hanging="420"/>
-      </w:pPr>
-    </w:lvl>
-    <w:lvl w:ilvl="1" w:tplc="04090019" w:tentative="1">
-      <w:start w:val="1"/>
-      <w:numFmt w:val="lowerLetter"/>
-      <w:lvlText w:val="%2)"/>
-      <w:lvlJc w:val="left"/>
-      <w:pPr>
-        <w:ind w:left="1197" w:hanging="420"/>
-      </w:pPr>
-    </w:lvl>
-    <w:lvl w:ilvl="2" w:tplc="0409001B" w:tentative="1">
-      <w:start w:val="1"/>
-      <w:numFmt w:val="lowerRoman"/>
-      <w:lvlText w:val="%3."/>
-      <w:lvlJc w:val="right"/>
-      <w:pPr>
-        <w:ind w:left="1617" w:hanging="420"/>
-      </w:pPr>
-    </w:lvl>
-    <w:lvl w:ilvl="3" w:tplc="0409000F" w:tentative="1">
-      <w:start w:val="1"/>
-      <w:numFmt w:val="decimal"/>
-      <w:lvlText w:val="%4."/>
-      <w:lvlJc w:val="left"/>
-      <w:pPr>
-        <w:ind w:left="2037" w:hanging="420"/>
-      </w:pPr>
-    </w:lvl>
-    <w:lvl w:ilvl="4" w:tplc="04090019" w:tentative="1">
-      <w:start w:val="1"/>
-      <w:numFmt w:val="lowerLetter"/>
-      <w:lvlText w:val="%5)"/>
-      <w:lvlJc w:val="left"/>
-      <w:pPr>
-        <w:ind w:left="2457" w:hanging="420"/>
-      </w:pPr>
-    </w:lvl>
-    <w:lvl w:ilvl="5" w:tplc="0409001B" w:tentative="1">
-      <w:start w:val="1"/>
-      <w:numFmt w:val="lowerRoman"/>
-      <w:lvlText w:val="%6."/>
-      <w:lvlJc w:val="right"/>
-      <w:pPr>
-        <w:ind w:left="2877" w:hanging="420"/>
-      </w:pPr>
-    </w:lvl>
-    <w:lvl w:ilvl="6" w:tplc="0409000F" w:tentative="1">
-      <w:start w:val="1"/>
-      <w:numFmt w:val="decimal"/>
-      <w:lvlText w:val="%7."/>
-      <w:lvlJc w:val="left"/>
-      <w:pPr>
-        <w:ind w:left="3297" w:hanging="420"/>
-      </w:pPr>
-    </w:lvl>
-    <w:lvl w:ilvl="7" w:tplc="04090019" w:tentative="1">
-      <w:start w:val="1"/>
-      <w:numFmt w:val="lowerLetter"/>
-      <w:lvlText w:val="%8)"/>
-      <w:lvlJc w:val="left"/>
-      <w:pPr>
-        <w:ind w:left="3717" w:hanging="420"/>
-      </w:pPr>
-    </w:lvl>
-    <w:lvl w:ilvl="8" w:tplc="0409001B" w:tentative="1">
-      <w:start w:val="1"/>
-      <w:numFmt w:val="lowerRoman"/>
-      <w:lvlText w:val="%9."/>
-      <w:lvlJc w:val="right"/>
-      <w:pPr>
-        <w:ind w:left="4137" w:hanging="420"/>
-      </w:pPr>
-    </w:lvl>
-  </w:abstractNum>
-  <w:abstractNum w:abstractNumId="19">
-    <w:nsid w:val="2F690CA2"/>
-    <w:multiLevelType w:val="hybridMultilevel"/>
-    <w:tmpl w:val="6DEED186"/>
-    <w:lvl w:ilvl="0" w:tplc="0409000F">
-      <w:start w:val="1"/>
-      <w:numFmt w:val="decimal"/>
-      <w:lvlText w:val="%1."/>
-      <w:lvlJc w:val="left"/>
-      <w:pPr>
-        <w:ind w:left="777" w:hanging="420"/>
-      </w:pPr>
-    </w:lvl>
-    <w:lvl w:ilvl="1" w:tplc="0409000F">
-      <w:start w:val="1"/>
-      <w:numFmt w:val="decimal"/>
-      <w:lvlText w:val="%2."/>
-      <w:lvlJc w:val="left"/>
-      <w:pPr>
-        <w:ind w:left="1197" w:hanging="420"/>
-      </w:pPr>
-    </w:lvl>
-    <w:lvl w:ilvl="2" w:tplc="0409000F">
-      <w:start w:val="1"/>
-      <w:numFmt w:val="decimal"/>
-      <w:lvlText w:val="%3."/>
-      <w:lvlJc w:val="left"/>
-      <w:pPr>
-        <w:ind w:left="1617" w:hanging="420"/>
-      </w:pPr>
-    </w:lvl>
-    <w:lvl w:ilvl="3" w:tplc="0409000F" w:tentative="1">
-      <w:start w:val="1"/>
-      <w:numFmt w:val="decimal"/>
-      <w:lvlText w:val="%4."/>
-      <w:lvlJc w:val="left"/>
-      <w:pPr>
-        <w:ind w:left="2037" w:hanging="420"/>
-      </w:pPr>
-    </w:lvl>
-    <w:lvl w:ilvl="4" w:tplc="04090019" w:tentative="1">
-      <w:start w:val="1"/>
-      <w:numFmt w:val="lowerLetter"/>
-      <w:lvlText w:val="%5)"/>
-      <w:lvlJc w:val="left"/>
-      <w:pPr>
-        <w:ind w:left="2457" w:hanging="420"/>
-      </w:pPr>
-    </w:lvl>
-    <w:lvl w:ilvl="5" w:tplc="0409001B" w:tentative="1">
-      <w:start w:val="1"/>
-      <w:numFmt w:val="lowerRoman"/>
-      <w:lvlText w:val="%6."/>
-      <w:lvlJc w:val="right"/>
-      <w:pPr>
-        <w:ind w:left="2877" w:hanging="420"/>
-      </w:pPr>
-    </w:lvl>
-    <w:lvl w:ilvl="6" w:tplc="0409000F" w:tentative="1">
-      <w:start w:val="1"/>
-      <w:numFmt w:val="decimal"/>
-      <w:lvlText w:val="%7."/>
-      <w:lvlJc w:val="left"/>
-      <w:pPr>
-        <w:ind w:left="3297" w:hanging="420"/>
-      </w:pPr>
-    </w:lvl>
-    <w:lvl w:ilvl="7" w:tplc="04090019" w:tentative="1">
-      <w:start w:val="1"/>
-      <w:numFmt w:val="lowerLetter"/>
-      <w:lvlText w:val="%8)"/>
-      <w:lvlJc w:val="left"/>
-      <w:pPr>
-        <w:ind w:left="3717" w:hanging="420"/>
-      </w:pPr>
-    </w:lvl>
-    <w:lvl w:ilvl="8" w:tplc="0409001B" w:tentative="1">
-      <w:start w:val="1"/>
-      <w:numFmt w:val="lowerRoman"/>
-      <w:lvlText w:val="%9."/>
-      <w:lvlJc w:val="right"/>
-      <w:pPr>
-        <w:ind w:left="4137" w:hanging="420"/>
-      </w:pPr>
-    </w:lvl>
-  </w:abstractNum>
-  <w:abstractNum w:abstractNumId="20">
-    <w:nsid w:val="38001988"/>
-    <w:multiLevelType w:val="hybridMultilevel"/>
-    <w:tmpl w:val="3CD083FE"/>
-    <w:lvl w:ilvl="0" w:tplc="0409000F">
-      <w:start w:val="1"/>
-      <w:numFmt w:val="decimal"/>
-      <w:lvlText w:val="%1."/>
-      <w:lvlJc w:val="left"/>
-      <w:pPr>
-        <w:ind w:left="777" w:hanging="420"/>
-      </w:pPr>
-    </w:lvl>
-    <w:lvl w:ilvl="1" w:tplc="04090019" w:tentative="1">
-      <w:start w:val="1"/>
-      <w:numFmt w:val="lowerLetter"/>
-      <w:lvlText w:val="%2)"/>
-      <w:lvlJc w:val="left"/>
-      <w:pPr>
-        <w:ind w:left="1197" w:hanging="420"/>
-      </w:pPr>
-    </w:lvl>
-    <w:lvl w:ilvl="2" w:tplc="0409001B" w:tentative="1">
-      <w:start w:val="1"/>
-      <w:numFmt w:val="lowerRoman"/>
-      <w:lvlText w:val="%3."/>
-      <w:lvlJc w:val="right"/>
-      <w:pPr>
-        <w:ind w:left="1617" w:hanging="420"/>
-      </w:pPr>
-    </w:lvl>
-    <w:lvl w:ilvl="3" w:tplc="0409000F" w:tentative="1">
-      <w:start w:val="1"/>
-      <w:numFmt w:val="decimal"/>
-      <w:lvlText w:val="%4."/>
-      <w:lvlJc w:val="left"/>
-      <w:pPr>
-        <w:ind w:left="2037" w:hanging="420"/>
-      </w:pPr>
-    </w:lvl>
-    <w:lvl w:ilvl="4" w:tplc="04090019" w:tentative="1">
-      <w:start w:val="1"/>
-      <w:numFmt w:val="lowerLetter"/>
-      <w:lvlText w:val="%5)"/>
-      <w:lvlJc w:val="left"/>
-      <w:pPr>
-        <w:ind w:left="2457" w:hanging="420"/>
-      </w:pPr>
-    </w:lvl>
-    <w:lvl w:ilvl="5" w:tplc="0409001B" w:tentative="1">
-      <w:start w:val="1"/>
-      <w:numFmt w:val="lowerRoman"/>
-      <w:lvlText w:val="%6."/>
-      <w:lvlJc w:val="right"/>
-      <w:pPr>
-        <w:ind w:left="2877" w:hanging="420"/>
-      </w:pPr>
-    </w:lvl>
-    <w:lvl w:ilvl="6" w:tplc="0409000F" w:tentative="1">
-      <w:start w:val="1"/>
-      <w:numFmt w:val="decimal"/>
-      <w:lvlText w:val="%7."/>
-      <w:lvlJc w:val="left"/>
-      <w:pPr>
-        <w:ind w:left="3297" w:hanging="420"/>
-      </w:pPr>
-    </w:lvl>
-    <w:lvl w:ilvl="7" w:tplc="04090019" w:tentative="1">
-      <w:start w:val="1"/>
-      <w:numFmt w:val="lowerLetter"/>
-      <w:lvlText w:val="%8)"/>
-      <w:lvlJc w:val="left"/>
-      <w:pPr>
-        <w:ind w:left="3717" w:hanging="420"/>
-      </w:pPr>
-    </w:lvl>
-    <w:lvl w:ilvl="8" w:tplc="0409001B" w:tentative="1">
-      <w:start w:val="1"/>
-      <w:numFmt w:val="lowerRoman"/>
-      <w:lvlText w:val="%9."/>
-      <w:lvlJc w:val="right"/>
-      <w:pPr>
-        <w:ind w:left="4137" w:hanging="420"/>
-      </w:pPr>
-    </w:lvl>
-  </w:abstractNum>
-  <w:abstractNum w:abstractNumId="21">
-    <w:nsid w:val="39F94B21"/>
-    <w:multiLevelType w:val="hybridMultilevel"/>
-    <w:tmpl w:val="F0EAD942"/>
-    <w:lvl w:ilvl="0" w:tplc="0409000F">
-      <w:start w:val="1"/>
-      <w:numFmt w:val="decimal"/>
-      <w:lvlText w:val="%1."/>
-      <w:lvlJc w:val="left"/>
-      <w:pPr>
-        <w:ind w:left="777" w:hanging="420"/>
-      </w:pPr>
-    </w:lvl>
-    <w:lvl w:ilvl="1" w:tplc="04090019" w:tentative="1">
-      <w:start w:val="1"/>
-      <w:numFmt w:val="lowerLetter"/>
-      <w:lvlText w:val="%2)"/>
-      <w:lvlJc w:val="left"/>
-      <w:pPr>
-        <w:ind w:left="1197" w:hanging="420"/>
-      </w:pPr>
-    </w:lvl>
-    <w:lvl w:ilvl="2" w:tplc="0409001B" w:tentative="1">
-      <w:start w:val="1"/>
-      <w:numFmt w:val="lowerRoman"/>
-      <w:lvlText w:val="%3."/>
-      <w:lvlJc w:val="right"/>
-      <w:pPr>
-        <w:ind w:left="1617" w:hanging="420"/>
-      </w:pPr>
-    </w:lvl>
-    <w:lvl w:ilvl="3" w:tplc="0409000F" w:tentative="1">
-      <w:start w:val="1"/>
-      <w:numFmt w:val="decimal"/>
-      <w:lvlText w:val="%4."/>
-      <w:lvlJc w:val="left"/>
-      <w:pPr>
-        <w:ind w:left="2037" w:hanging="420"/>
-      </w:pPr>
-    </w:lvl>
-    <w:lvl w:ilvl="4" w:tplc="04090019" w:tentative="1">
-      <w:start w:val="1"/>
-      <w:numFmt w:val="lowerLetter"/>
-      <w:lvlText w:val="%5)"/>
-      <w:lvlJc w:val="left"/>
-      <w:pPr>
-        <w:ind w:left="2457" w:hanging="420"/>
-      </w:pPr>
-    </w:lvl>
-    <w:lvl w:ilvl="5" w:tplc="0409001B" w:tentative="1">
-      <w:start w:val="1"/>
-      <w:numFmt w:val="lowerRoman"/>
-      <w:lvlText w:val="%6."/>
-      <w:lvlJc w:val="right"/>
-      <w:pPr>
-        <w:ind w:left="2877" w:hanging="420"/>
-      </w:pPr>
-    </w:lvl>
-    <w:lvl w:ilvl="6" w:tplc="0409000F" w:tentative="1">
-      <w:start w:val="1"/>
-      <w:numFmt w:val="decimal"/>
-      <w:lvlText w:val="%7."/>
-      <w:lvlJc w:val="left"/>
-      <w:pPr>
-        <w:ind w:left="3297" w:hanging="420"/>
-      </w:pPr>
-    </w:lvl>
-    <w:lvl w:ilvl="7" w:tplc="04090019" w:tentative="1">
-      <w:start w:val="1"/>
-      <w:numFmt w:val="lowerLetter"/>
-      <w:lvlText w:val="%8)"/>
-      <w:lvlJc w:val="left"/>
-      <w:pPr>
-        <w:ind w:left="3717" w:hanging="420"/>
-      </w:pPr>
-    </w:lvl>
-    <w:lvl w:ilvl="8" w:tplc="0409001B" w:tentative="1">
-      <w:start w:val="1"/>
-      <w:numFmt w:val="lowerRoman"/>
-      <w:lvlText w:val="%9."/>
-      <w:lvlJc w:val="right"/>
-      <w:pPr>
-        <w:ind w:left="4137" w:hanging="420"/>
-      </w:pPr>
-    </w:lvl>
-  </w:abstractNum>
-  <w:abstractNum w:abstractNumId="22">
+  <w:abstractNum w:abstractNumId="4">
     <w:nsid w:val="3A95211F"/>
     <w:multiLevelType w:val="hybridMultilevel"/>
     <w:tmpl w:val="9F1A27B2"/>
@@ -21987,781 +21014,7 @@
       </w:pPr>
     </w:lvl>
   </w:abstractNum>
-  <w:abstractNum w:abstractNumId="23">
-    <w:nsid w:val="3FFC5661"/>
-    <w:multiLevelType w:val="hybridMultilevel"/>
-    <w:tmpl w:val="C52A9966"/>
-    <w:lvl w:ilvl="0" w:tplc="0409000F">
-      <w:start w:val="1"/>
-      <w:numFmt w:val="decimal"/>
-      <w:lvlText w:val="%1."/>
-      <w:lvlJc w:val="left"/>
-      <w:pPr>
-        <w:ind w:left="777" w:hanging="420"/>
-      </w:pPr>
-    </w:lvl>
-    <w:lvl w:ilvl="1" w:tplc="0409000F">
-      <w:start w:val="1"/>
-      <w:numFmt w:val="decimal"/>
-      <w:lvlText w:val="%2."/>
-      <w:lvlJc w:val="left"/>
-      <w:pPr>
-        <w:ind w:left="1197" w:hanging="420"/>
-      </w:pPr>
-    </w:lvl>
-    <w:lvl w:ilvl="2" w:tplc="0409001B" w:tentative="1">
-      <w:start w:val="1"/>
-      <w:numFmt w:val="lowerRoman"/>
-      <w:lvlText w:val="%3."/>
-      <w:lvlJc w:val="right"/>
-      <w:pPr>
-        <w:ind w:left="1617" w:hanging="420"/>
-      </w:pPr>
-    </w:lvl>
-    <w:lvl w:ilvl="3" w:tplc="0409000F" w:tentative="1">
-      <w:start w:val="1"/>
-      <w:numFmt w:val="decimal"/>
-      <w:lvlText w:val="%4."/>
-      <w:lvlJc w:val="left"/>
-      <w:pPr>
-        <w:ind w:left="2037" w:hanging="420"/>
-      </w:pPr>
-    </w:lvl>
-    <w:lvl w:ilvl="4" w:tplc="04090019" w:tentative="1">
-      <w:start w:val="1"/>
-      <w:numFmt w:val="lowerLetter"/>
-      <w:lvlText w:val="%5)"/>
-      <w:lvlJc w:val="left"/>
-      <w:pPr>
-        <w:ind w:left="2457" w:hanging="420"/>
-      </w:pPr>
-    </w:lvl>
-    <w:lvl w:ilvl="5" w:tplc="0409001B" w:tentative="1">
-      <w:start w:val="1"/>
-      <w:numFmt w:val="lowerRoman"/>
-      <w:lvlText w:val="%6."/>
-      <w:lvlJc w:val="right"/>
-      <w:pPr>
-        <w:ind w:left="2877" w:hanging="420"/>
-      </w:pPr>
-    </w:lvl>
-    <w:lvl w:ilvl="6" w:tplc="0409000F" w:tentative="1">
-      <w:start w:val="1"/>
-      <w:numFmt w:val="decimal"/>
-      <w:lvlText w:val="%7."/>
-      <w:lvlJc w:val="left"/>
-      <w:pPr>
-        <w:ind w:left="3297" w:hanging="420"/>
-      </w:pPr>
-    </w:lvl>
-    <w:lvl w:ilvl="7" w:tplc="04090019" w:tentative="1">
-      <w:start w:val="1"/>
-      <w:numFmt w:val="lowerLetter"/>
-      <w:lvlText w:val="%8)"/>
-      <w:lvlJc w:val="left"/>
-      <w:pPr>
-        <w:ind w:left="3717" w:hanging="420"/>
-      </w:pPr>
-    </w:lvl>
-    <w:lvl w:ilvl="8" w:tplc="0409001B" w:tentative="1">
-      <w:start w:val="1"/>
-      <w:numFmt w:val="lowerRoman"/>
-      <w:lvlText w:val="%9."/>
-      <w:lvlJc w:val="right"/>
-      <w:pPr>
-        <w:ind w:left="4137" w:hanging="420"/>
-      </w:pPr>
-    </w:lvl>
-  </w:abstractNum>
-  <w:abstractNum w:abstractNumId="24">
-    <w:nsid w:val="40303BF3"/>
-    <w:multiLevelType w:val="hybridMultilevel"/>
-    <w:tmpl w:val="542C8574"/>
-    <w:lvl w:ilvl="0" w:tplc="0409000F">
-      <w:start w:val="1"/>
-      <w:numFmt w:val="decimal"/>
-      <w:lvlText w:val="%1."/>
-      <w:lvlJc w:val="left"/>
-      <w:pPr>
-        <w:ind w:left="777" w:hanging="420"/>
-      </w:pPr>
-    </w:lvl>
-    <w:lvl w:ilvl="1" w:tplc="0409000F">
-      <w:start w:val="1"/>
-      <w:numFmt w:val="decimal"/>
-      <w:lvlText w:val="%2."/>
-      <w:lvlJc w:val="left"/>
-      <w:pPr>
-        <w:ind w:left="1197" w:hanging="420"/>
-      </w:pPr>
-    </w:lvl>
-    <w:lvl w:ilvl="2" w:tplc="0409001B" w:tentative="1">
-      <w:start w:val="1"/>
-      <w:numFmt w:val="lowerRoman"/>
-      <w:lvlText w:val="%3."/>
-      <w:lvlJc w:val="right"/>
-      <w:pPr>
-        <w:ind w:left="1617" w:hanging="420"/>
-      </w:pPr>
-    </w:lvl>
-    <w:lvl w:ilvl="3" w:tplc="0409000F" w:tentative="1">
-      <w:start w:val="1"/>
-      <w:numFmt w:val="decimal"/>
-      <w:lvlText w:val="%4."/>
-      <w:lvlJc w:val="left"/>
-      <w:pPr>
-        <w:ind w:left="2037" w:hanging="420"/>
-      </w:pPr>
-    </w:lvl>
-    <w:lvl w:ilvl="4" w:tplc="04090019" w:tentative="1">
-      <w:start w:val="1"/>
-      <w:numFmt w:val="lowerLetter"/>
-      <w:lvlText w:val="%5)"/>
-      <w:lvlJc w:val="left"/>
-      <w:pPr>
-        <w:ind w:left="2457" w:hanging="420"/>
-      </w:pPr>
-    </w:lvl>
-    <w:lvl w:ilvl="5" w:tplc="0409001B" w:tentative="1">
-      <w:start w:val="1"/>
-      <w:numFmt w:val="lowerRoman"/>
-      <w:lvlText w:val="%6."/>
-      <w:lvlJc w:val="right"/>
-      <w:pPr>
-        <w:ind w:left="2877" w:hanging="420"/>
-      </w:pPr>
-    </w:lvl>
-    <w:lvl w:ilvl="6" w:tplc="0409000F" w:tentative="1">
-      <w:start w:val="1"/>
-      <w:numFmt w:val="decimal"/>
-      <w:lvlText w:val="%7."/>
-      <w:lvlJc w:val="left"/>
-      <w:pPr>
-        <w:ind w:left="3297" w:hanging="420"/>
-      </w:pPr>
-    </w:lvl>
-    <w:lvl w:ilvl="7" w:tplc="04090019" w:tentative="1">
-      <w:start w:val="1"/>
-      <w:numFmt w:val="lowerLetter"/>
-      <w:lvlText w:val="%8)"/>
-      <w:lvlJc w:val="left"/>
-      <w:pPr>
-        <w:ind w:left="3717" w:hanging="420"/>
-      </w:pPr>
-    </w:lvl>
-    <w:lvl w:ilvl="8" w:tplc="0409001B" w:tentative="1">
-      <w:start w:val="1"/>
-      <w:numFmt w:val="lowerRoman"/>
-      <w:lvlText w:val="%9."/>
-      <w:lvlJc w:val="right"/>
-      <w:pPr>
-        <w:ind w:left="4137" w:hanging="420"/>
-      </w:pPr>
-    </w:lvl>
-  </w:abstractNum>
-  <w:abstractNum w:abstractNumId="25">
-    <w:nsid w:val="430429AC"/>
-    <w:multiLevelType w:val="hybridMultilevel"/>
-    <w:tmpl w:val="EC647346"/>
-    <w:lvl w:ilvl="0" w:tplc="0409000F">
-      <w:start w:val="1"/>
-      <w:numFmt w:val="decimal"/>
-      <w:lvlText w:val="%1."/>
-      <w:lvlJc w:val="left"/>
-      <w:pPr>
-        <w:ind w:left="777" w:hanging="420"/>
-      </w:pPr>
-    </w:lvl>
-    <w:lvl w:ilvl="1" w:tplc="04090019" w:tentative="1">
-      <w:start w:val="1"/>
-      <w:numFmt w:val="lowerLetter"/>
-      <w:lvlText w:val="%2)"/>
-      <w:lvlJc w:val="left"/>
-      <w:pPr>
-        <w:ind w:left="1197" w:hanging="420"/>
-      </w:pPr>
-    </w:lvl>
-    <w:lvl w:ilvl="2" w:tplc="0409001B" w:tentative="1">
-      <w:start w:val="1"/>
-      <w:numFmt w:val="lowerRoman"/>
-      <w:lvlText w:val="%3."/>
-      <w:lvlJc w:val="right"/>
-      <w:pPr>
-        <w:ind w:left="1617" w:hanging="420"/>
-      </w:pPr>
-    </w:lvl>
-    <w:lvl w:ilvl="3" w:tplc="0409000F" w:tentative="1">
-      <w:start w:val="1"/>
-      <w:numFmt w:val="decimal"/>
-      <w:lvlText w:val="%4."/>
-      <w:lvlJc w:val="left"/>
-      <w:pPr>
-        <w:ind w:left="2037" w:hanging="420"/>
-      </w:pPr>
-    </w:lvl>
-    <w:lvl w:ilvl="4" w:tplc="04090019" w:tentative="1">
-      <w:start w:val="1"/>
-      <w:numFmt w:val="lowerLetter"/>
-      <w:lvlText w:val="%5)"/>
-      <w:lvlJc w:val="left"/>
-      <w:pPr>
-        <w:ind w:left="2457" w:hanging="420"/>
-      </w:pPr>
-    </w:lvl>
-    <w:lvl w:ilvl="5" w:tplc="0409001B" w:tentative="1">
-      <w:start w:val="1"/>
-      <w:numFmt w:val="lowerRoman"/>
-      <w:lvlText w:val="%6."/>
-      <w:lvlJc w:val="right"/>
-      <w:pPr>
-        <w:ind w:left="2877" w:hanging="420"/>
-      </w:pPr>
-    </w:lvl>
-    <w:lvl w:ilvl="6" w:tplc="0409000F" w:tentative="1">
-      <w:start w:val="1"/>
-      <w:numFmt w:val="decimal"/>
-      <w:lvlText w:val="%7."/>
-      <w:lvlJc w:val="left"/>
-      <w:pPr>
-        <w:ind w:left="3297" w:hanging="420"/>
-      </w:pPr>
-    </w:lvl>
-    <w:lvl w:ilvl="7" w:tplc="04090019" w:tentative="1">
-      <w:start w:val="1"/>
-      <w:numFmt w:val="lowerLetter"/>
-      <w:lvlText w:val="%8)"/>
-      <w:lvlJc w:val="left"/>
-      <w:pPr>
-        <w:ind w:left="3717" w:hanging="420"/>
-      </w:pPr>
-    </w:lvl>
-    <w:lvl w:ilvl="8" w:tplc="0409001B" w:tentative="1">
-      <w:start w:val="1"/>
-      <w:numFmt w:val="lowerRoman"/>
-      <w:lvlText w:val="%9."/>
-      <w:lvlJc w:val="right"/>
-      <w:pPr>
-        <w:ind w:left="4137" w:hanging="420"/>
-      </w:pPr>
-    </w:lvl>
-  </w:abstractNum>
-  <w:abstractNum w:abstractNumId="26">
-    <w:nsid w:val="470851C2"/>
-    <w:multiLevelType w:val="hybridMultilevel"/>
-    <w:tmpl w:val="9BD0E888"/>
-    <w:lvl w:ilvl="0" w:tplc="0409000F">
-      <w:start w:val="1"/>
-      <w:numFmt w:val="decimal"/>
-      <w:lvlText w:val="%1."/>
-      <w:lvlJc w:val="left"/>
-      <w:pPr>
-        <w:ind w:left="777" w:hanging="420"/>
-      </w:pPr>
-    </w:lvl>
-    <w:lvl w:ilvl="1" w:tplc="04090019" w:tentative="1">
-      <w:start w:val="1"/>
-      <w:numFmt w:val="lowerLetter"/>
-      <w:lvlText w:val="%2)"/>
-      <w:lvlJc w:val="left"/>
-      <w:pPr>
-        <w:ind w:left="1197" w:hanging="420"/>
-      </w:pPr>
-    </w:lvl>
-    <w:lvl w:ilvl="2" w:tplc="0409001B" w:tentative="1">
-      <w:start w:val="1"/>
-      <w:numFmt w:val="lowerRoman"/>
-      <w:lvlText w:val="%3."/>
-      <w:lvlJc w:val="right"/>
-      <w:pPr>
-        <w:ind w:left="1617" w:hanging="420"/>
-      </w:pPr>
-    </w:lvl>
-    <w:lvl w:ilvl="3" w:tplc="0409000F" w:tentative="1">
-      <w:start w:val="1"/>
-      <w:numFmt w:val="decimal"/>
-      <w:lvlText w:val="%4."/>
-      <w:lvlJc w:val="left"/>
-      <w:pPr>
-        <w:ind w:left="2037" w:hanging="420"/>
-      </w:pPr>
-    </w:lvl>
-    <w:lvl w:ilvl="4" w:tplc="04090019" w:tentative="1">
-      <w:start w:val="1"/>
-      <w:numFmt w:val="lowerLetter"/>
-      <w:lvlText w:val="%5)"/>
-      <w:lvlJc w:val="left"/>
-      <w:pPr>
-        <w:ind w:left="2457" w:hanging="420"/>
-      </w:pPr>
-    </w:lvl>
-    <w:lvl w:ilvl="5" w:tplc="0409001B" w:tentative="1">
-      <w:start w:val="1"/>
-      <w:numFmt w:val="lowerRoman"/>
-      <w:lvlText w:val="%6."/>
-      <w:lvlJc w:val="right"/>
-      <w:pPr>
-        <w:ind w:left="2877" w:hanging="420"/>
-      </w:pPr>
-    </w:lvl>
-    <w:lvl w:ilvl="6" w:tplc="0409000F" w:tentative="1">
-      <w:start w:val="1"/>
-      <w:numFmt w:val="decimal"/>
-      <w:lvlText w:val="%7."/>
-      <w:lvlJc w:val="left"/>
-      <w:pPr>
-        <w:ind w:left="3297" w:hanging="420"/>
-      </w:pPr>
-    </w:lvl>
-    <w:lvl w:ilvl="7" w:tplc="04090019" w:tentative="1">
-      <w:start w:val="1"/>
-      <w:numFmt w:val="lowerLetter"/>
-      <w:lvlText w:val="%8)"/>
-      <w:lvlJc w:val="left"/>
-      <w:pPr>
-        <w:ind w:left="3717" w:hanging="420"/>
-      </w:pPr>
-    </w:lvl>
-    <w:lvl w:ilvl="8" w:tplc="0409001B" w:tentative="1">
-      <w:start w:val="1"/>
-      <w:numFmt w:val="lowerRoman"/>
-      <w:lvlText w:val="%9."/>
-      <w:lvlJc w:val="right"/>
-      <w:pPr>
-        <w:ind w:left="4137" w:hanging="420"/>
-      </w:pPr>
-    </w:lvl>
-  </w:abstractNum>
-  <w:abstractNum w:abstractNumId="27">
-    <w:nsid w:val="4820363A"/>
-    <w:multiLevelType w:val="hybridMultilevel"/>
-    <w:tmpl w:val="6C289F96"/>
-    <w:lvl w:ilvl="0" w:tplc="0409000F">
-      <w:start w:val="1"/>
-      <w:numFmt w:val="decimal"/>
-      <w:lvlText w:val="%1."/>
-      <w:lvlJc w:val="left"/>
-      <w:pPr>
-        <w:ind w:left="777" w:hanging="420"/>
-      </w:pPr>
-    </w:lvl>
-    <w:lvl w:ilvl="1" w:tplc="0409000F">
-      <w:start w:val="1"/>
-      <w:numFmt w:val="decimal"/>
-      <w:lvlText w:val="%2."/>
-      <w:lvlJc w:val="left"/>
-      <w:pPr>
-        <w:ind w:left="1197" w:hanging="420"/>
-      </w:pPr>
-    </w:lvl>
-    <w:lvl w:ilvl="2" w:tplc="0409001B" w:tentative="1">
-      <w:start w:val="1"/>
-      <w:numFmt w:val="lowerRoman"/>
-      <w:lvlText w:val="%3."/>
-      <w:lvlJc w:val="right"/>
-      <w:pPr>
-        <w:ind w:left="1617" w:hanging="420"/>
-      </w:pPr>
-    </w:lvl>
-    <w:lvl w:ilvl="3" w:tplc="0409000F" w:tentative="1">
-      <w:start w:val="1"/>
-      <w:numFmt w:val="decimal"/>
-      <w:lvlText w:val="%4."/>
-      <w:lvlJc w:val="left"/>
-      <w:pPr>
-        <w:ind w:left="2037" w:hanging="420"/>
-      </w:pPr>
-    </w:lvl>
-    <w:lvl w:ilvl="4" w:tplc="04090019" w:tentative="1">
-      <w:start w:val="1"/>
-      <w:numFmt w:val="lowerLetter"/>
-      <w:lvlText w:val="%5)"/>
-      <w:lvlJc w:val="left"/>
-      <w:pPr>
-        <w:ind w:left="2457" w:hanging="420"/>
-      </w:pPr>
-    </w:lvl>
-    <w:lvl w:ilvl="5" w:tplc="0409001B" w:tentative="1">
-      <w:start w:val="1"/>
-      <w:numFmt w:val="lowerRoman"/>
-      <w:lvlText w:val="%6."/>
-      <w:lvlJc w:val="right"/>
-      <w:pPr>
-        <w:ind w:left="2877" w:hanging="420"/>
-      </w:pPr>
-    </w:lvl>
-    <w:lvl w:ilvl="6" w:tplc="0409000F" w:tentative="1">
-      <w:start w:val="1"/>
-      <w:numFmt w:val="decimal"/>
-      <w:lvlText w:val="%7."/>
-      <w:lvlJc w:val="left"/>
-      <w:pPr>
-        <w:ind w:left="3297" w:hanging="420"/>
-      </w:pPr>
-    </w:lvl>
-    <w:lvl w:ilvl="7" w:tplc="04090019" w:tentative="1">
-      <w:start w:val="1"/>
-      <w:numFmt w:val="lowerLetter"/>
-      <w:lvlText w:val="%8)"/>
-      <w:lvlJc w:val="left"/>
-      <w:pPr>
-        <w:ind w:left="3717" w:hanging="420"/>
-      </w:pPr>
-    </w:lvl>
-    <w:lvl w:ilvl="8" w:tplc="0409001B" w:tentative="1">
-      <w:start w:val="1"/>
-      <w:numFmt w:val="lowerRoman"/>
-      <w:lvlText w:val="%9."/>
-      <w:lvlJc w:val="right"/>
-      <w:pPr>
-        <w:ind w:left="4137" w:hanging="420"/>
-      </w:pPr>
-    </w:lvl>
-  </w:abstractNum>
-  <w:abstractNum w:abstractNumId="28">
-    <w:nsid w:val="4A056139"/>
-    <w:multiLevelType w:val="hybridMultilevel"/>
-    <w:tmpl w:val="542C8574"/>
-    <w:lvl w:ilvl="0" w:tplc="0409000F">
-      <w:start w:val="1"/>
-      <w:numFmt w:val="decimal"/>
-      <w:lvlText w:val="%1."/>
-      <w:lvlJc w:val="left"/>
-      <w:pPr>
-        <w:ind w:left="777" w:hanging="420"/>
-      </w:pPr>
-    </w:lvl>
-    <w:lvl w:ilvl="1" w:tplc="0409000F">
-      <w:start w:val="1"/>
-      <w:numFmt w:val="decimal"/>
-      <w:lvlText w:val="%2."/>
-      <w:lvlJc w:val="left"/>
-      <w:pPr>
-        <w:ind w:left="1197" w:hanging="420"/>
-      </w:pPr>
-    </w:lvl>
-    <w:lvl w:ilvl="2" w:tplc="0409001B" w:tentative="1">
-      <w:start w:val="1"/>
-      <w:numFmt w:val="lowerRoman"/>
-      <w:lvlText w:val="%3."/>
-      <w:lvlJc w:val="right"/>
-      <w:pPr>
-        <w:ind w:left="1617" w:hanging="420"/>
-      </w:pPr>
-    </w:lvl>
-    <w:lvl w:ilvl="3" w:tplc="0409000F" w:tentative="1">
-      <w:start w:val="1"/>
-      <w:numFmt w:val="decimal"/>
-      <w:lvlText w:val="%4."/>
-      <w:lvlJc w:val="left"/>
-      <w:pPr>
-        <w:ind w:left="2037" w:hanging="420"/>
-      </w:pPr>
-    </w:lvl>
-    <w:lvl w:ilvl="4" w:tplc="04090019" w:tentative="1">
-      <w:start w:val="1"/>
-      <w:numFmt w:val="lowerLetter"/>
-      <w:lvlText w:val="%5)"/>
-      <w:lvlJc w:val="left"/>
-      <w:pPr>
-        <w:ind w:left="2457" w:hanging="420"/>
-      </w:pPr>
-    </w:lvl>
-    <w:lvl w:ilvl="5" w:tplc="0409001B" w:tentative="1">
-      <w:start w:val="1"/>
-      <w:numFmt w:val="lowerRoman"/>
-      <w:lvlText w:val="%6."/>
-      <w:lvlJc w:val="right"/>
-      <w:pPr>
-        <w:ind w:left="2877" w:hanging="420"/>
-      </w:pPr>
-    </w:lvl>
-    <w:lvl w:ilvl="6" w:tplc="0409000F" w:tentative="1">
-      <w:start w:val="1"/>
-      <w:numFmt w:val="decimal"/>
-      <w:lvlText w:val="%7."/>
-      <w:lvlJc w:val="left"/>
-      <w:pPr>
-        <w:ind w:left="3297" w:hanging="420"/>
-      </w:pPr>
-    </w:lvl>
-    <w:lvl w:ilvl="7" w:tplc="04090019" w:tentative="1">
-      <w:start w:val="1"/>
-      <w:numFmt w:val="lowerLetter"/>
-      <w:lvlText w:val="%8)"/>
-      <w:lvlJc w:val="left"/>
-      <w:pPr>
-        <w:ind w:left="3717" w:hanging="420"/>
-      </w:pPr>
-    </w:lvl>
-    <w:lvl w:ilvl="8" w:tplc="0409001B" w:tentative="1">
-      <w:start w:val="1"/>
-      <w:numFmt w:val="lowerRoman"/>
-      <w:lvlText w:val="%9."/>
-      <w:lvlJc w:val="right"/>
-      <w:pPr>
-        <w:ind w:left="4137" w:hanging="420"/>
-      </w:pPr>
-    </w:lvl>
-  </w:abstractNum>
-  <w:abstractNum w:abstractNumId="29">
-    <w:nsid w:val="506E6442"/>
-    <w:multiLevelType w:val="hybridMultilevel"/>
-    <w:tmpl w:val="338C01A6"/>
-    <w:lvl w:ilvl="0" w:tplc="0409000F">
-      <w:start w:val="1"/>
-      <w:numFmt w:val="decimal"/>
-      <w:lvlText w:val="%1."/>
-      <w:lvlJc w:val="left"/>
-      <w:pPr>
-        <w:ind w:left="777" w:hanging="420"/>
-      </w:pPr>
-    </w:lvl>
-    <w:lvl w:ilvl="1" w:tplc="0409000F">
-      <w:start w:val="1"/>
-      <w:numFmt w:val="decimal"/>
-      <w:lvlText w:val="%2."/>
-      <w:lvlJc w:val="left"/>
-      <w:pPr>
-        <w:ind w:left="1197" w:hanging="420"/>
-      </w:pPr>
-    </w:lvl>
-    <w:lvl w:ilvl="2" w:tplc="0409000F">
-      <w:start w:val="1"/>
-      <w:numFmt w:val="decimal"/>
-      <w:lvlText w:val="%3."/>
-      <w:lvlJc w:val="left"/>
-      <w:pPr>
-        <w:ind w:left="1617" w:hanging="420"/>
-      </w:pPr>
-    </w:lvl>
-    <w:lvl w:ilvl="3" w:tplc="0409000F" w:tentative="1">
-      <w:start w:val="1"/>
-      <w:numFmt w:val="decimal"/>
-      <w:lvlText w:val="%4."/>
-      <w:lvlJc w:val="left"/>
-      <w:pPr>
-        <w:ind w:left="2037" w:hanging="420"/>
-      </w:pPr>
-    </w:lvl>
-    <w:lvl w:ilvl="4" w:tplc="04090019" w:tentative="1">
-      <w:start w:val="1"/>
-      <w:numFmt w:val="lowerLetter"/>
-      <w:lvlText w:val="%5)"/>
-      <w:lvlJc w:val="left"/>
-      <w:pPr>
-        <w:ind w:left="2457" w:hanging="420"/>
-      </w:pPr>
-    </w:lvl>
-    <w:lvl w:ilvl="5" w:tplc="0409001B" w:tentative="1">
-      <w:start w:val="1"/>
-      <w:numFmt w:val="lowerRoman"/>
-      <w:lvlText w:val="%6."/>
-      <w:lvlJc w:val="right"/>
-      <w:pPr>
-        <w:ind w:left="2877" w:hanging="420"/>
-      </w:pPr>
-    </w:lvl>
-    <w:lvl w:ilvl="6" w:tplc="0409000F" w:tentative="1">
-      <w:start w:val="1"/>
-      <w:numFmt w:val="decimal"/>
-      <w:lvlText w:val="%7."/>
-      <w:lvlJc w:val="left"/>
-      <w:pPr>
-        <w:ind w:left="3297" w:hanging="420"/>
-      </w:pPr>
-    </w:lvl>
-    <w:lvl w:ilvl="7" w:tplc="04090019" w:tentative="1">
-      <w:start w:val="1"/>
-      <w:numFmt w:val="lowerLetter"/>
-      <w:lvlText w:val="%8)"/>
-      <w:lvlJc w:val="left"/>
-      <w:pPr>
-        <w:ind w:left="3717" w:hanging="420"/>
-      </w:pPr>
-    </w:lvl>
-    <w:lvl w:ilvl="8" w:tplc="0409001B" w:tentative="1">
-      <w:start w:val="1"/>
-      <w:numFmt w:val="lowerRoman"/>
-      <w:lvlText w:val="%9."/>
-      <w:lvlJc w:val="right"/>
-      <w:pPr>
-        <w:ind w:left="4137" w:hanging="420"/>
-      </w:pPr>
-    </w:lvl>
-  </w:abstractNum>
-  <w:abstractNum w:abstractNumId="30">
-    <w:nsid w:val="563D1912"/>
-    <w:multiLevelType w:val="hybridMultilevel"/>
-    <w:tmpl w:val="62BC5BA2"/>
-    <w:lvl w:ilvl="0" w:tplc="0409000F">
-      <w:start w:val="1"/>
-      <w:numFmt w:val="decimal"/>
-      <w:lvlText w:val="%1."/>
-      <w:lvlJc w:val="left"/>
-      <w:pPr>
-        <w:ind w:left="777" w:hanging="420"/>
-      </w:pPr>
-    </w:lvl>
-    <w:lvl w:ilvl="1" w:tplc="0409000F">
-      <w:start w:val="1"/>
-      <w:numFmt w:val="decimal"/>
-      <w:lvlText w:val="%2."/>
-      <w:lvlJc w:val="left"/>
-      <w:pPr>
-        <w:ind w:left="1197" w:hanging="420"/>
-      </w:pPr>
-    </w:lvl>
-    <w:lvl w:ilvl="2" w:tplc="0409000F">
-      <w:start w:val="1"/>
-      <w:numFmt w:val="decimal"/>
-      <w:lvlText w:val="%3."/>
-      <w:lvlJc w:val="left"/>
-      <w:pPr>
-        <w:ind w:left="1617" w:hanging="420"/>
-      </w:pPr>
-    </w:lvl>
-    <w:lvl w:ilvl="3" w:tplc="0409000F">
-      <w:start w:val="1"/>
-      <w:numFmt w:val="decimal"/>
-      <w:lvlText w:val="%4."/>
-      <w:lvlJc w:val="left"/>
-      <w:pPr>
-        <w:ind w:left="2037" w:hanging="420"/>
-      </w:pPr>
-    </w:lvl>
-    <w:lvl w:ilvl="4" w:tplc="04090019" w:tentative="1">
-      <w:start w:val="1"/>
-      <w:numFmt w:val="lowerLetter"/>
-      <w:lvlText w:val="%5)"/>
-      <w:lvlJc w:val="left"/>
-      <w:pPr>
-        <w:ind w:left="2457" w:hanging="420"/>
-      </w:pPr>
-    </w:lvl>
-    <w:lvl w:ilvl="5" w:tplc="0409001B" w:tentative="1">
-      <w:start w:val="1"/>
-      <w:numFmt w:val="lowerRoman"/>
-      <w:lvlText w:val="%6."/>
-      <w:lvlJc w:val="right"/>
-      <w:pPr>
-        <w:ind w:left="2877" w:hanging="420"/>
-      </w:pPr>
-    </w:lvl>
-    <w:lvl w:ilvl="6" w:tplc="0409000F" w:tentative="1">
-      <w:start w:val="1"/>
-      <w:numFmt w:val="decimal"/>
-      <w:lvlText w:val="%7."/>
-      <w:lvlJc w:val="left"/>
-      <w:pPr>
-        <w:ind w:left="3297" w:hanging="420"/>
-      </w:pPr>
-    </w:lvl>
-    <w:lvl w:ilvl="7" w:tplc="04090019" w:tentative="1">
-      <w:start w:val="1"/>
-      <w:numFmt w:val="lowerLetter"/>
-      <w:lvlText w:val="%8)"/>
-      <w:lvlJc w:val="left"/>
-      <w:pPr>
-        <w:ind w:left="3717" w:hanging="420"/>
-      </w:pPr>
-    </w:lvl>
-    <w:lvl w:ilvl="8" w:tplc="0409001B" w:tentative="1">
-      <w:start w:val="1"/>
-      <w:numFmt w:val="lowerRoman"/>
-      <w:lvlText w:val="%9."/>
-      <w:lvlJc w:val="right"/>
-      <w:pPr>
-        <w:ind w:left="4137" w:hanging="420"/>
-      </w:pPr>
-    </w:lvl>
-  </w:abstractNum>
-  <w:abstractNum w:abstractNumId="31">
-    <w:nsid w:val="5765029B"/>
-    <w:multiLevelType w:val="hybridMultilevel"/>
-    <w:tmpl w:val="31B6A236"/>
-    <w:lvl w:ilvl="0" w:tplc="0409000F">
-      <w:start w:val="1"/>
-      <w:numFmt w:val="decimal"/>
-      <w:lvlText w:val="%1."/>
-      <w:lvlJc w:val="left"/>
-      <w:pPr>
-        <w:ind w:left="777" w:hanging="420"/>
-      </w:pPr>
-    </w:lvl>
-    <w:lvl w:ilvl="1" w:tplc="0409000F">
-      <w:start w:val="1"/>
-      <w:numFmt w:val="decimal"/>
-      <w:lvlText w:val="%2."/>
-      <w:lvlJc w:val="left"/>
-      <w:pPr>
-        <w:ind w:left="1197" w:hanging="420"/>
-      </w:pPr>
-    </w:lvl>
-    <w:lvl w:ilvl="2" w:tplc="0409000F">
-      <w:start w:val="1"/>
-      <w:numFmt w:val="decimal"/>
-      <w:lvlText w:val="%3."/>
-      <w:lvlJc w:val="left"/>
-      <w:pPr>
-        <w:ind w:left="1617" w:hanging="420"/>
-      </w:pPr>
-    </w:lvl>
-    <w:lvl w:ilvl="3" w:tplc="0409000F" w:tentative="1">
-      <w:start w:val="1"/>
-      <w:numFmt w:val="decimal"/>
-      <w:lvlText w:val="%4."/>
-      <w:lvlJc w:val="left"/>
-      <w:pPr>
-        <w:ind w:left="2037" w:hanging="420"/>
-      </w:pPr>
-    </w:lvl>
-    <w:lvl w:ilvl="4" w:tplc="04090019" w:tentative="1">
-      <w:start w:val="1"/>
-      <w:numFmt w:val="lowerLetter"/>
-      <w:lvlText w:val="%5)"/>
-      <w:lvlJc w:val="left"/>
-      <w:pPr>
-        <w:ind w:left="2457" w:hanging="420"/>
-      </w:pPr>
-    </w:lvl>
-    <w:lvl w:ilvl="5" w:tplc="0409001B" w:tentative="1">
-      <w:start w:val="1"/>
-      <w:numFmt w:val="lowerRoman"/>
-      <w:lvlText w:val="%6."/>
-      <w:lvlJc w:val="right"/>
-      <w:pPr>
-        <w:ind w:left="2877" w:hanging="420"/>
-      </w:pPr>
-    </w:lvl>
-    <w:lvl w:ilvl="6" w:tplc="0409000F" w:tentative="1">
-      <w:start w:val="1"/>
-      <w:numFmt w:val="decimal"/>
-      <w:lvlText w:val="%7."/>
-      <w:lvlJc w:val="left"/>
-      <w:pPr>
-        <w:ind w:left="3297" w:hanging="420"/>
-      </w:pPr>
-    </w:lvl>
-    <w:lvl w:ilvl="7" w:tplc="04090019" w:tentative="1">
-      <w:start w:val="1"/>
-      <w:numFmt w:val="lowerLetter"/>
-      <w:lvlText w:val="%8)"/>
-      <w:lvlJc w:val="left"/>
-      <w:pPr>
-        <w:ind w:left="3717" w:hanging="420"/>
-      </w:pPr>
-    </w:lvl>
-    <w:lvl w:ilvl="8" w:tplc="0409001B" w:tentative="1">
-      <w:start w:val="1"/>
-      <w:numFmt w:val="lowerRoman"/>
-      <w:lvlText w:val="%9."/>
-      <w:lvlJc w:val="right"/>
-      <w:pPr>
-        <w:ind w:left="4137" w:hanging="420"/>
-      </w:pPr>
-    </w:lvl>
-  </w:abstractNum>
-  <w:abstractNum w:abstractNumId="32">
+  <w:abstractNum w:abstractNumId="5">
     <w:nsid w:val="589E00D2"/>
     <w:multiLevelType w:val="hybridMultilevel"/>
     <w:tmpl w:val="F1EE0268"/>
@@ -22848,10 +21101,10 @@
       </w:pPr>
     </w:lvl>
   </w:abstractNum>
-  <w:abstractNum w:abstractNumId="33">
-    <w:nsid w:val="5B71554B"/>
+  <w:abstractNum w:abstractNumId="6">
+    <w:nsid w:val="75186D69"/>
     <w:multiLevelType w:val="hybridMultilevel"/>
-    <w:tmpl w:val="FC701336"/>
+    <w:tmpl w:val="3CD048AA"/>
     <w:lvl w:ilvl="0" w:tplc="0409000F">
       <w:start w:val="1"/>
       <w:numFmt w:val="decimal"/>
@@ -22861,10 +21114,10 @@
         <w:ind w:left="777" w:hanging="420"/>
       </w:pPr>
     </w:lvl>
-    <w:lvl w:ilvl="1" w:tplc="0409000F">
+    <w:lvl w:ilvl="1" w:tplc="04090019" w:tentative="1">
       <w:start w:val="1"/>
-      <w:numFmt w:val="decimal"/>
-      <w:lvlText w:val="%2."/>
+      <w:numFmt w:val="lowerLetter"/>
+      <w:lvlText w:val="%2)"/>
       <w:lvlJc w:val="left"/>
       <w:pPr>
         <w:ind w:left="1197" w:hanging="420"/>
@@ -22934,781 +21187,7 @@
       </w:pPr>
     </w:lvl>
   </w:abstractNum>
-  <w:abstractNum w:abstractNumId="34">
-    <w:nsid w:val="5D1D7060"/>
-    <w:multiLevelType w:val="hybridMultilevel"/>
-    <w:tmpl w:val="542C8574"/>
-    <w:lvl w:ilvl="0" w:tplc="0409000F">
-      <w:start w:val="1"/>
-      <w:numFmt w:val="decimal"/>
-      <w:lvlText w:val="%1."/>
-      <w:lvlJc w:val="left"/>
-      <w:pPr>
-        <w:ind w:left="777" w:hanging="420"/>
-      </w:pPr>
-    </w:lvl>
-    <w:lvl w:ilvl="1" w:tplc="0409000F">
-      <w:start w:val="1"/>
-      <w:numFmt w:val="decimal"/>
-      <w:lvlText w:val="%2."/>
-      <w:lvlJc w:val="left"/>
-      <w:pPr>
-        <w:ind w:left="1197" w:hanging="420"/>
-      </w:pPr>
-    </w:lvl>
-    <w:lvl w:ilvl="2" w:tplc="0409001B" w:tentative="1">
-      <w:start w:val="1"/>
-      <w:numFmt w:val="lowerRoman"/>
-      <w:lvlText w:val="%3."/>
-      <w:lvlJc w:val="right"/>
-      <w:pPr>
-        <w:ind w:left="1617" w:hanging="420"/>
-      </w:pPr>
-    </w:lvl>
-    <w:lvl w:ilvl="3" w:tplc="0409000F" w:tentative="1">
-      <w:start w:val="1"/>
-      <w:numFmt w:val="decimal"/>
-      <w:lvlText w:val="%4."/>
-      <w:lvlJc w:val="left"/>
-      <w:pPr>
-        <w:ind w:left="2037" w:hanging="420"/>
-      </w:pPr>
-    </w:lvl>
-    <w:lvl w:ilvl="4" w:tplc="04090019" w:tentative="1">
-      <w:start w:val="1"/>
-      <w:numFmt w:val="lowerLetter"/>
-      <w:lvlText w:val="%5)"/>
-      <w:lvlJc w:val="left"/>
-      <w:pPr>
-        <w:ind w:left="2457" w:hanging="420"/>
-      </w:pPr>
-    </w:lvl>
-    <w:lvl w:ilvl="5" w:tplc="0409001B" w:tentative="1">
-      <w:start w:val="1"/>
-      <w:numFmt w:val="lowerRoman"/>
-      <w:lvlText w:val="%6."/>
-      <w:lvlJc w:val="right"/>
-      <w:pPr>
-        <w:ind w:left="2877" w:hanging="420"/>
-      </w:pPr>
-    </w:lvl>
-    <w:lvl w:ilvl="6" w:tplc="0409000F" w:tentative="1">
-      <w:start w:val="1"/>
-      <w:numFmt w:val="decimal"/>
-      <w:lvlText w:val="%7."/>
-      <w:lvlJc w:val="left"/>
-      <w:pPr>
-        <w:ind w:left="3297" w:hanging="420"/>
-      </w:pPr>
-    </w:lvl>
-    <w:lvl w:ilvl="7" w:tplc="04090019" w:tentative="1">
-      <w:start w:val="1"/>
-      <w:numFmt w:val="lowerLetter"/>
-      <w:lvlText w:val="%8)"/>
-      <w:lvlJc w:val="left"/>
-      <w:pPr>
-        <w:ind w:left="3717" w:hanging="420"/>
-      </w:pPr>
-    </w:lvl>
-    <w:lvl w:ilvl="8" w:tplc="0409001B" w:tentative="1">
-      <w:start w:val="1"/>
-      <w:numFmt w:val="lowerRoman"/>
-      <w:lvlText w:val="%9."/>
-      <w:lvlJc w:val="right"/>
-      <w:pPr>
-        <w:ind w:left="4137" w:hanging="420"/>
-      </w:pPr>
-    </w:lvl>
-  </w:abstractNum>
-  <w:abstractNum w:abstractNumId="35">
-    <w:nsid w:val="6250520F"/>
-    <w:multiLevelType w:val="hybridMultilevel"/>
-    <w:tmpl w:val="723E4382"/>
-    <w:lvl w:ilvl="0" w:tplc="0409000F">
-      <w:start w:val="1"/>
-      <w:numFmt w:val="decimal"/>
-      <w:lvlText w:val="%1."/>
-      <w:lvlJc w:val="left"/>
-      <w:pPr>
-        <w:ind w:left="777" w:hanging="420"/>
-      </w:pPr>
-    </w:lvl>
-    <w:lvl w:ilvl="1" w:tplc="0409000F">
-      <w:start w:val="1"/>
-      <w:numFmt w:val="decimal"/>
-      <w:lvlText w:val="%2."/>
-      <w:lvlJc w:val="left"/>
-      <w:pPr>
-        <w:ind w:left="1197" w:hanging="420"/>
-      </w:pPr>
-    </w:lvl>
-    <w:lvl w:ilvl="2" w:tplc="0409001B" w:tentative="1">
-      <w:start w:val="1"/>
-      <w:numFmt w:val="lowerRoman"/>
-      <w:lvlText w:val="%3."/>
-      <w:lvlJc w:val="right"/>
-      <w:pPr>
-        <w:ind w:left="1617" w:hanging="420"/>
-      </w:pPr>
-    </w:lvl>
-    <w:lvl w:ilvl="3" w:tplc="0409000F" w:tentative="1">
-      <w:start w:val="1"/>
-      <w:numFmt w:val="decimal"/>
-      <w:lvlText w:val="%4."/>
-      <w:lvlJc w:val="left"/>
-      <w:pPr>
-        <w:ind w:left="2037" w:hanging="420"/>
-      </w:pPr>
-    </w:lvl>
-    <w:lvl w:ilvl="4" w:tplc="04090019" w:tentative="1">
-      <w:start w:val="1"/>
-      <w:numFmt w:val="lowerLetter"/>
-      <w:lvlText w:val="%5)"/>
-      <w:lvlJc w:val="left"/>
-      <w:pPr>
-        <w:ind w:left="2457" w:hanging="420"/>
-      </w:pPr>
-    </w:lvl>
-    <w:lvl w:ilvl="5" w:tplc="0409001B" w:tentative="1">
-      <w:start w:val="1"/>
-      <w:numFmt w:val="lowerRoman"/>
-      <w:lvlText w:val="%6."/>
-      <w:lvlJc w:val="right"/>
-      <w:pPr>
-        <w:ind w:left="2877" w:hanging="420"/>
-      </w:pPr>
-    </w:lvl>
-    <w:lvl w:ilvl="6" w:tplc="0409000F" w:tentative="1">
-      <w:start w:val="1"/>
-      <w:numFmt w:val="decimal"/>
-      <w:lvlText w:val="%7."/>
-      <w:lvlJc w:val="left"/>
-      <w:pPr>
-        <w:ind w:left="3297" w:hanging="420"/>
-      </w:pPr>
-    </w:lvl>
-    <w:lvl w:ilvl="7" w:tplc="04090019" w:tentative="1">
-      <w:start w:val="1"/>
-      <w:numFmt w:val="lowerLetter"/>
-      <w:lvlText w:val="%8)"/>
-      <w:lvlJc w:val="left"/>
-      <w:pPr>
-        <w:ind w:left="3717" w:hanging="420"/>
-      </w:pPr>
-    </w:lvl>
-    <w:lvl w:ilvl="8" w:tplc="0409001B" w:tentative="1">
-      <w:start w:val="1"/>
-      <w:numFmt w:val="lowerRoman"/>
-      <w:lvlText w:val="%9."/>
-      <w:lvlJc w:val="right"/>
-      <w:pPr>
-        <w:ind w:left="4137" w:hanging="420"/>
-      </w:pPr>
-    </w:lvl>
-  </w:abstractNum>
-  <w:abstractNum w:abstractNumId="36">
-    <w:nsid w:val="653C0A41"/>
-    <w:multiLevelType w:val="hybridMultilevel"/>
-    <w:tmpl w:val="3484237A"/>
-    <w:lvl w:ilvl="0" w:tplc="0409000F">
-      <w:start w:val="1"/>
-      <w:numFmt w:val="decimal"/>
-      <w:lvlText w:val="%1."/>
-      <w:lvlJc w:val="left"/>
-      <w:pPr>
-        <w:ind w:left="777" w:hanging="420"/>
-      </w:pPr>
-    </w:lvl>
-    <w:lvl w:ilvl="1" w:tplc="0409000F">
-      <w:start w:val="1"/>
-      <w:numFmt w:val="decimal"/>
-      <w:lvlText w:val="%2."/>
-      <w:lvlJc w:val="left"/>
-      <w:pPr>
-        <w:ind w:left="1197" w:hanging="420"/>
-      </w:pPr>
-    </w:lvl>
-    <w:lvl w:ilvl="2" w:tplc="0409000F">
-      <w:start w:val="1"/>
-      <w:numFmt w:val="decimal"/>
-      <w:lvlText w:val="%3."/>
-      <w:lvlJc w:val="left"/>
-      <w:pPr>
-        <w:ind w:left="1617" w:hanging="420"/>
-      </w:pPr>
-    </w:lvl>
-    <w:lvl w:ilvl="3" w:tplc="0409000F">
-      <w:start w:val="1"/>
-      <w:numFmt w:val="decimal"/>
-      <w:lvlText w:val="%4."/>
-      <w:lvlJc w:val="left"/>
-      <w:pPr>
-        <w:ind w:left="2037" w:hanging="420"/>
-      </w:pPr>
-    </w:lvl>
-    <w:lvl w:ilvl="4" w:tplc="04090019" w:tentative="1">
-      <w:start w:val="1"/>
-      <w:numFmt w:val="lowerLetter"/>
-      <w:lvlText w:val="%5)"/>
-      <w:lvlJc w:val="left"/>
-      <w:pPr>
-        <w:ind w:left="2457" w:hanging="420"/>
-      </w:pPr>
-    </w:lvl>
-    <w:lvl w:ilvl="5" w:tplc="0409001B" w:tentative="1">
-      <w:start w:val="1"/>
-      <w:numFmt w:val="lowerRoman"/>
-      <w:lvlText w:val="%6."/>
-      <w:lvlJc w:val="right"/>
-      <w:pPr>
-        <w:ind w:left="2877" w:hanging="420"/>
-      </w:pPr>
-    </w:lvl>
-    <w:lvl w:ilvl="6" w:tplc="0409000F" w:tentative="1">
-      <w:start w:val="1"/>
-      <w:numFmt w:val="decimal"/>
-      <w:lvlText w:val="%7."/>
-      <w:lvlJc w:val="left"/>
-      <w:pPr>
-        <w:ind w:left="3297" w:hanging="420"/>
-      </w:pPr>
-    </w:lvl>
-    <w:lvl w:ilvl="7" w:tplc="04090019" w:tentative="1">
-      <w:start w:val="1"/>
-      <w:numFmt w:val="lowerLetter"/>
-      <w:lvlText w:val="%8)"/>
-      <w:lvlJc w:val="left"/>
-      <w:pPr>
-        <w:ind w:left="3717" w:hanging="420"/>
-      </w:pPr>
-    </w:lvl>
-    <w:lvl w:ilvl="8" w:tplc="0409001B" w:tentative="1">
-      <w:start w:val="1"/>
-      <w:numFmt w:val="lowerRoman"/>
-      <w:lvlText w:val="%9."/>
-      <w:lvlJc w:val="right"/>
-      <w:pPr>
-        <w:ind w:left="4137" w:hanging="420"/>
-      </w:pPr>
-    </w:lvl>
-  </w:abstractNum>
-  <w:abstractNum w:abstractNumId="37">
-    <w:nsid w:val="69535C3A"/>
-    <w:multiLevelType w:val="hybridMultilevel"/>
-    <w:tmpl w:val="542C8574"/>
-    <w:lvl w:ilvl="0" w:tplc="0409000F">
-      <w:start w:val="1"/>
-      <w:numFmt w:val="decimal"/>
-      <w:lvlText w:val="%1."/>
-      <w:lvlJc w:val="left"/>
-      <w:pPr>
-        <w:ind w:left="777" w:hanging="420"/>
-      </w:pPr>
-    </w:lvl>
-    <w:lvl w:ilvl="1" w:tplc="0409000F">
-      <w:start w:val="1"/>
-      <w:numFmt w:val="decimal"/>
-      <w:lvlText w:val="%2."/>
-      <w:lvlJc w:val="left"/>
-      <w:pPr>
-        <w:ind w:left="1197" w:hanging="420"/>
-      </w:pPr>
-    </w:lvl>
-    <w:lvl w:ilvl="2" w:tplc="0409001B" w:tentative="1">
-      <w:start w:val="1"/>
-      <w:numFmt w:val="lowerRoman"/>
-      <w:lvlText w:val="%3."/>
-      <w:lvlJc w:val="right"/>
-      <w:pPr>
-        <w:ind w:left="1617" w:hanging="420"/>
-      </w:pPr>
-    </w:lvl>
-    <w:lvl w:ilvl="3" w:tplc="0409000F" w:tentative="1">
-      <w:start w:val="1"/>
-      <w:numFmt w:val="decimal"/>
-      <w:lvlText w:val="%4."/>
-      <w:lvlJc w:val="left"/>
-      <w:pPr>
-        <w:ind w:left="2037" w:hanging="420"/>
-      </w:pPr>
-    </w:lvl>
-    <w:lvl w:ilvl="4" w:tplc="04090019" w:tentative="1">
-      <w:start w:val="1"/>
-      <w:numFmt w:val="lowerLetter"/>
-      <w:lvlText w:val="%5)"/>
-      <w:lvlJc w:val="left"/>
-      <w:pPr>
-        <w:ind w:left="2457" w:hanging="420"/>
-      </w:pPr>
-    </w:lvl>
-    <w:lvl w:ilvl="5" w:tplc="0409001B" w:tentative="1">
-      <w:start w:val="1"/>
-      <w:numFmt w:val="lowerRoman"/>
-      <w:lvlText w:val="%6."/>
-      <w:lvlJc w:val="right"/>
-      <w:pPr>
-        <w:ind w:left="2877" w:hanging="420"/>
-      </w:pPr>
-    </w:lvl>
-    <w:lvl w:ilvl="6" w:tplc="0409000F" w:tentative="1">
-      <w:start w:val="1"/>
-      <w:numFmt w:val="decimal"/>
-      <w:lvlText w:val="%7."/>
-      <w:lvlJc w:val="left"/>
-      <w:pPr>
-        <w:ind w:left="3297" w:hanging="420"/>
-      </w:pPr>
-    </w:lvl>
-    <w:lvl w:ilvl="7" w:tplc="04090019" w:tentative="1">
-      <w:start w:val="1"/>
-      <w:numFmt w:val="lowerLetter"/>
-      <w:lvlText w:val="%8)"/>
-      <w:lvlJc w:val="left"/>
-      <w:pPr>
-        <w:ind w:left="3717" w:hanging="420"/>
-      </w:pPr>
-    </w:lvl>
-    <w:lvl w:ilvl="8" w:tplc="0409001B" w:tentative="1">
-      <w:start w:val="1"/>
-      <w:numFmt w:val="lowerRoman"/>
-      <w:lvlText w:val="%9."/>
-      <w:lvlJc w:val="right"/>
-      <w:pPr>
-        <w:ind w:left="4137" w:hanging="420"/>
-      </w:pPr>
-    </w:lvl>
-  </w:abstractNum>
-  <w:abstractNum w:abstractNumId="38">
-    <w:nsid w:val="73596A6D"/>
-    <w:multiLevelType w:val="hybridMultilevel"/>
-    <w:tmpl w:val="542C8574"/>
-    <w:lvl w:ilvl="0" w:tplc="0409000F">
-      <w:start w:val="1"/>
-      <w:numFmt w:val="decimal"/>
-      <w:lvlText w:val="%1."/>
-      <w:lvlJc w:val="left"/>
-      <w:pPr>
-        <w:ind w:left="777" w:hanging="420"/>
-      </w:pPr>
-    </w:lvl>
-    <w:lvl w:ilvl="1" w:tplc="0409000F">
-      <w:start w:val="1"/>
-      <w:numFmt w:val="decimal"/>
-      <w:lvlText w:val="%2."/>
-      <w:lvlJc w:val="left"/>
-      <w:pPr>
-        <w:ind w:left="1197" w:hanging="420"/>
-      </w:pPr>
-    </w:lvl>
-    <w:lvl w:ilvl="2" w:tplc="0409001B" w:tentative="1">
-      <w:start w:val="1"/>
-      <w:numFmt w:val="lowerRoman"/>
-      <w:lvlText w:val="%3."/>
-      <w:lvlJc w:val="right"/>
-      <w:pPr>
-        <w:ind w:left="1617" w:hanging="420"/>
-      </w:pPr>
-    </w:lvl>
-    <w:lvl w:ilvl="3" w:tplc="0409000F" w:tentative="1">
-      <w:start w:val="1"/>
-      <w:numFmt w:val="decimal"/>
-      <w:lvlText w:val="%4."/>
-      <w:lvlJc w:val="left"/>
-      <w:pPr>
-        <w:ind w:left="2037" w:hanging="420"/>
-      </w:pPr>
-    </w:lvl>
-    <w:lvl w:ilvl="4" w:tplc="04090019" w:tentative="1">
-      <w:start w:val="1"/>
-      <w:numFmt w:val="lowerLetter"/>
-      <w:lvlText w:val="%5)"/>
-      <w:lvlJc w:val="left"/>
-      <w:pPr>
-        <w:ind w:left="2457" w:hanging="420"/>
-      </w:pPr>
-    </w:lvl>
-    <w:lvl w:ilvl="5" w:tplc="0409001B" w:tentative="1">
-      <w:start w:val="1"/>
-      <w:numFmt w:val="lowerRoman"/>
-      <w:lvlText w:val="%6."/>
-      <w:lvlJc w:val="right"/>
-      <w:pPr>
-        <w:ind w:left="2877" w:hanging="420"/>
-      </w:pPr>
-    </w:lvl>
-    <w:lvl w:ilvl="6" w:tplc="0409000F" w:tentative="1">
-      <w:start w:val="1"/>
-      <w:numFmt w:val="decimal"/>
-      <w:lvlText w:val="%7."/>
-      <w:lvlJc w:val="left"/>
-      <w:pPr>
-        <w:ind w:left="3297" w:hanging="420"/>
-      </w:pPr>
-    </w:lvl>
-    <w:lvl w:ilvl="7" w:tplc="04090019" w:tentative="1">
-      <w:start w:val="1"/>
-      <w:numFmt w:val="lowerLetter"/>
-      <w:lvlText w:val="%8)"/>
-      <w:lvlJc w:val="left"/>
-      <w:pPr>
-        <w:ind w:left="3717" w:hanging="420"/>
-      </w:pPr>
-    </w:lvl>
-    <w:lvl w:ilvl="8" w:tplc="0409001B" w:tentative="1">
-      <w:start w:val="1"/>
-      <w:numFmt w:val="lowerRoman"/>
-      <w:lvlText w:val="%9."/>
-      <w:lvlJc w:val="right"/>
-      <w:pPr>
-        <w:ind w:left="4137" w:hanging="420"/>
-      </w:pPr>
-    </w:lvl>
-  </w:abstractNum>
-  <w:abstractNum w:abstractNumId="39">
-    <w:nsid w:val="78081197"/>
-    <w:multiLevelType w:val="hybridMultilevel"/>
-    <w:tmpl w:val="42A08576"/>
-    <w:lvl w:ilvl="0" w:tplc="0409000F">
-      <w:start w:val="1"/>
-      <w:numFmt w:val="decimal"/>
-      <w:lvlText w:val="%1."/>
-      <w:lvlJc w:val="left"/>
-      <w:pPr>
-        <w:ind w:left="777" w:hanging="420"/>
-      </w:pPr>
-    </w:lvl>
-    <w:lvl w:ilvl="1" w:tplc="0409000F">
-      <w:start w:val="1"/>
-      <w:numFmt w:val="decimal"/>
-      <w:lvlText w:val="%2."/>
-      <w:lvlJc w:val="left"/>
-      <w:pPr>
-        <w:ind w:left="1197" w:hanging="420"/>
-      </w:pPr>
-    </w:lvl>
-    <w:lvl w:ilvl="2" w:tplc="0409001B" w:tentative="1">
-      <w:start w:val="1"/>
-      <w:numFmt w:val="lowerRoman"/>
-      <w:lvlText w:val="%3."/>
-      <w:lvlJc w:val="right"/>
-      <w:pPr>
-        <w:ind w:left="1617" w:hanging="420"/>
-      </w:pPr>
-    </w:lvl>
-    <w:lvl w:ilvl="3" w:tplc="0409000F" w:tentative="1">
-      <w:start w:val="1"/>
-      <w:numFmt w:val="decimal"/>
-      <w:lvlText w:val="%4."/>
-      <w:lvlJc w:val="left"/>
-      <w:pPr>
-        <w:ind w:left="2037" w:hanging="420"/>
-      </w:pPr>
-    </w:lvl>
-    <w:lvl w:ilvl="4" w:tplc="04090019" w:tentative="1">
-      <w:start w:val="1"/>
-      <w:numFmt w:val="lowerLetter"/>
-      <w:lvlText w:val="%5)"/>
-      <w:lvlJc w:val="left"/>
-      <w:pPr>
-        <w:ind w:left="2457" w:hanging="420"/>
-      </w:pPr>
-    </w:lvl>
-    <w:lvl w:ilvl="5" w:tplc="0409001B" w:tentative="1">
-      <w:start w:val="1"/>
-      <w:numFmt w:val="lowerRoman"/>
-      <w:lvlText w:val="%6."/>
-      <w:lvlJc w:val="right"/>
-      <w:pPr>
-        <w:ind w:left="2877" w:hanging="420"/>
-      </w:pPr>
-    </w:lvl>
-    <w:lvl w:ilvl="6" w:tplc="0409000F" w:tentative="1">
-      <w:start w:val="1"/>
-      <w:numFmt w:val="decimal"/>
-      <w:lvlText w:val="%7."/>
-      <w:lvlJc w:val="left"/>
-      <w:pPr>
-        <w:ind w:left="3297" w:hanging="420"/>
-      </w:pPr>
-    </w:lvl>
-    <w:lvl w:ilvl="7" w:tplc="04090019" w:tentative="1">
-      <w:start w:val="1"/>
-      <w:numFmt w:val="lowerLetter"/>
-      <w:lvlText w:val="%8)"/>
-      <w:lvlJc w:val="left"/>
-      <w:pPr>
-        <w:ind w:left="3717" w:hanging="420"/>
-      </w:pPr>
-    </w:lvl>
-    <w:lvl w:ilvl="8" w:tplc="0409001B" w:tentative="1">
-      <w:start w:val="1"/>
-      <w:numFmt w:val="lowerRoman"/>
-      <w:lvlText w:val="%9."/>
-      <w:lvlJc w:val="right"/>
-      <w:pPr>
-        <w:ind w:left="4137" w:hanging="420"/>
-      </w:pPr>
-    </w:lvl>
-  </w:abstractNum>
-  <w:abstractNum w:abstractNumId="40">
-    <w:nsid w:val="79A21979"/>
-    <w:multiLevelType w:val="hybridMultilevel"/>
-    <w:tmpl w:val="542C8574"/>
-    <w:lvl w:ilvl="0" w:tplc="0409000F">
-      <w:start w:val="1"/>
-      <w:numFmt w:val="decimal"/>
-      <w:lvlText w:val="%1."/>
-      <w:lvlJc w:val="left"/>
-      <w:pPr>
-        <w:ind w:left="777" w:hanging="420"/>
-      </w:pPr>
-    </w:lvl>
-    <w:lvl w:ilvl="1" w:tplc="0409000F">
-      <w:start w:val="1"/>
-      <w:numFmt w:val="decimal"/>
-      <w:lvlText w:val="%2."/>
-      <w:lvlJc w:val="left"/>
-      <w:pPr>
-        <w:ind w:left="1197" w:hanging="420"/>
-      </w:pPr>
-    </w:lvl>
-    <w:lvl w:ilvl="2" w:tplc="0409001B" w:tentative="1">
-      <w:start w:val="1"/>
-      <w:numFmt w:val="lowerRoman"/>
-      <w:lvlText w:val="%3."/>
-      <w:lvlJc w:val="right"/>
-      <w:pPr>
-        <w:ind w:left="1617" w:hanging="420"/>
-      </w:pPr>
-    </w:lvl>
-    <w:lvl w:ilvl="3" w:tplc="0409000F" w:tentative="1">
-      <w:start w:val="1"/>
-      <w:numFmt w:val="decimal"/>
-      <w:lvlText w:val="%4."/>
-      <w:lvlJc w:val="left"/>
-      <w:pPr>
-        <w:ind w:left="2037" w:hanging="420"/>
-      </w:pPr>
-    </w:lvl>
-    <w:lvl w:ilvl="4" w:tplc="04090019" w:tentative="1">
-      <w:start w:val="1"/>
-      <w:numFmt w:val="lowerLetter"/>
-      <w:lvlText w:val="%5)"/>
-      <w:lvlJc w:val="left"/>
-      <w:pPr>
-        <w:ind w:left="2457" w:hanging="420"/>
-      </w:pPr>
-    </w:lvl>
-    <w:lvl w:ilvl="5" w:tplc="0409001B" w:tentative="1">
-      <w:start w:val="1"/>
-      <w:numFmt w:val="lowerRoman"/>
-      <w:lvlText w:val="%6."/>
-      <w:lvlJc w:val="right"/>
-      <w:pPr>
-        <w:ind w:left="2877" w:hanging="420"/>
-      </w:pPr>
-    </w:lvl>
-    <w:lvl w:ilvl="6" w:tplc="0409000F" w:tentative="1">
-      <w:start w:val="1"/>
-      <w:numFmt w:val="decimal"/>
-      <w:lvlText w:val="%7."/>
-      <w:lvlJc w:val="left"/>
-      <w:pPr>
-        <w:ind w:left="3297" w:hanging="420"/>
-      </w:pPr>
-    </w:lvl>
-    <w:lvl w:ilvl="7" w:tplc="04090019" w:tentative="1">
-      <w:start w:val="1"/>
-      <w:numFmt w:val="lowerLetter"/>
-      <w:lvlText w:val="%8)"/>
-      <w:lvlJc w:val="left"/>
-      <w:pPr>
-        <w:ind w:left="3717" w:hanging="420"/>
-      </w:pPr>
-    </w:lvl>
-    <w:lvl w:ilvl="8" w:tplc="0409001B" w:tentative="1">
-      <w:start w:val="1"/>
-      <w:numFmt w:val="lowerRoman"/>
-      <w:lvlText w:val="%9."/>
-      <w:lvlJc w:val="right"/>
-      <w:pPr>
-        <w:ind w:left="4137" w:hanging="420"/>
-      </w:pPr>
-    </w:lvl>
-  </w:abstractNum>
-  <w:abstractNum w:abstractNumId="41">
-    <w:nsid w:val="7DA03056"/>
-    <w:multiLevelType w:val="hybridMultilevel"/>
-    <w:tmpl w:val="31B6A236"/>
-    <w:lvl w:ilvl="0" w:tplc="0409000F">
-      <w:start w:val="1"/>
-      <w:numFmt w:val="decimal"/>
-      <w:lvlText w:val="%1."/>
-      <w:lvlJc w:val="left"/>
-      <w:pPr>
-        <w:ind w:left="777" w:hanging="420"/>
-      </w:pPr>
-    </w:lvl>
-    <w:lvl w:ilvl="1" w:tplc="0409000F">
-      <w:start w:val="1"/>
-      <w:numFmt w:val="decimal"/>
-      <w:lvlText w:val="%2."/>
-      <w:lvlJc w:val="left"/>
-      <w:pPr>
-        <w:ind w:left="1197" w:hanging="420"/>
-      </w:pPr>
-    </w:lvl>
-    <w:lvl w:ilvl="2" w:tplc="0409000F">
-      <w:start w:val="1"/>
-      <w:numFmt w:val="decimal"/>
-      <w:lvlText w:val="%3."/>
-      <w:lvlJc w:val="left"/>
-      <w:pPr>
-        <w:ind w:left="1617" w:hanging="420"/>
-      </w:pPr>
-    </w:lvl>
-    <w:lvl w:ilvl="3" w:tplc="0409000F" w:tentative="1">
-      <w:start w:val="1"/>
-      <w:numFmt w:val="decimal"/>
-      <w:lvlText w:val="%4."/>
-      <w:lvlJc w:val="left"/>
-      <w:pPr>
-        <w:ind w:left="2037" w:hanging="420"/>
-      </w:pPr>
-    </w:lvl>
-    <w:lvl w:ilvl="4" w:tplc="04090019" w:tentative="1">
-      <w:start w:val="1"/>
-      <w:numFmt w:val="lowerLetter"/>
-      <w:lvlText w:val="%5)"/>
-      <w:lvlJc w:val="left"/>
-      <w:pPr>
-        <w:ind w:left="2457" w:hanging="420"/>
-      </w:pPr>
-    </w:lvl>
-    <w:lvl w:ilvl="5" w:tplc="0409001B" w:tentative="1">
-      <w:start w:val="1"/>
-      <w:numFmt w:val="lowerRoman"/>
-      <w:lvlText w:val="%6."/>
-      <w:lvlJc w:val="right"/>
-      <w:pPr>
-        <w:ind w:left="2877" w:hanging="420"/>
-      </w:pPr>
-    </w:lvl>
-    <w:lvl w:ilvl="6" w:tplc="0409000F" w:tentative="1">
-      <w:start w:val="1"/>
-      <w:numFmt w:val="decimal"/>
-      <w:lvlText w:val="%7."/>
-      <w:lvlJc w:val="left"/>
-      <w:pPr>
-        <w:ind w:left="3297" w:hanging="420"/>
-      </w:pPr>
-    </w:lvl>
-    <w:lvl w:ilvl="7" w:tplc="04090019" w:tentative="1">
-      <w:start w:val="1"/>
-      <w:numFmt w:val="lowerLetter"/>
-      <w:lvlText w:val="%8)"/>
-      <w:lvlJc w:val="left"/>
-      <w:pPr>
-        <w:ind w:left="3717" w:hanging="420"/>
-      </w:pPr>
-    </w:lvl>
-    <w:lvl w:ilvl="8" w:tplc="0409001B" w:tentative="1">
-      <w:start w:val="1"/>
-      <w:numFmt w:val="lowerRoman"/>
-      <w:lvlText w:val="%9."/>
-      <w:lvlJc w:val="right"/>
-      <w:pPr>
-        <w:ind w:left="4137" w:hanging="420"/>
-      </w:pPr>
-    </w:lvl>
-  </w:abstractNum>
-  <w:abstractNum w:abstractNumId="42">
-    <w:nsid w:val="7E6E1322"/>
-    <w:multiLevelType w:val="hybridMultilevel"/>
-    <w:tmpl w:val="542C8574"/>
-    <w:lvl w:ilvl="0" w:tplc="0409000F">
-      <w:start w:val="1"/>
-      <w:numFmt w:val="decimal"/>
-      <w:lvlText w:val="%1."/>
-      <w:lvlJc w:val="left"/>
-      <w:pPr>
-        <w:ind w:left="777" w:hanging="420"/>
-      </w:pPr>
-    </w:lvl>
-    <w:lvl w:ilvl="1" w:tplc="0409000F">
-      <w:start w:val="1"/>
-      <w:numFmt w:val="decimal"/>
-      <w:lvlText w:val="%2."/>
-      <w:lvlJc w:val="left"/>
-      <w:pPr>
-        <w:ind w:left="1197" w:hanging="420"/>
-      </w:pPr>
-    </w:lvl>
-    <w:lvl w:ilvl="2" w:tplc="0409001B" w:tentative="1">
-      <w:start w:val="1"/>
-      <w:numFmt w:val="lowerRoman"/>
-      <w:lvlText w:val="%3."/>
-      <w:lvlJc w:val="right"/>
-      <w:pPr>
-        <w:ind w:left="1617" w:hanging="420"/>
-      </w:pPr>
-    </w:lvl>
-    <w:lvl w:ilvl="3" w:tplc="0409000F" w:tentative="1">
-      <w:start w:val="1"/>
-      <w:numFmt w:val="decimal"/>
-      <w:lvlText w:val="%4."/>
-      <w:lvlJc w:val="left"/>
-      <w:pPr>
-        <w:ind w:left="2037" w:hanging="420"/>
-      </w:pPr>
-    </w:lvl>
-    <w:lvl w:ilvl="4" w:tplc="04090019" w:tentative="1">
-      <w:start w:val="1"/>
-      <w:numFmt w:val="lowerLetter"/>
-      <w:lvlText w:val="%5)"/>
-      <w:lvlJc w:val="left"/>
-      <w:pPr>
-        <w:ind w:left="2457" w:hanging="420"/>
-      </w:pPr>
-    </w:lvl>
-    <w:lvl w:ilvl="5" w:tplc="0409001B" w:tentative="1">
-      <w:start w:val="1"/>
-      <w:numFmt w:val="lowerRoman"/>
-      <w:lvlText w:val="%6."/>
-      <w:lvlJc w:val="right"/>
-      <w:pPr>
-        <w:ind w:left="2877" w:hanging="420"/>
-      </w:pPr>
-    </w:lvl>
-    <w:lvl w:ilvl="6" w:tplc="0409000F" w:tentative="1">
-      <w:start w:val="1"/>
-      <w:numFmt w:val="decimal"/>
-      <w:lvlText w:val="%7."/>
-      <w:lvlJc w:val="left"/>
-      <w:pPr>
-        <w:ind w:left="3297" w:hanging="420"/>
-      </w:pPr>
-    </w:lvl>
-    <w:lvl w:ilvl="7" w:tplc="04090019" w:tentative="1">
-      <w:start w:val="1"/>
-      <w:numFmt w:val="lowerLetter"/>
-      <w:lvlText w:val="%8)"/>
-      <w:lvlJc w:val="left"/>
-      <w:pPr>
-        <w:ind w:left="3717" w:hanging="420"/>
-      </w:pPr>
-    </w:lvl>
-    <w:lvl w:ilvl="8" w:tplc="0409001B" w:tentative="1">
-      <w:start w:val="1"/>
-      <w:numFmt w:val="lowerRoman"/>
-      <w:lvlText w:val="%9."/>
-      <w:lvlJc w:val="right"/>
-      <w:pPr>
-        <w:ind w:left="4137" w:hanging="420"/>
-      </w:pPr>
-    </w:lvl>
-  </w:abstractNum>
-  <w:abstractNum w:abstractNumId="43">
+  <w:abstractNum w:abstractNumId="7">
     <w:nsid w:val="7F872A9E"/>
     <w:multiLevelType w:val="hybridMultilevel"/>
     <w:tmpl w:val="7526D4A8"/>
@@ -23794,258 +21273,43 @@
       </w:pPr>
     </w:lvl>
   </w:abstractNum>
-  <w:abstractNum w:abstractNumId="44">
-    <w:nsid w:val="7F9545AD"/>
-    <w:multiLevelType w:val="hybridMultilevel"/>
-    <w:tmpl w:val="F30A5848"/>
-    <w:lvl w:ilvl="0" w:tplc="0409000F">
-      <w:start w:val="1"/>
-      <w:numFmt w:val="decimal"/>
-      <w:lvlText w:val="%1."/>
-      <w:lvlJc w:val="left"/>
-      <w:pPr>
-        <w:ind w:left="777" w:hanging="420"/>
-      </w:pPr>
-    </w:lvl>
-    <w:lvl w:ilvl="1" w:tplc="0409000F">
-      <w:start w:val="1"/>
-      <w:numFmt w:val="decimal"/>
-      <w:lvlText w:val="%2."/>
-      <w:lvlJc w:val="left"/>
-      <w:pPr>
-        <w:ind w:left="1197" w:hanging="420"/>
-      </w:pPr>
-    </w:lvl>
-    <w:lvl w:ilvl="2" w:tplc="0409001B" w:tentative="1">
-      <w:start w:val="1"/>
-      <w:numFmt w:val="lowerRoman"/>
-      <w:lvlText w:val="%3."/>
-      <w:lvlJc w:val="right"/>
-      <w:pPr>
-        <w:ind w:left="1617" w:hanging="420"/>
-      </w:pPr>
-    </w:lvl>
-    <w:lvl w:ilvl="3" w:tplc="0409000F" w:tentative="1">
-      <w:start w:val="1"/>
-      <w:numFmt w:val="decimal"/>
-      <w:lvlText w:val="%4."/>
-      <w:lvlJc w:val="left"/>
-      <w:pPr>
-        <w:ind w:left="2037" w:hanging="420"/>
-      </w:pPr>
-    </w:lvl>
-    <w:lvl w:ilvl="4" w:tplc="04090019" w:tentative="1">
-      <w:start w:val="1"/>
-      <w:numFmt w:val="lowerLetter"/>
-      <w:lvlText w:val="%5)"/>
-      <w:lvlJc w:val="left"/>
-      <w:pPr>
-        <w:ind w:left="2457" w:hanging="420"/>
-      </w:pPr>
-    </w:lvl>
-    <w:lvl w:ilvl="5" w:tplc="0409001B" w:tentative="1">
-      <w:start w:val="1"/>
-      <w:numFmt w:val="lowerRoman"/>
-      <w:lvlText w:val="%6."/>
-      <w:lvlJc w:val="right"/>
-      <w:pPr>
-        <w:ind w:left="2877" w:hanging="420"/>
-      </w:pPr>
-    </w:lvl>
-    <w:lvl w:ilvl="6" w:tplc="0409000F" w:tentative="1">
-      <w:start w:val="1"/>
-      <w:numFmt w:val="decimal"/>
-      <w:lvlText w:val="%7."/>
-      <w:lvlJc w:val="left"/>
-      <w:pPr>
-        <w:ind w:left="3297" w:hanging="420"/>
-      </w:pPr>
-    </w:lvl>
-    <w:lvl w:ilvl="7" w:tplc="04090019" w:tentative="1">
-      <w:start w:val="1"/>
-      <w:numFmt w:val="lowerLetter"/>
-      <w:lvlText w:val="%8)"/>
-      <w:lvlJc w:val="left"/>
-      <w:pPr>
-        <w:ind w:left="3717" w:hanging="420"/>
-      </w:pPr>
-    </w:lvl>
-    <w:lvl w:ilvl="8" w:tplc="0409001B" w:tentative="1">
-      <w:start w:val="1"/>
-      <w:numFmt w:val="lowerRoman"/>
-      <w:lvlText w:val="%9."/>
-      <w:lvlJc w:val="right"/>
-      <w:pPr>
-        <w:ind w:left="4137" w:hanging="420"/>
-      </w:pPr>
-    </w:lvl>
-  </w:abstractNum>
   <w:num w:numId="1">
-    <w:abstractNumId w:val="14"/>
+    <w:abstractNumId w:val="2"/>
   </w:num>
   <w:num w:numId="2">
-    <w:abstractNumId w:val="43"/>
+    <w:abstractNumId w:val="7"/>
   </w:num>
   <w:num w:numId="3">
-    <w:abstractNumId w:val="32"/>
+    <w:abstractNumId w:val="5"/>
   </w:num>
   <w:num w:numId="4">
-    <w:abstractNumId w:val="27"/>
+    <w:abstractNumId w:val="5"/>
+    <w:lvlOverride w:ilvl="0">
+      <w:startOverride w:val="1"/>
+    </w:lvlOverride>
   </w:num>
   <w:num w:numId="5">
-    <w:abstractNumId w:val="32"/>
+    <w:abstractNumId w:val="5"/>
     <w:lvlOverride w:ilvl="0">
       <w:startOverride w:val="1"/>
     </w:lvlOverride>
   </w:num>
   <w:num w:numId="6">
+    <w:abstractNumId w:val="1"/>
+  </w:num>
+  <w:num w:numId="7">
     <w:abstractNumId w:val="3"/>
   </w:num>
-  <w:num w:numId="7">
-    <w:abstractNumId w:val="12"/>
-  </w:num>
   <w:num w:numId="8">
-    <w:abstractNumId w:val="30"/>
+    <w:abstractNumId w:val="4"/>
   </w:num>
   <w:num w:numId="9">
-    <w:abstractNumId w:val="32"/>
-    <w:lvlOverride w:ilvl="0">
-      <w:startOverride w:val="1"/>
-    </w:lvlOverride>
+    <w:abstractNumId w:val="0"/>
   </w:num>
   <w:num w:numId="10">
-    <w:abstractNumId w:val="4"/>
-  </w:num>
-  <w:num w:numId="11">
-    <w:abstractNumId w:val="9"/>
-  </w:num>
-  <w:num w:numId="12">
-    <w:abstractNumId w:val="44"/>
-  </w:num>
-  <w:num w:numId="13">
-    <w:abstractNumId w:val="35"/>
-  </w:num>
-  <w:num w:numId="14">
-    <w:abstractNumId w:val="23"/>
-  </w:num>
-  <w:num w:numId="15">
-    <w:abstractNumId w:val="36"/>
-  </w:num>
-  <w:num w:numId="16">
-    <w:abstractNumId w:val="15"/>
-  </w:num>
-  <w:num w:numId="17">
-    <w:abstractNumId w:val="25"/>
-  </w:num>
-  <w:num w:numId="18">
-    <w:abstractNumId w:val="26"/>
-  </w:num>
-  <w:num w:numId="19">
-    <w:abstractNumId w:val="0"/>
-  </w:num>
-  <w:num w:numId="20">
     <w:abstractNumId w:val="6"/>
   </w:num>
-  <w:num w:numId="21">
-    <w:abstractNumId w:val="16"/>
-  </w:num>
-  <w:num w:numId="22">
-    <w:abstractNumId w:val="13"/>
-  </w:num>
-  <w:num w:numId="23">
-    <w:abstractNumId w:val="32"/>
-    <w:lvlOverride w:ilvl="0">
-      <w:startOverride w:val="1"/>
-    </w:lvlOverride>
-  </w:num>
-  <w:num w:numId="24">
-    <w:abstractNumId w:val="38"/>
-  </w:num>
-  <w:num w:numId="25">
-    <w:abstractNumId w:val="28"/>
-  </w:num>
-  <w:num w:numId="26">
-    <w:abstractNumId w:val="34"/>
-  </w:num>
-  <w:num w:numId="27">
-    <w:abstractNumId w:val="24"/>
-  </w:num>
-  <w:num w:numId="28">
-    <w:abstractNumId w:val="40"/>
-  </w:num>
-  <w:num w:numId="29">
-    <w:abstractNumId w:val="29"/>
-  </w:num>
-  <w:num w:numId="30">
-    <w:abstractNumId w:val="41"/>
-  </w:num>
-  <w:num w:numId="31">
-    <w:abstractNumId w:val="8"/>
-  </w:num>
-  <w:num w:numId="32">
-    <w:abstractNumId w:val="31"/>
-  </w:num>
-  <w:num w:numId="33">
-    <w:abstractNumId w:val="19"/>
-  </w:num>
-  <w:num w:numId="34">
-    <w:abstractNumId w:val="11"/>
-  </w:num>
-  <w:num w:numId="35">
-    <w:abstractNumId w:val="33"/>
-  </w:num>
-  <w:num w:numId="36">
-    <w:abstractNumId w:val="1"/>
-  </w:num>
-  <w:num w:numId="37">
-    <w:abstractNumId w:val="5"/>
-  </w:num>
-  <w:num w:numId="38">
-    <w:abstractNumId w:val="39"/>
-  </w:num>
-  <w:num w:numId="39">
-    <w:abstractNumId w:val="10"/>
-  </w:num>
-  <w:num w:numId="40">
-    <w:abstractNumId w:val="37"/>
-  </w:num>
-  <w:num w:numId="41">
-    <w:abstractNumId w:val="17"/>
-  </w:num>
-  <w:num w:numId="42">
-    <w:abstractNumId w:val="7"/>
-  </w:num>
-  <w:num w:numId="43">
-    <w:abstractNumId w:val="18"/>
-  </w:num>
-  <w:num w:numId="44">
-    <w:abstractNumId w:val="42"/>
-  </w:num>
-  <w:num w:numId="45">
-    <w:abstractNumId w:val="21"/>
-  </w:num>
-  <w:num w:numId="46">
-    <w:abstractNumId w:val="32"/>
-    <w:lvlOverride w:ilvl="0">
-      <w:startOverride w:val="1"/>
-    </w:lvlOverride>
-  </w:num>
-  <w:num w:numId="47">
-    <w:abstractNumId w:val="32"/>
-    <w:lvlOverride w:ilvl="0">
-      <w:startOverride w:val="1"/>
-    </w:lvlOverride>
-  </w:num>
-  <w:num w:numId="48">
-    <w:abstractNumId w:val="2"/>
-  </w:num>
-  <w:num w:numId="49">
-    <w:abstractNumId w:val="20"/>
-  </w:num>
-  <w:num w:numId="50">
-    <w:abstractNumId w:val="22"/>
-  </w:num>
-  <w:numIdMacAtCleanup w:val="41"/>
+  <w:numIdMacAtCleanup w:val="10"/>
 </w:numbering>
 </file>
 
